--- a/brutta-copia-Tesi.docx
+++ b/brutta-copia-Tesi.docx
@@ -62,7 +62,7 @@
       </w:r>
     </w:p>
     <w:p>
-      <w:hyperlink r:id="rId10" w:history="1">
+      <w:hyperlink r:id="rId12" w:history="1">
         <w:r>
           <w:rPr>
             <w:rStyle w:val="Hyperlink"/>
@@ -107,7 +107,7 @@
       </w:r>
     </w:p>
     <w:p>
-      <w:hyperlink r:id="rId11" w:history="1">
+      <w:hyperlink r:id="rId13" w:history="1">
         <w:r>
           <w:rPr>
             <w:rStyle w:val="Hyperlink"/>
@@ -128,7 +128,7 @@
       <w:r>
         <w:t>Data visualization is the graphical representation of information and data. By using </w:t>
       </w:r>
-      <w:hyperlink r:id="rId12" w:tgtFrame="_self" w:history="1">
+      <w:hyperlink r:id="rId14" w:tgtFrame="_self" w:history="1">
         <w:r>
           <w:rPr>
             <w:rStyle w:val="Hyperlink"/>
@@ -149,7 +149,7 @@
       <w:r>
         <w:t>A </w:t>
       </w:r>
-      <w:hyperlink r:id="rId13" w:tgtFrame="_self" w:history="1">
+      <w:hyperlink r:id="rId15" w:tgtFrame="_self" w:history="1">
         <w:r>
           <w:rPr>
             <w:rStyle w:val="Hyperlink"/>
@@ -160,7 +160,7 @@
       <w:r>
         <w:t> is a way of displaying various </w:t>
       </w:r>
-      <w:hyperlink r:id="rId14" w:tgtFrame="_self" w:history="1">
+      <w:hyperlink r:id="rId16" w:tgtFrame="_self" w:history="1">
         <w:r>
           <w:rPr>
             <w:rStyle w:val="Hyperlink"/>
@@ -209,7 +209,7 @@
       <w:r>
         <w:t> are a summary of different, but related data sets, presented in a way that makes the related information easier to understand. Dashboards are a type of data visualization, and often use common </w:t>
       </w:r>
-      <w:hyperlink r:id="rId15" w:tgtFrame="_self" w:history="1">
+      <w:hyperlink r:id="rId17" w:tgtFrame="_self" w:history="1">
         <w:r>
           <w:rPr>
             <w:rStyle w:val="Hyperlink"/>
@@ -234,7 +234,7 @@
       <w:pPr>
         <w:pStyle w:val="BodyText"/>
       </w:pPr>
-      <w:hyperlink r:id="rId16" w:history="1">
+      <w:hyperlink r:id="rId18" w:history="1">
         <w:r>
           <w:rPr>
             <w:rStyle w:val="Hyperlink"/>
@@ -341,7 +341,7 @@
       <w:pPr>
         <w:pStyle w:val="BodyText"/>
       </w:pPr>
-      <w:hyperlink r:id="rId17" w:tgtFrame="_self" w:history="1">
+      <w:hyperlink r:id="rId19" w:tgtFrame="_self" w:history="1">
         <w:r>
           <w:t>Infrastructure monitoring</w:t>
         </w:r>
@@ -452,7 +452,13 @@
         <w:pStyle w:val="BodyText"/>
       </w:pPr>
       <w:r>
-        <w:t>When using a network monitoring tool, the first step is to determine which network devices to monitor and establish performance metrics. Then, decide on a monitoring interval that makes sense for your situation.</w:t>
+        <w:rPr>
+          <w:highlight w:val="yellow"/>
+        </w:rPr>
+        <w:t>When using a network monitoring tool, the first step is to determine which network devices to monitor and establish performance metrics</w:t>
+      </w:r>
+      <w:r>
+        <w:t>. Then, decide on a monitoring interval that makes sense for your situation.</w:t>
       </w:r>
     </w:p>
     <w:p>
@@ -468,7 +474,13 @@
         <w:pStyle w:val="BodyText"/>
       </w:pPr>
       <w:r>
-        <w:t>These tools offer visualization of the entire network infrastructure with customizable dashboards. The dashboards provide real-time performance graphs and other reports showing how the components look and whether there are unusual parameters requiring further investigation.</w:t>
+        <w:rPr>
+          <w:highlight w:val="yellow"/>
+        </w:rPr>
+        <w:t>These tools offer visualization of the entire network infrastructure with customizable dashboards. The dashboards provide real-time performance graphs and other reports showing how the components look and whether there are unusual parameters requiring further investigation</w:t>
+      </w:r>
+      <w:r>
+        <w:t>.</w:t>
       </w:r>
     </w:p>
     <w:p>
@@ -492,7 +504,16 @@
         <w:pStyle w:val="BodyText"/>
       </w:pPr>
       <w:r>
-        <w:t xml:space="preserve">The primary benefit of network monitoring tools is straightforward and easy-to-understand visibility into an entire network’s connected devices and how data moves between them. </w:t>
+        <w:t>The primary benefit of network monitoring tools is straightforward and easy-to-</w:t>
+      </w:r>
+      <w:r>
+        <w:rPr>
+          <w:highlight w:val="yellow"/>
+        </w:rPr>
+        <w:t>understand visibility into an entire network’s connected devices and how data moves between them</w:t>
+      </w:r>
+      <w:r>
+        <w:t xml:space="preserve">. </w:t>
       </w:r>
       <w:commentRangeStart w:id="2"/>
       <w:r>
@@ -590,6 +611,182 @@
       <w:r>
         <w:t>--------------------</w:t>
       </w:r>
+    </w:p>
+    <w:p>
+      <w:r>
+        <w:t>Da docu grafana (</w:t>
+      </w:r>
+      <w:hyperlink r:id="rId20" w:anchor="what-is-prometheus" w:history="1">
+        <w:r>
+          <w:rPr>
+            <w:rStyle w:val="Hyperlink"/>
+          </w:rPr>
+          <w:t>https://grafana.com/docs/grafana/latest/fundamentals/intro-to-prometheus/#what-is-prometheus</w:t>
+        </w:r>
+      </w:hyperlink>
+      <w:r>
+        <w:t xml:space="preserve">): </w:t>
+      </w:r>
+    </w:p>
+    <w:p>
+      <w:r>
+        <w:t>“</w:t>
+      </w:r>
+      <w:r>
+        <w:rPr>
+          <w:highlight w:val="yellow"/>
+        </w:rPr>
+        <w:t>Observability focuses on understanding the internal state of your systems based on the data they produce, which helps determine if your infrastructure is healthy.</w:t>
+      </w:r>
+      <w:r>
+        <w:t>”</w:t>
+      </w:r>
+    </w:p>
+    <w:p>
+      <w:r>
+        <w:t xml:space="preserve">“[riguardo grafico read-write disk] </w:t>
+      </w:r>
+      <w:r>
+        <w:t xml:space="preserve">Data like these form </w:t>
+      </w:r>
+      <w:r>
+        <w:rPr>
+          <w:highlight w:val="yellow"/>
+        </w:rPr>
+        <w:t>time series. The X-axis is a moment in time and the Y-axis is a number or measurement</w:t>
+      </w:r>
+      <w:r>
+        <w:t xml:space="preserve">. [...] </w:t>
+      </w:r>
+      <w:r>
+        <w:t xml:space="preserve"> This data is simply some measurement (such as a company stock price or Disk I/O) through a series of time instants.</w:t>
+      </w:r>
+      <w:r>
+        <w:t>”</w:t>
+      </w:r>
+    </w:p>
+    <w:p>
+      <w:r>
+        <w:t>“Why this is valuable</w:t>
+      </w:r>
+    </w:p>
+    <w:p>
+      <w:r>
+        <w:t xml:space="preserve">Software and systems are a difficult business. Sometimes things go wrong. Observability helps you understand a system’s state so that issues can be quickly identified and proactively addressed. [...] </w:t>
+      </w:r>
+      <w:r>
+        <w:rPr>
+          <w:highlight w:val="yellow"/>
+        </w:rPr>
+        <w:t>The three pillars of observability are metrics, logs, and traces. Prometheus supports the metrics pillar</w:t>
+      </w:r>
+      <w:r>
+        <w:t>. When software on a computer runs slowly, observability can help you identify whether CPU is saturated, the system is out of memory, or if the disk is writing at maximum speed so you can proactively respond</w:t>
+      </w:r>
+      <w:r>
+        <w:t>”</w:t>
+      </w:r>
+    </w:p>
+    <w:p>
+      <w:r>
+        <w:lastRenderedPageBreak/>
+        <w:t>-----------------------</w:t>
+      </w:r>
+    </w:p>
+    <w:p>
+      <w:r>
+        <w:t>wiki:</w:t>
+      </w:r>
+    </w:p>
+    <w:p>
+      <w:r>
+        <w:t>“</w:t>
+      </w:r>
+      <w:r>
+        <w:t>Observability is a measure of how well internal states of a system can be inferred from knowledge of its external outputs</w:t>
+      </w:r>
+      <w:r>
+        <w:t>”</w:t>
+      </w:r>
+    </w:p>
+    <w:p>
+      <w:r>
+        <w:t>--------------------------</w:t>
+      </w:r>
+    </w:p>
+    <w:p>
+      <w:r>
+        <w:t>IBM (</w:t>
+      </w:r>
+      <w:hyperlink r:id="rId21" w:history="1">
+        <w:r>
+          <w:rPr>
+            <w:rStyle w:val="Hyperlink"/>
+          </w:rPr>
+          <w:t>https://www.ibm.com/think/topics/observability</w:t>
+        </w:r>
+      </w:hyperlink>
+      <w:r>
+        <w:t xml:space="preserve">): </w:t>
+      </w:r>
+    </w:p>
+    <w:p>
+      <w:r>
+        <w:t>“</w:t>
+      </w:r>
+      <w:r>
+        <w:t xml:space="preserve">Observability is the ability to understand the internal state or condition of a complex system based solely on knowledge of its external outputs, specifically its </w:t>
+      </w:r>
+      <w:r>
+        <w:rPr>
+          <w:u w:val="single"/>
+        </w:rPr>
+        <w:t>telemetry</w:t>
+      </w:r>
+      <w:r>
+        <w:t>.</w:t>
+      </w:r>
+      <w:r>
+        <w:t>”</w:t>
+      </w:r>
+    </w:p>
+    <w:p>
+      <w:r>
+        <w:rPr>
+          <w:highlight w:val="yellow"/>
+        </w:rPr>
+        <w:t>Telemetry</w:t>
+      </w:r>
+      <w:r>
+        <w:t xml:space="preserve"> is the automated collection and transmission of metrics, events, logs, and traces from your systems for monitoring and analysis.</w:t>
+      </w:r>
+      <w:r>
+        <w:t xml:space="preserve"> (</w:t>
+      </w:r>
+      <w:hyperlink r:id="rId22" w:history="1">
+        <w:r>
+          <w:rPr>
+            <w:rStyle w:val="Hyperlink"/>
+          </w:rPr>
+          <w:t>https://www.logicmonitor.com/blog/what-is-telemetry</w:t>
+        </w:r>
+      </w:hyperlink>
+      <w:r>
+        <w:t xml:space="preserve">) </w:t>
+      </w:r>
+    </w:p>
+    <w:p>
+      <w:pPr>
+        <w:pStyle w:val="BodyText"/>
+      </w:pPr>
+      <w:r>
+        <w:t>-----------------------</w:t>
+      </w:r>
+    </w:p>
+    <w:p>
+      <w:pPr>
+        <w:pStyle w:val="BodyText"/>
+      </w:pPr>
     </w:p>
     <w:p>
       <w:pPr>
@@ -607,7 +804,7 @@
           <w:numId w:val="5"/>
         </w:numPr>
       </w:pPr>
-      <w:hyperlink r:id="rId18" w:history="1">
+      <w:hyperlink r:id="rId23" w:history="1">
         <w:r>
           <w:rPr>
             <w:rStyle w:val="Hyperlink"/>
@@ -624,7 +821,7 @@
           <w:numId w:val="5"/>
         </w:numPr>
       </w:pPr>
-      <w:hyperlink r:id="rId19" w:anchor="Network-Monitoring-FAQ" w:history="1">
+      <w:hyperlink r:id="rId24" w:anchor="Network-Monitoring-FAQ" w:history="1">
         <w:r>
           <w:rPr>
             <w:rStyle w:val="Hyperlink"/>
@@ -635,6 +832,42 @@
     </w:p>
     <w:p>
       <w:pPr>
+        <w:pStyle w:val="ListBullet2"/>
+        <w:numPr>
+          <w:ilvl w:val="0"/>
+          <w:numId w:val="0"/>
+        </w:numPr>
+        <w:ind w:left="643" w:hanging="360"/>
+      </w:pPr>
+    </w:p>
+    <w:p>
+      <w:pPr>
+        <w:pStyle w:val="ListBullet2"/>
+        <w:numPr>
+          <w:ilvl w:val="0"/>
+          <w:numId w:val="0"/>
+        </w:numPr>
+        <w:ind w:left="360" w:hanging="360"/>
+      </w:pPr>
+      <w:r>
+        <w:t>---------------------</w:t>
+      </w:r>
+    </w:p>
+    <w:p>
+      <w:pPr>
+        <w:pStyle w:val="ListBullet2"/>
+        <w:numPr>
+          <w:ilvl w:val="0"/>
+          <w:numId w:val="0"/>
+        </w:numPr>
+        <w:ind w:left="360" w:hanging="360"/>
+      </w:pPr>
+      <w:r>
+        <w:t>Possibile accenno ai metodi di troubleshooting (es: divide et impera)</w:t>
+      </w:r>
+    </w:p>
+    <w:p>
+      <w:pPr>
         <w:pStyle w:val="Heading2"/>
       </w:pPr>
       <w:r>
@@ -656,7 +889,6 @@
         <w:pStyle w:val="Heading2"/>
       </w:pPr>
       <w:r>
-        <w:lastRenderedPageBreak/>
         <w:t>Secifiche tecniche</w:t>
       </w:r>
     </w:p>
@@ -774,6 +1006,7 @@
         <w:rPr>
           <w:noProof/>
         </w:rPr>
+        <w:lastRenderedPageBreak/>
         <w:drawing>
           <wp:inline distT="0" distB="0" distL="0" distR="0" wp14:anchorId="4E373630" wp14:editId="3726AB86">
             <wp:extent cx="6553200" cy="1771650"/>
@@ -790,7 +1023,7 @@
                     <pic:cNvPicPr/>
                   </pic:nvPicPr>
                   <pic:blipFill>
-                    <a:blip r:embed="rId20"/>
+                    <a:blip r:embed="rId25"/>
                     <a:stretch>
                       <a:fillRect/>
                     </a:stretch>
@@ -819,6 +1052,39 @@
         <w:t>Strumenti</w:t>
       </w:r>
     </w:p>
+    <w:p>
+      <w:r>
+        <w:t>Da sito FRR (</w:t>
+      </w:r>
+      <w:hyperlink r:id="rId26" w:history="1">
+        <w:r>
+          <w:rPr>
+            <w:rStyle w:val="Hyperlink"/>
+          </w:rPr>
+          <w:t>https://frrouting.org/</w:t>
+        </w:r>
+      </w:hyperlink>
+      <w:r>
+        <w:t xml:space="preserve">): </w:t>
+      </w:r>
+    </w:p>
+    <w:p>
+      <w:r>
+        <w:rPr>
+          <w:highlight w:val="yellow"/>
+        </w:rPr>
+        <w:t>“</w:t>
+      </w:r>
+      <w:r>
+        <w:rPr>
+          <w:highlight w:val="yellow"/>
+        </w:rPr>
+        <w:t>FRRouting (FRR) is a free and open source Internet routing protocol suite for Linux and Unix platforms</w:t>
+      </w:r>
+      <w:r>
+        <w:t>. It implements BGP, OSPF, RIP, IS-IS, PIM, LDP, BFD, Babel, PBR, OpenFabric and VRRP, with alpha support for EIGRP and NHRP.</w:t>
+      </w:r>
+    </w:p>
     <w:p/>
     <w:p>
       <w:pPr>
@@ -853,6 +1119,635 @@
       </w:r>
     </w:p>
     <w:p>
+      <w:r>
+        <w:t>--------------</w:t>
+      </w:r>
+    </w:p>
+    <w:p>
+      <w:r>
+        <w:t>Da docu containerlab:</w:t>
+      </w:r>
+    </w:p>
+    <w:p>
+      <w:r>
+        <w:t>“</w:t>
+      </w:r>
+      <w:r>
+        <w:rPr>
+          <w:highlight w:val="yellow"/>
+        </w:rPr>
+        <w:t>Containerlab provides a CLI for orchestrating and managing container-based networking labs. It starts the containers, builds a virtual wiring between them to create lab topologies of users choice</w:t>
+      </w:r>
+      <w:r>
+        <w:t xml:space="preserve"> and manages labs lifecycle</w:t>
+      </w:r>
+      <w:r>
+        <w:t>”</w:t>
+      </w:r>
+    </w:p>
+    <w:p>
+      <w:r>
+        <w:t>“A topology definition deep-dive document provides a complete reference of the topology definition syntax. In this quickstart we keep it short, glancing over the key components of the file:</w:t>
+      </w:r>
+    </w:p>
+    <w:p>
+      <w:pPr>
+        <w:pStyle w:val="ListParagraph"/>
+        <w:numPr>
+          <w:ilvl w:val="0"/>
+          <w:numId w:val="13"/>
+        </w:numPr>
+      </w:pPr>
+      <w:r>
+        <w:t>Each lab has a name.</w:t>
+      </w:r>
+    </w:p>
+    <w:p>
+      <w:pPr>
+        <w:pStyle w:val="ListParagraph"/>
+        <w:numPr>
+          <w:ilvl w:val="0"/>
+          <w:numId w:val="13"/>
+        </w:numPr>
+      </w:pPr>
+      <w:r>
+        <w:t xml:space="preserve">The lab topology is defined under the topology </w:t>
+      </w:r>
+      <w:r>
+        <w:rPr>
+          <w:highlight w:val="yellow"/>
+        </w:rPr>
+        <w:t>element</w:t>
+      </w:r>
+      <w:r>
+        <w:t>.</w:t>
+      </w:r>
+    </w:p>
+    <w:p>
+      <w:pPr>
+        <w:pStyle w:val="ListParagraph"/>
+        <w:numPr>
+          <w:ilvl w:val="0"/>
+          <w:numId w:val="13"/>
+        </w:numPr>
+      </w:pPr>
+      <w:r>
+        <w:rPr>
+          <w:highlight w:val="yellow"/>
+        </w:rPr>
+        <w:t>Topology is a set of nodes and links between them</w:t>
+      </w:r>
+      <w:r>
+        <w:t>.</w:t>
+      </w:r>
+    </w:p>
+    <w:p>
+      <w:pPr>
+        <w:pStyle w:val="ListParagraph"/>
+        <w:numPr>
+          <w:ilvl w:val="0"/>
+          <w:numId w:val="13"/>
+        </w:numPr>
+      </w:pPr>
+      <w:r>
+        <w:t xml:space="preserve">The </w:t>
+      </w:r>
+      <w:r>
+        <w:rPr>
+          <w:highlight w:val="yellow"/>
+        </w:rPr>
+        <w:t>nodes</w:t>
+      </w:r>
+      <w:r>
+        <w:t xml:space="preserve"> are always of a certain </w:t>
+      </w:r>
+      <w:r>
+        <w:rPr>
+          <w:highlight w:val="yellow"/>
+        </w:rPr>
+        <w:t>kind</w:t>
+      </w:r>
+      <w:r>
+        <w:t>. The kind defines the node configuration and behavior.”</w:t>
+      </w:r>
+    </w:p>
+    <w:p/>
+    <w:p>
+      <w:r>
+        <w:t>-----------------</w:t>
+      </w:r>
+    </w:p>
+    <w:p>
+      <w:r>
+        <w:t>da netpilot, what is containerlab (</w:t>
+      </w:r>
+      <w:hyperlink r:id="rId27" w:history="1">
+        <w:r>
+          <w:rPr>
+            <w:rStyle w:val="Hyperlink"/>
+          </w:rPr>
+          <w:t>https://www.netpilot.io/blog/what-is-containerlab</w:t>
+        </w:r>
+      </w:hyperlink>
+      <w:r>
+        <w:t>):</w:t>
+      </w:r>
+    </w:p>
+    <w:p>
+      <w:r>
+        <w:t>“</w:t>
+      </w:r>
+      <w:r>
+        <w:t>What ContainerLab is great at</w:t>
+      </w:r>
+    </w:p>
+    <w:p>
+      <w:r>
+        <w:t>Network-as-code</w:t>
+      </w:r>
+    </w:p>
+    <w:p>
+      <w:r>
+        <w:t>Real NOS, real CLIs. These aren't simulations — show output matches production because you're running the actual network operating system</w:t>
+      </w:r>
+    </w:p>
+    <w:p>
+      <w:r>
+        <w:t>Free and open-source</w:t>
+      </w:r>
+      <w:r>
+        <w:t>”</w:t>
+      </w:r>
+    </w:p>
+    <w:p>
+      <w:r>
+        <w:t>“</w:t>
+      </w:r>
+      <w:r>
+        <w:t>The setup</w:t>
+      </w:r>
+      <w:r>
+        <w:t xml:space="preserve"> </w:t>
+      </w:r>
+    </w:p>
+    <w:p>
+      <w:r>
+        <w:lastRenderedPageBreak/>
+        <w:t>A Linux host with Docker (and usually root) — ContainerLab doesn't run natively on macOS or Windows.</w:t>
+      </w:r>
+    </w:p>
+    <w:p>
+      <w:r>
+        <w:t xml:space="preserve">You still write every config. </w:t>
+      </w:r>
+      <w:r>
+        <w:t>“</w:t>
+      </w:r>
+    </w:p>
+    <w:p>
+      <w:r>
+        <w:t>-------------------</w:t>
+      </w:r>
+    </w:p>
+    <w:p>
+      <w:r>
+        <w:t>da medium, network automation with containerlab (</w:t>
+      </w:r>
+      <w:hyperlink r:id="rId28" w:history="1">
+        <w:r>
+          <w:rPr>
+            <w:rStyle w:val="Hyperlink"/>
+          </w:rPr>
+          <w:t>https://medium.com/@garykoys/network-automation-engineering-with-containerlab-45b24baa2c23</w:t>
+        </w:r>
+      </w:hyperlink>
+      <w:r>
+        <w:t xml:space="preserve">): </w:t>
+      </w:r>
+    </w:p>
+    <w:p>
+      <w:r>
+        <w:t>“</w:t>
+      </w:r>
+      <w:r>
+        <w:t>Unlike traditional VM-based simulators, Containerlab uses Docker containers to emulate network devices, which offers resource efficiency, rapid deployment, and vendor diversity.</w:t>
+      </w:r>
+      <w:r>
+        <w:t>”</w:t>
+      </w:r>
+    </w:p>
+    <w:p>
+      <w:r>
+        <w:t>“</w:t>
+      </w:r>
+      <w:r>
+        <w:t>Network topologies are defined declaratively using simple YAML files called topology definition files (.clab.yml), specifying nodes (devices), links (connections), and node types (vendor-specific images or generic Linux containers).</w:t>
+      </w:r>
+      <w:r>
+        <w:t>”</w:t>
+      </w:r>
+    </w:p>
+    <w:p>
+      <w:r>
+        <w:t>“</w:t>
+      </w:r>
+      <w:r>
+        <w:t>Containerlab automatically manages virtual wiring between containers and the host, creating a management network (default subnet 172.20.20.0/24) for device communication1</w:t>
+      </w:r>
+      <w:r>
+        <w:t>”</w:t>
+      </w:r>
+    </w:p>
+    <w:p>
+      <w:r>
+        <w:t>-----------</w:t>
+      </w:r>
+    </w:p>
+    <w:p>
+      <w:r>
+        <w:t xml:space="preserve">da </w:t>
+      </w:r>
+      <w:hyperlink r:id="rId29" w:history="1">
+        <w:r>
+          <w:rPr>
+            <w:rStyle w:val="Hyperlink"/>
+          </w:rPr>
+          <w:t>https://aws.amazon.com/compare/the-difference-between-docker-vm/</w:t>
+        </w:r>
+      </w:hyperlink>
+      <w:r>
+        <w:t xml:space="preserve">: </w:t>
+      </w:r>
+    </w:p>
+    <w:p>
+      <w:r>
+        <w:t>“</w:t>
+      </w:r>
+      <w:r>
+        <w:t xml:space="preserve">virtual machines (VMs) provide virtualization of an entire machine (server). </w:t>
+      </w:r>
+      <w:r>
+        <w:rPr>
+          <w:highlight w:val="yellow"/>
+        </w:rPr>
+        <w:t>A virtual machine emulates the hardware components of a physical machine</w:t>
+      </w:r>
+      <w:r>
+        <w:t>, such as the CPU, memory, network interface card, USB controllers, and sound cards.</w:t>
+      </w:r>
+      <w:r>
+        <w:t>”</w:t>
+      </w:r>
+    </w:p>
+    <w:p>
+      <w:r>
+        <w:t>“</w:t>
+      </w:r>
+      <w:r>
+        <w:t xml:space="preserve">Docker containers have their own file system, dependency structure, processes, and network capabilities. The application has everything it requires inside the container and can run anywhere. </w:t>
+      </w:r>
+      <w:r>
+        <w:rPr>
+          <w:highlight w:val="yellow"/>
+        </w:rPr>
+        <w:t>Docker container technology uses the underlying host operating system kernel resources directly</w:t>
+      </w:r>
+      <w:r>
+        <w:t>”</w:t>
+      </w:r>
+    </w:p>
+    <w:p>
+      <w:r>
+        <w:t>“</w:t>
+      </w:r>
+      <w:r>
+        <w:t>Docker, on the other hand, was designed to provide a lightweight and portable way to package and run applications in an isolated and reproducible environment. Docker abstracts operating system</w:t>
+      </w:r>
+      <w:r>
+        <w:t>...“</w:t>
+      </w:r>
+    </w:p>
+    <w:p>
+      <w:r>
+        <w:t>“Architecture</w:t>
+      </w:r>
+    </w:p>
+    <w:p>
+      <w:r>
+        <w:t>A virtual machine runs its own kernel and host operating system, along with applications and their dependencies like libraries and other binary files. A hypervisor coordinates between the hardware (host machine or server) and the virtual machine. It allocates the physical hardware resources outlined during instantiation to the virtual machine for its exclusive use. Multiple virtual machines can exist on a single powerful server, managed by a single hypervisor, with hundreds of applications running on each virtual machine.</w:t>
+      </w:r>
+    </w:p>
+    <w:p>
+      <w:r>
+        <w:t>A Docker container contains only its dependencies. The software Docker Engine powers virtualization in Docker. It provides coordination between running containers and the underlying operating system, whether it’s a physical or virtual machine.”</w:t>
+      </w:r>
+    </w:p>
+    <w:p>
+      <w:r>
+        <w:t>---------------</w:t>
+      </w:r>
+    </w:p>
+    <w:p>
+      <w:r>
+        <w:t>da wikipedia (</w:t>
+      </w:r>
+      <w:hyperlink r:id="rId30" w:history="1">
+        <w:r>
+          <w:rPr>
+            <w:rStyle w:val="Hyperlink"/>
+          </w:rPr>
+          <w:t>https://en.wikipedia.org/wiki/Docker_(software)</w:t>
+        </w:r>
+      </w:hyperlink>
+      <w:r>
+        <w:t>):</w:t>
+      </w:r>
+    </w:p>
+    <w:p>
+      <w:r>
+        <w:t>“</w:t>
+      </w:r>
+      <w:r>
+        <w:t>Docker is a set of products that uses operating system-level virtualization to deliver software in packages called containers. Docker automates the deployment of applications within lightweight containers, enabling them to run consistently across different computing environments</w:t>
+      </w:r>
+      <w:r>
+        <w:t>”</w:t>
+      </w:r>
+    </w:p>
+    <w:p>
+      <w:r>
+        <w:t>--------</w:t>
+      </w:r>
+    </w:p>
+    <w:p>
+      <w:r>
+        <w:lastRenderedPageBreak/>
+        <w:t>da Claude (</w:t>
+      </w:r>
+      <w:hyperlink r:id="rId31" w:history="1">
+        <w:r>
+          <w:rPr>
+            <w:rStyle w:val="Hyperlink"/>
+          </w:rPr>
+          <w:t>https://claude.ai/share/42f6f8ba-cc0f-4399-ada0-86c326cc3c1f</w:t>
+        </w:r>
+      </w:hyperlink>
+      <w:r>
+        <w:t xml:space="preserve">): </w:t>
+      </w:r>
+      <w:r>
+        <w:br/>
+      </w:r>
+    </w:p>
+    <w:p>
+      <w:r>
+        <w:t>Ecco un esempio minimale, pensato apposta per essere leggero da spiegare in documentazione — un router FRR e un host Linux generico collegati da un unico link:</w:t>
+      </w:r>
+    </w:p>
+    <w:p/>
+    <w:p>
+      <w:pPr>
+        <w:pStyle w:val="code"/>
+      </w:pPr>
+      <w:r>
+        <w:t>yaml</w:t>
+      </w:r>
+    </w:p>
+    <w:p>
+      <w:pPr>
+        <w:pStyle w:val="code"/>
+      </w:pPr>
+      <w:r>
+        <w:t>name: esempio-rete            # Nome del laboratorio. Containerlab lo usa come prefisso</w:t>
+      </w:r>
+    </w:p>
+    <w:p>
+      <w:pPr>
+        <w:pStyle w:val="code"/>
+      </w:pPr>
+      <w:r>
+        <w:t xml:space="preserve">                               # per i nomi dei container generati, es. "clab-esempio-rete-router1"</w:t>
+      </w:r>
+    </w:p>
+    <w:p>
+      <w:pPr>
+        <w:pStyle w:val="code"/>
+      </w:pPr>
+    </w:p>
+    <w:p>
+      <w:pPr>
+        <w:pStyle w:val="code"/>
+      </w:pPr>
+      <w:r>
+        <w:t>topology:</w:t>
+      </w:r>
+    </w:p>
+    <w:p>
+      <w:pPr>
+        <w:pStyle w:val="code"/>
+      </w:pPr>
+      <w:r>
+        <w:t xml:space="preserve">  nodes:</w:t>
+      </w:r>
+    </w:p>
+    <w:p>
+      <w:pPr>
+        <w:pStyle w:val="code"/>
+      </w:pPr>
+      <w:r>
+        <w:t xml:space="preserve">    router1:                  # Nome del nodo, arbitrario — sarà anche il nome host del container</w:t>
+      </w:r>
+    </w:p>
+    <w:p>
+      <w:pPr>
+        <w:pStyle w:val="code"/>
+      </w:pPr>
+      <w:r>
+        <w:t xml:space="preserve">      kind: linux              # "kind" dice a containerlab CHE TIPO di nodo istanziare:</w:t>
+      </w:r>
+    </w:p>
+    <w:p>
+      <w:pPr>
+        <w:pStyle w:val="code"/>
+      </w:pPr>
+      <w:r>
+        <w:t xml:space="preserve">                                # "linux" è il kind generico per un container Docker qualsiasi</w:t>
+      </w:r>
+    </w:p>
+    <w:p>
+      <w:pPr>
+        <w:pStyle w:val="code"/>
+      </w:pPr>
+      <w:r>
+        <w:t xml:space="preserve">      image: frrouting/frr:latest   # Immagine Docker da cui avviare il container</w:t>
+      </w:r>
+    </w:p>
+    <w:p>
+      <w:pPr>
+        <w:pStyle w:val="code"/>
+      </w:pPr>
+    </w:p>
+    <w:p>
+      <w:pPr>
+        <w:pStyle w:val="code"/>
+      </w:pPr>
+      <w:r>
+        <w:t xml:space="preserve">    host1:</w:t>
+      </w:r>
+    </w:p>
+    <w:p>
+      <w:pPr>
+        <w:pStyle w:val="code"/>
+      </w:pPr>
+      <w:r>
+        <w:t xml:space="preserve">      kind: linux</w:t>
+      </w:r>
+    </w:p>
+    <w:p>
+      <w:pPr>
+        <w:pStyle w:val="code"/>
+      </w:pPr>
+      <w:r>
+        <w:t xml:space="preserve">      image: alpine:latest    # Un semplice host Linux, per rappresentare un endpoint/client</w:t>
+      </w:r>
+    </w:p>
+    <w:p>
+      <w:pPr>
+        <w:pStyle w:val="code"/>
+      </w:pPr>
+    </w:p>
+    <w:p>
+      <w:pPr>
+        <w:pStyle w:val="code"/>
+      </w:pPr>
+      <w:r>
+        <w:t xml:space="preserve">  links:</w:t>
+      </w:r>
+    </w:p>
+    <w:p>
+      <w:pPr>
+        <w:pStyle w:val="code"/>
+      </w:pPr>
+      <w:r>
+        <w:t xml:space="preserve">    - endpoints: ["router1:eth1", "host1:eth1"]</w:t>
+      </w:r>
+    </w:p>
+    <w:p>
+      <w:pPr>
+        <w:pStyle w:val="code"/>
+      </w:pPr>
+      <w:r>
+        <w:t xml:space="preserve">      # Ogni link è una coppia di endpoint nel formato "nodo:interfaccia".</w:t>
+      </w:r>
+    </w:p>
+    <w:p>
+      <w:pPr>
+        <w:pStyle w:val="code"/>
+      </w:pPr>
+      <w:r>
+        <w:t xml:space="preserve">      # Containerlab crea automaticamente una coppia veth e assegna un'interfaccia</w:t>
+      </w:r>
+    </w:p>
+    <w:p>
+      <w:pPr>
+        <w:pStyle w:val="code"/>
+      </w:pPr>
+      <w:r>
+        <w:t xml:space="preserve">      # con questo nome dentro ciascuno dei due container.</w:t>
+      </w:r>
+    </w:p>
+    <w:p>
+      <w:pPr>
+        <w:rPr>
+          <w:u w:val="single"/>
+        </w:rPr>
+      </w:pPr>
+    </w:p>
+    <w:p>
+      <w:pPr>
+        <w:rPr>
+          <w:u w:val="single"/>
+        </w:rPr>
+      </w:pPr>
+      <w:r>
+        <w:rPr>
+          <w:u w:val="single"/>
+        </w:rPr>
+        <w:t>Gli elementi chiave da evidenziare in documentazione</w:t>
+      </w:r>
+    </w:p>
+    <w:p>
+      <w:r>
+        <w:t>name: identifica il laboratorio ed è il prefisso di ogni container/interfaccia/rete generata da containerlab — utile spiegarlo subito, perché è la chiave con cui poi ci si riferisce ai container (docker exec clab-esempio-rete-router1 ..., come hai fatto tu stessa più volte in questa conversazione).</w:t>
+      </w:r>
+    </w:p>
+    <w:p>
+      <w:r>
+        <w:t>topology.nodes: la mappa dei dispositivi della rete. Ogni chiave è il nome del nodo così come apparirà anche nella topologia (endpoint dei link, riferimenti in groups, ecc.).</w:t>
+      </w:r>
+    </w:p>
+    <w:p>
+      <w:r>
+        <w:t>kind: il concetto più importante da spiegare — determina come containerlab tratta il nodo (immagine richiesta, meccanismo di avvio, opzioni specifiche disponibili). linux è il kind più generico e flessibile: qualunque immagine Docker "normale" ci entra, che sia FRR, un tool di rete, o un semplice Alpine.</w:t>
+      </w:r>
+    </w:p>
+    <w:p>
+      <w:r>
+        <w:t>image: l'immagine Docker effettiva. Vale la pena far notare che è qui che si sceglie quale software gira nel nodo — il kind dice "è un container Linux qualsiasi", l'image dice "e questo è FRR" oppure "questo è un host generico".</w:t>
+      </w:r>
+    </w:p>
+    <w:p>
+      <w:r>
+        <w:lastRenderedPageBreak/>
+        <w:t>links: la lista dei collegamenti punto-punto. La sintassi "nodo:interfaccia" è la forma più compatta — hai già visto nella tua topologia reale anche la forma estesa (endpoints: con node:/interface: su righe separate), utile quando serve specificare parametri aggiuntivi come un IP statico o il tipo di link (veth, dummy, ecc.), ma per un esempio introduttivo la forma compatta comunica l'idea con meno rumore visivo.</w:t>
+      </w:r>
+    </w:p>
+    <w:p/>
+    <w:p>
+      <w:r>
+        <w:t>Se la tua documentazione prevede una sezione successiva più avanzata, un'estensione naturale di questo stesso esempio è aggiungere un blocco exec: su router1 con un paio di comandi ip address add/vtysh -c per mostrare come si dà un indirizzo IP e si configura qualcosa via CLI — così il lettore vede subito la topologia "vuota" prima, e poi il primo passo di configurazione, senza dover introdurre tutto insieme in un unico esempio.</w:t>
+      </w:r>
+    </w:p>
+    <w:p>
+      <w:r>
+        <w:t>--------</w:t>
+      </w:r>
+    </w:p>
+    <w:p>
+      <w:pPr>
+        <w:pStyle w:val="PlainText"/>
+        <w:rPr>
+          <w:rFonts w:ascii="Courier New" w:hAnsi="Courier New" w:cs="Courier New"/>
+        </w:rPr>
+      </w:pPr>
+    </w:p>
+    <w:p>
+      <w:pPr>
+        <w:sectPr>
+          <w:pgSz w:w="11906" w:h="16838"/>
+          <w:pgMar w:top="720" w:right="720" w:bottom="720" w:left="720" w:header="708" w:footer="708" w:gutter="0"/>
+          <w:cols w:space="708"/>
+          <w:docGrid w:linePitch="360"/>
+        </w:sectPr>
+      </w:pPr>
+    </w:p>
+    <w:p>
+      <w:pPr>
+        <w:sectPr>
+          <w:type w:val="continuous"/>
+          <w:pgSz w:w="11906" w:h="16838"/>
+          <w:pgMar w:top="720" w:right="720" w:bottom="720" w:left="720" w:header="709" w:footer="709" w:gutter="0"/>
+          <w:lnNumType w:countBy="1" w:restart="continuous"/>
+          <w:cols w:space="708"/>
+          <w:docGrid w:linePitch="360"/>
+        </w:sectPr>
+      </w:pPr>
+    </w:p>
+    <w:p/>
+    <w:p/>
+    <w:p/>
+    <w:p/>
+    <w:p>
       <w:pPr>
         <w:pStyle w:val="Heading3"/>
       </w:pPr>
@@ -978,7 +1873,7 @@
       <w:r>
         <w:t xml:space="preserve">Da: </w:t>
       </w:r>
-      <w:hyperlink r:id="rId21" w:history="1">
+      <w:hyperlink r:id="rId32" w:history="1">
         <w:r>
           <w:rPr>
             <w:rStyle w:val="Hyperlink"/>
@@ -1015,6 +1910,9 @@
         </w:numPr>
       </w:pPr>
       <w:r>
+        <w:rPr>
+          <w:highlight w:val="yellow"/>
+        </w:rPr>
         <w:t>a multi-dimensional data model with time series data identified by metric name and key/value pairs</w:t>
       </w:r>
     </w:p>
@@ -1039,7 +1937,6 @@
         </w:numPr>
       </w:pPr>
       <w:r>
-        <w:lastRenderedPageBreak/>
         <w:t>time series collection happens via a pull model over HTTP</w:t>
       </w:r>
     </w:p>
@@ -1103,7 +2000,22 @@
           <w:rFonts w:ascii="Segoe UI" w:hAnsi="Segoe UI" w:cs="Segoe UI"/>
           <w:color w:val="C9C9C9"/>
         </w:rPr>
-        <w:t>Metrics are numerical measurements in layperson terms. The term time series refers to the recording of changes over time. What users want to measure differs from application to application. For a web server, it could be request times; for a database, it could be the number of active connections or active queries, and so on.</w:t>
+        <w:t xml:space="preserve">Metrics are numerical measurements in layperson terms. </w:t>
+      </w:r>
+      <w:r>
+        <w:rPr>
+          <w:rFonts w:ascii="Segoe UI" w:hAnsi="Segoe UI" w:cs="Segoe UI"/>
+          <w:color w:val="C9C9C9"/>
+          <w:highlight w:val="darkYellow"/>
+        </w:rPr>
+        <w:t>The term time series refers to the recording of changes over time</w:t>
+      </w:r>
+      <w:r>
+        <w:rPr>
+          <w:rFonts w:ascii="Segoe UI" w:hAnsi="Segoe UI" w:cs="Segoe UI"/>
+          <w:color w:val="C9C9C9"/>
+        </w:rPr>
+        <w:t>. What users want to measure differs from application to application. For a web server, it could be request times; for a database, it could be the number of active connections or active queries, and so on.</w:t>
       </w:r>
     </w:p>
     <w:p>
@@ -1121,6 +2033,172 @@
         <w:t xml:space="preserve"> (Prometheus Query Language) that lets the user select and aggregate time series data in real time.</w:t>
       </w:r>
     </w:p>
+    <w:p>
+      <w:r>
+        <w:t>------------------</w:t>
+      </w:r>
+    </w:p>
+    <w:p>
+      <w:r>
+        <w:t>Da docu grafana (</w:t>
+      </w:r>
+      <w:hyperlink r:id="rId33" w:anchor="prometheus-as-data" w:history="1">
+        <w:r>
+          <w:rPr>
+            <w:rStyle w:val="Hyperlink"/>
+          </w:rPr>
+          <w:t>https://grafana.com/docs/grafana/latest/fundamentals/intro-to-prometheus/#prometheus-as-data</w:t>
+        </w:r>
+      </w:hyperlink>
+      <w:r>
+        <w:t xml:space="preserve">): </w:t>
+      </w:r>
+    </w:p>
+    <w:p>
+      <w:r>
+        <w:t>“Prometheus is a technology that collects and stores time series data. Time series are fundamental to Prometheus; its data model is arranged into:</w:t>
+      </w:r>
+    </w:p>
+    <w:p>
+      <w:pPr>
+        <w:pStyle w:val="ListParagraph"/>
+        <w:numPr>
+          <w:ilvl w:val="0"/>
+          <w:numId w:val="10"/>
+        </w:numPr>
+      </w:pPr>
+      <w:r>
+        <w:lastRenderedPageBreak/>
+        <w:t>metrics that consist of a timestamp and a sample, which is the numeric value, such as how many disk bytes have been read or a stock price</w:t>
+      </w:r>
+    </w:p>
+    <w:p>
+      <w:pPr>
+        <w:pStyle w:val="ListParagraph"/>
+        <w:numPr>
+          <w:ilvl w:val="0"/>
+          <w:numId w:val="10"/>
+        </w:numPr>
+      </w:pPr>
+      <w:r>
+        <w:t>a set of labels called dimensions, for example, job and device”</w:t>
+      </w:r>
+    </w:p>
+    <w:p>
+      <w:r>
+        <w:t>“</w:t>
+      </w:r>
+      <w:r>
+        <w:t>To properly monitor disk performance, you need to also see spikes in activity that illustrate if and when the system is under load, and whether disk performance is at risk. PromQL includes a rate() function that shows the per-second average rate of increase over 5m (5-minute) intervals. This view provides a much clearer picture of what’s happening with the system</w:t>
+      </w:r>
+      <w:r>
+        <w:t>”</w:t>
+      </w:r>
+    </w:p>
+    <w:p>
+      <w:r>
+        <w:t>--------------------------------------------------</w:t>
+      </w:r>
+    </w:p>
+    <w:p>
+      <w:r>
+        <w:t>da PromLabs (</w:t>
+      </w:r>
+      <w:hyperlink r:id="rId34" w:history="1">
+        <w:r>
+          <w:rPr>
+            <w:rStyle w:val="Hyperlink"/>
+          </w:rPr>
+          <w:t>https://training.promlabs.com/training/introduction-to-prometheus/prometheus-an-overview/system-architecture/</w:t>
+        </w:r>
+      </w:hyperlink>
+      <w:r>
+        <w:t xml:space="preserve">): </w:t>
+      </w:r>
+    </w:p>
+    <w:p>
+      <w:r>
+        <w:t>“</w:t>
+      </w:r>
+      <w:r>
+        <w:t>Note: Each scrape only transfers the current value of each time series of a target to Prometheus, so the scrape interval determines the final sampling frequency of the stored data. The target processes do not retain any historical metrics data themselves.</w:t>
+      </w:r>
+      <w:r>
+        <w:t>”</w:t>
+      </w:r>
+    </w:p>
+    <w:p>
+      <w:r>
+        <w:t>“</w:t>
+      </w:r>
+      <w:r>
+        <w:t>An organization will typically run one or more Prometheus servers, which form the heart of a Prometheus monitoring setup</w:t>
+      </w:r>
+      <w:r>
+        <w:t xml:space="preserve">. [...] </w:t>
+      </w:r>
+      <w:r>
+        <w:t xml:space="preserve">set of metrics sources (so-called targets) </w:t>
+      </w:r>
+      <w:r>
+        <w:t xml:space="preserve">[...] </w:t>
+      </w:r>
+      <w:r>
+        <w:t xml:space="preserve"> you can also configure targets statically when needed</w:t>
+      </w:r>
+      <w:r>
+        <w:t xml:space="preserve">. </w:t>
+      </w:r>
+      <w:r>
+        <w:t xml:space="preserve"> Prometheus then periodically pulls (or "scrapes") metrics in a text-based format from these targets over HTTP and stor</w:t>
+      </w:r>
+      <w:r>
+        <w:t xml:space="preserve">. </w:t>
+      </w:r>
+      <w:r>
+        <w:t>es the collected data in a time series database (TSDB) on its local filesystem</w:t>
+      </w:r>
+      <w:r>
+        <w:t xml:space="preserve">. </w:t>
+      </w:r>
+      <w:r>
+        <w:t>A monitored target can be</w:t>
+      </w:r>
+      <w:r>
+        <w:t>: [...] An exporter, which is an intermediary piece of software that translates or generates metrics from an existing system (like a database server, a Linux host, or a network device) into the Prometheus metrics exposition format.</w:t>
+      </w:r>
+    </w:p>
+    <w:p>
+      <w:r>
+        <w:t>The Prometheus server then makes the collected data available for queries, either via its built-in web UI, using dashboarding tools such as Grafana.”</w:t>
+      </w:r>
+    </w:p>
+    <w:p>
+      <w:pPr>
+        <w:rPr>
+          <w:b/>
+          <w:bCs/>
+        </w:rPr>
+      </w:pPr>
+      <w:r>
+        <w:rPr>
+          <w:b/>
+          <w:bCs/>
+        </w:rPr>
+        <w:t>promql</w:t>
+      </w:r>
+    </w:p>
+    <w:p>
+      <w:r>
+        <w:t>Prometheus provides a functional query language called PromQL (Prometheus Query Language) that lets the user select and aggregate time series data in real time.</w:t>
+      </w:r>
+    </w:p>
+    <w:p>
+      <w:r>
+        <w:t>When you send a query request to Prometheus, it can be an instant query, evaluated at one point in time, or a range query at equally-spaced steps between a start and an end time. PromQL works exactly the same in each case; the range query is just like an instant query run multiple times at different timestamps.</w:t>
+      </w:r>
+    </w:p>
+    <w:p/>
     <w:p>
       <w:pPr>
         <w:pStyle w:val="Heading3"/>
@@ -1154,6 +2232,316 @@
       </w:r>
     </w:p>
     <w:p>
+      <w:r>
+        <w:t>--------</w:t>
+      </w:r>
+    </w:p>
+    <w:p>
+      <w:r>
+        <w:t xml:space="preserve">da: </w:t>
+      </w:r>
+      <w:hyperlink r:id="rId35" w:history="1">
+        <w:r>
+          <w:rPr>
+            <w:rStyle w:val="Hyperlink"/>
+          </w:rPr>
+          <w:t>https://nhimg.org/glossary/prometheus-metrics-exporter/</w:t>
+        </w:r>
+      </w:hyperlink>
+      <w:r>
+        <w:t>:</w:t>
+      </w:r>
+    </w:p>
+    <w:p>
+      <w:r>
+        <w:rPr>
+          <w:highlight w:val="yellow"/>
+        </w:rPr>
+        <w:t>“</w:t>
+      </w:r>
+      <w:r>
+        <w:rPr>
+          <w:highlight w:val="yellow"/>
+        </w:rPr>
+        <w:t>A metrics exporter is a small service that reads operational data from a system and exposes it in Prometheus format</w:t>
+      </w:r>
+      <w:r>
+        <w:t>. In this context, it bridges syslog-ng</w:t>
+      </w:r>
+      <w:r>
+        <w:rPr>
+          <w:rStyle w:val="FootnoteReference"/>
+        </w:rPr>
+        <w:footnoteReference w:id="1"/>
+      </w:r>
+      <w:r>
+        <w:t xml:space="preserve"> or AxoSyslog into Prometheus so teams can </w:t>
+      </w:r>
+      <w:r>
+        <w:lastRenderedPageBreak/>
+        <w:t>monitor message flow, queue health, latency, and delivery problems from a standard observability stack.</w:t>
+      </w:r>
+      <w:r>
+        <w:t>”</w:t>
+      </w:r>
+    </w:p>
+    <w:p>
+      <w:r>
+        <w:t>“</w:t>
+      </w:r>
+      <w:r>
+        <w:rPr>
+          <w:highlight w:val="yellow"/>
+        </w:rPr>
+        <w:t>The exporter</w:t>
+      </w:r>
+      <w:r>
+        <w:t xml:space="preserve"> does not replace the logging pipeline or the monitoring stack. It </w:t>
+      </w:r>
+      <w:r>
+        <w:rPr>
+          <w:highlight w:val="yellow"/>
+        </w:rPr>
+        <w:t>exposes selected measurements so Prometheus can scrape them and alerting tools can act on them</w:t>
+      </w:r>
+      <w:r>
+        <w:t>. That boundary matters: the exporter should reveal system health, not become a second control plane or a place to infer message content.</w:t>
+      </w:r>
+      <w:r>
+        <w:t>”</w:t>
+      </w:r>
+    </w:p>
+    <w:p>
+      <w:r>
+        <w:t>“</w:t>
+      </w:r>
+      <w:r>
+        <w:t xml:space="preserve">The common misunderstanding is to treat </w:t>
+      </w:r>
+      <w:r>
+        <w:rPr>
+          <w:highlight w:val="yellow"/>
+        </w:rPr>
+        <w:t>exporter output</w:t>
+      </w:r>
+      <w:r>
+        <w:t xml:space="preserve"> as proof of correctness when it </w:t>
+      </w:r>
+      <w:r>
+        <w:rPr>
+          <w:highlight w:val="yellow"/>
+        </w:rPr>
+        <w:t>is</w:t>
+      </w:r>
+      <w:r>
+        <w:t xml:space="preserve"> really </w:t>
+      </w:r>
+      <w:r>
+        <w:rPr>
+          <w:highlight w:val="yellow"/>
+        </w:rPr>
+        <w:t>a view of operational conditions</w:t>
+      </w:r>
+      <w:r>
+        <w:t>.</w:t>
+      </w:r>
+      <w:r>
+        <w:t>”</w:t>
+      </w:r>
+    </w:p>
+    <w:p>
+      <w:r>
+        <w:t>“</w:t>
+      </w:r>
+      <w:r>
+        <w:t>One practical tradeoff is granularity versus overhead. More detailed metrics improve troubleshooting, but they also increase collection cost and can make dashboards harder to interpret if every internal counter is exposed without curation.</w:t>
+      </w:r>
+      <w:r>
+        <w:t>”</w:t>
+      </w:r>
+    </w:p>
+    <w:p>
+      <w:r>
+        <w:t>“</w:t>
+      </w:r>
+      <w:r>
+        <w:rPr>
+          <w:highlight w:val="yellow"/>
+        </w:rPr>
+        <w:t>Another failure mode is false confidence</w:t>
+      </w:r>
+      <w:r>
+        <w:t>. Healthy exporter metrics do not guarantee that all logs are being handled correctly, only that the exporter is reporting what it can observe. If the exporter itself is blind to a stalled thread, a broken scrape path, or a partial failure in the underlying pipeline, operators may miss the early signs of degradation.</w:t>
+      </w:r>
+      <w:r>
+        <w:t>”</w:t>
+      </w:r>
+    </w:p>
+    <w:p>
+      <w:r>
+        <w:t>-------------</w:t>
+      </w:r>
+    </w:p>
+    <w:p>
+      <w:r>
+        <w:t xml:space="preserve">da </w:t>
+      </w:r>
+      <w:r>
+        <w:t>Prometheus Demystified: Exporters, Libraries, and Metric Types</w:t>
+      </w:r>
+      <w:r>
+        <w:t xml:space="preserve"> (</w:t>
+      </w:r>
+      <w:hyperlink r:id="rId36" w:history="1">
+        <w:r>
+          <w:rPr>
+            <w:rStyle w:val="Hyperlink"/>
+          </w:rPr>
+          <w:t>https://medium.com/@maeydhaw/prometheus-demystified-exporters-libraries-and-metric-types-d8f2b3e5dd22</w:t>
+        </w:r>
+      </w:hyperlink>
+      <w:r>
+        <w:t>):</w:t>
+      </w:r>
+    </w:p>
+    <w:p>
+      <w:r>
+        <w:t>“</w:t>
+      </w:r>
+      <w:r>
+        <w:t>How exporters work:</w:t>
+      </w:r>
+    </w:p>
+    <w:p>
+      <w:r>
+        <w:rPr>
+          <w:highlight w:val="yellow"/>
+        </w:rPr>
+        <w:t>It fetches metrics from the target system (OS, database, hardware, etc.). Exposes them on an HTTP</w:t>
+      </w:r>
+      <w:r>
+        <w:t xml:space="preserve"> /metrics </w:t>
+      </w:r>
+      <w:r>
+        <w:rPr>
+          <w:highlight w:val="yellow"/>
+        </w:rPr>
+        <w:t>endpoint</w:t>
+      </w:r>
+      <w:r>
+        <w:t>. Prometheus scrapes this endpoint at regular intervals.”</w:t>
+      </w:r>
+    </w:p>
+    <w:p>
+      <w:r>
+        <w:t>“</w:t>
+      </w:r>
+      <w:r>
+        <w:t>Exporters expose metrics for systems you can’t instrument directly</w:t>
+      </w:r>
+      <w:r>
+        <w:t>”</w:t>
+      </w:r>
+    </w:p>
+    <w:p>
+      <w:r>
+        <w:t>“</w:t>
+      </w:r>
+      <w:r>
+        <w:rPr>
+          <w:highlight w:val="yellow"/>
+        </w:rPr>
+        <w:t>Common Use Cases</w:t>
+      </w:r>
+    </w:p>
+    <w:p>
+      <w:pPr>
+        <w:pStyle w:val="ListParagraph"/>
+        <w:numPr>
+          <w:ilvl w:val="0"/>
+          <w:numId w:val="9"/>
+        </w:numPr>
+      </w:pPr>
+      <w:r>
+        <w:t>Monitoring server health</w:t>
+      </w:r>
+    </w:p>
+    <w:p>
+      <w:pPr>
+        <w:pStyle w:val="ListParagraph"/>
+        <w:numPr>
+          <w:ilvl w:val="0"/>
+          <w:numId w:val="9"/>
+        </w:numPr>
+      </w:pPr>
+      <w:r>
+        <w:t>Capacity planning</w:t>
+      </w:r>
+    </w:p>
+    <w:p>
+      <w:pPr>
+        <w:pStyle w:val="ListParagraph"/>
+        <w:numPr>
+          <w:ilvl w:val="0"/>
+          <w:numId w:val="9"/>
+        </w:numPr>
+      </w:pPr>
+      <w:r>
+        <w:t>Detecting resource bottlenecks</w:t>
+      </w:r>
+    </w:p>
+    <w:p>
+      <w:pPr>
+        <w:pStyle w:val="ListParagraph"/>
+        <w:numPr>
+          <w:ilvl w:val="0"/>
+          <w:numId w:val="9"/>
+        </w:numPr>
+      </w:pPr>
+      <w:r>
+        <w:t>Alerting on CPU, memory, disk, or network saturation”</w:t>
+      </w:r>
+    </w:p>
+    <w:p>
+      <w:r>
+        <w:t>-------------------</w:t>
+      </w:r>
+    </w:p>
+    <w:p>
+      <w:r>
+        <w:t xml:space="preserve">Da </w:t>
+      </w:r>
+      <w:r>
+        <w:t>A Comprehensive Guide to Prometheus Exporters</w:t>
+      </w:r>
+      <w:r>
+        <w:t xml:space="preserve"> (</w:t>
+      </w:r>
+      <w:hyperlink r:id="rId37" w:history="1">
+        <w:r>
+          <w:rPr>
+            <w:rStyle w:val="Hyperlink"/>
+          </w:rPr>
+          <w:t>https://betterstack.com/community/guides/monitoring/prometheus-exporter/</w:t>
+        </w:r>
+      </w:hyperlink>
+      <w:r>
+        <w:t xml:space="preserve">): </w:t>
+      </w:r>
+    </w:p>
+    <w:p>
+      <w:r>
+        <w:t>“</w:t>
+      </w:r>
+      <w:r>
+        <w:t>They act as translators, converting metrics from diverse systems into a format compatible with Prometheus. With Exporters, your monitoring capabilities become virtually limitless. Regardless of the system or technology, there's likely an exporter available to integrate it into your observability stack</w:t>
+      </w:r>
+      <w:r>
+        <w:t>”</w:t>
+      </w:r>
+    </w:p>
+    <w:p/>
+    <w:p>
       <w:pPr>
         <w:pStyle w:val="Heading3"/>
       </w:pPr>
@@ -1161,6 +2549,348 @@
         <w:t>Grafana</w:t>
       </w:r>
     </w:p>
+    <w:p>
+      <w:r>
+        <w:t>Da documentazione grafana (</w:t>
+      </w:r>
+      <w:hyperlink r:id="rId38" w:history="1">
+        <w:r>
+          <w:rPr>
+            <w:rStyle w:val="Hyperlink"/>
+          </w:rPr>
+          <w:t>https://grafana.com/docs/grafana/latest/fundamentals/</w:t>
+        </w:r>
+      </w:hyperlink>
+      <w:r>
+        <w:t>):</w:t>
+      </w:r>
+    </w:p>
+    <w:p>
+      <w:r>
+        <w:t>“Grafana Open Source</w:t>
+      </w:r>
+    </w:p>
+    <w:p>
+      <w:r>
+        <w:rPr>
+          <w:highlight w:val="yellow"/>
+        </w:rPr>
+        <w:lastRenderedPageBreak/>
+        <w:t>Grafana open source is open source visualization and analytics software. It allows you to query, visualize, alert on, and explore your metrics, logs, and traces no matter where they are stored</w:t>
+      </w:r>
+      <w:r>
+        <w:t>. It provides you with tools to turn your time-series database (TSDB) data into insightful graphs and visualizations.”</w:t>
+      </w:r>
+    </w:p>
+    <w:p>
+      <w:r>
+        <w:t>-----------------</w:t>
+      </w:r>
+    </w:p>
+    <w:p>
+      <w:r>
+        <w:t>Feature interessanti e utili:</w:t>
+      </w:r>
+    </w:p>
+    <w:p>
+      <w:pPr>
+        <w:pStyle w:val="ListParagraph"/>
+        <w:numPr>
+          <w:ilvl w:val="0"/>
+          <w:numId w:val="12"/>
+        </w:numPr>
+      </w:pPr>
+      <w:r>
+        <w:t>raggruppamento per tab e row</w:t>
+      </w:r>
+    </w:p>
+    <w:p>
+      <w:pPr>
+        <w:pStyle w:val="ListParagraph"/>
+        <w:numPr>
+          <w:ilvl w:val="0"/>
+          <w:numId w:val="12"/>
+        </w:numPr>
+      </w:pPr>
+      <w:r>
+        <w:t>ripetizone pannelli in base a variabili</w:t>
+      </w:r>
+    </w:p>
+    <w:p>
+      <w:pPr>
+        <w:pStyle w:val="ListParagraph"/>
+        <w:numPr>
+          <w:ilvl w:val="0"/>
+          <w:numId w:val="12"/>
+        </w:numPr>
+      </w:pPr>
+      <w:r>
+        <w:t>ripetizione di righe in base a variabili</w:t>
+      </w:r>
+    </w:p>
+    <w:p>
+      <w:pPr>
+        <w:pStyle w:val="ListParagraph"/>
+        <w:numPr>
+          <w:ilvl w:val="0"/>
+          <w:numId w:val="12"/>
+        </w:numPr>
+      </w:pPr>
+      <w:r>
+        <w:t>filtraggio di quali time serie mostrare in certe sezioni o pannelli in base a valori scelti per le variabili (controllabili dall’utente)</w:t>
+      </w:r>
+    </w:p>
+    <w:p>
+      <w:pPr>
+        <w:pStyle w:val="Heading2"/>
+      </w:pPr>
+      <w:r>
+        <w:t>Realizzazione del sistema</w:t>
+      </w:r>
+    </w:p>
+    <w:p>
+      <w:r>
+        <w:rPr>
+          <w:highlight w:val="cyan"/>
+        </w:rPr>
+        <w:t>Definiamo sistema</w:t>
+      </w:r>
+      <w:r>
+        <w:t xml:space="preserve">: </w:t>
+      </w:r>
+    </w:p>
+    <w:p>
+      <w:pPr>
+        <w:pStyle w:val="ListParagraph"/>
+        <w:numPr>
+          <w:ilvl w:val="0"/>
+          <w:numId w:val="14"/>
+        </w:numPr>
+      </w:pPr>
+      <w:r>
+        <w:t>rete (nodi router) + nodi exporter, prometheus, grafana</w:t>
+      </w:r>
+    </w:p>
+    <w:p>
+      <w:pPr>
+        <w:pStyle w:val="ListParagraph"/>
+        <w:numPr>
+          <w:ilvl w:val="0"/>
+          <w:numId w:val="14"/>
+        </w:numPr>
+      </w:pPr>
+      <w:r>
+        <w:t>configurazioni e recorded rules prometheus</w:t>
+      </w:r>
+    </w:p>
+    <w:p>
+      <w:pPr>
+        <w:pStyle w:val="ListParagraph"/>
+        <w:numPr>
+          <w:ilvl w:val="0"/>
+          <w:numId w:val="14"/>
+        </w:numPr>
+      </w:pPr>
+      <w:r>
+        <w:t>dashboard grafana</w:t>
+      </w:r>
+    </w:p>
+    <w:p>
+      <w:pPr>
+        <w:rPr>
+          <w:b/>
+          <w:bCs/>
+        </w:rPr>
+      </w:pPr>
+      <w:r>
+        <w:rPr>
+          <w:b/>
+          <w:bCs/>
+        </w:rPr>
+        <w:t>nodi router</w:t>
+      </w:r>
+    </w:p>
+    <w:p>
+      <w:r>
+        <w:t xml:space="preserve">immagine (frr vers qualcosa), però modificata per snmp </w:t>
+      </w:r>
+      <w:r>
+        <w:t xml:space="preserve">e frr expo </w:t>
+      </w:r>
+      <w:r>
+        <w:t>(mettere immagine, o almeno parte rilevante con modifiche)</w:t>
+      </w:r>
+      <w:r>
+        <w:t xml:space="preserve">. </w:t>
+      </w:r>
+    </w:p>
+    <w:p>
+      <w:r>
+        <w:t>Configurazioni (ospf, interf di mgmt, reti loop x simulare reti esterne da redistrib)</w:t>
+      </w:r>
+    </w:p>
+    <w:p>
+      <w:r>
+        <w:rPr>
+          <w:b/>
+          <w:bCs/>
+        </w:rPr>
+        <w:t>x supporto SNMP</w:t>
+      </w:r>
+      <w:r>
+        <w:t xml:space="preserve"> </w:t>
+      </w:r>
+    </w:p>
+    <w:p>
+      <w:r>
+        <w:t>è stato necessario modificare:</w:t>
+      </w:r>
+    </w:p>
+    <w:p>
+      <w:r>
+        <w:t>- build di FRR con enable di supporto snmp</w:t>
+      </w:r>
+    </w:p>
+    <w:p>
+      <w:r>
+        <w:t>- dockerfile per installare net-snmp e net-snmp-tool</w:t>
+      </w:r>
+    </w:p>
+    <w:p>
+      <w:r>
+        <w:t xml:space="preserve">- script </w:t>
+      </w:r>
+      <w:r>
+        <w:t>di avvio del container per abilitare i moduli snmp per i daemon</w:t>
+      </w:r>
+    </w:p>
+    <w:p>
+      <w:r>
+        <w:t>- in fine rifare build dell’immagine</w:t>
+      </w:r>
+    </w:p>
+    <w:p>
+      <w:pPr>
+        <w:rPr>
+          <w:b/>
+          <w:bCs/>
+        </w:rPr>
+      </w:pPr>
+      <w:r>
+        <w:rPr>
+          <w:b/>
+          <w:bCs/>
+        </w:rPr>
+        <w:t>prometheus</w:t>
+      </w:r>
+      <w:r>
+        <w:t xml:space="preserve"> &amp; </w:t>
+      </w:r>
+      <w:r>
+        <w:rPr>
+          <w:b/>
+          <w:bCs/>
+        </w:rPr>
+        <w:t>exporter</w:t>
+      </w:r>
+    </w:p>
+    <w:p>
+      <w:r>
+        <w:t>c</w:t>
+      </w:r>
+      <w:r>
+        <w:t>onfigurazione prometheus, recorded rules con join</w:t>
+      </w:r>
+      <w:r>
+        <w:t xml:space="preserve">, relabel -&gt; x </w:t>
+      </w:r>
+      <w:r>
+        <w:t>correlare diverse metriche (es: interfaccia – area).</w:t>
+      </w:r>
+    </w:p>
+    <w:p>
+      <w:r>
+        <w:t>Esporter con metriche + rilevanti</w:t>
+      </w:r>
+    </w:p>
+    <w:p>
+      <w:r>
+        <w:t>frr</w:t>
+      </w:r>
+      <w:r>
+        <w:t xml:space="preserve"> (limitazioni) -&gt; snmp exporter</w:t>
+      </w:r>
+    </w:p>
+    <w:p>
+      <w:r>
+        <w:t>accenno a snmp, vista sistema come struttura ad albero, con foglie che sono le variabili di cui si può leggere il valore.</w:t>
+      </w:r>
+    </w:p>
+    <w:p>
+      <w:r>
+        <w:t>cadvisor (in realtà per container, ma va bene per prendere stat di cpu, memoria, ecc)</w:t>
+      </w:r>
+    </w:p>
+    <w:p>
+      <w:r>
+        <w:t>---------</w:t>
+      </w:r>
+    </w:p>
+    <w:p>
+      <w:pPr>
+        <w:rPr>
+          <w:b/>
+          <w:bCs/>
+        </w:rPr>
+      </w:pPr>
+      <w:r>
+        <w:rPr>
+          <w:b/>
+          <w:bCs/>
+        </w:rPr>
+        <w:t>frr</w:t>
+      </w:r>
+      <w:r>
+        <w:rPr>
+          <w:b/>
+          <w:bCs/>
+        </w:rPr>
+        <w:t xml:space="preserve"> expo</w:t>
+      </w:r>
+    </w:p>
+    <w:p>
+      <w:r>
+        <w:lastRenderedPageBreak/>
+        <w:t>pensando a quali exporter mettere, il primo che è venuto in mente è stato frr exporter. La documentazione presente su github ricopriva in modo generico quali metriche fosse possibile estrarre, quindi, non avendo ulteriori dettagli, l’unico modo per valutare l’utilità delle metriche era provarlo. L’exporter è disponibile sotto due forme: file sorgenti compilabili o immagine docker. L’exporter legge le metriche dai socket unix del processo FRR (e i daemon vari), quindi le opzioni erano compilare, fare bind con i container router e avviare l’exporter dal container, oppure utilizzare un tipo di configurazione docker per cui il container exporter condivide il namespace di quello router</w:t>
+      </w:r>
+      <w:r>
+        <w:t xml:space="preserve"> (è necessario perché?), un approccio più container-like, secondo il principio di 1 container = 1 applicazione. Si è scelta la prima opzione per realismo, per avere anche la misura di quanto impattasse il processo exporter sulle risorse del router (poco). L’integrazione finale è stata fatta modificando ancora una volta l’immagine del router FRR, così da avviare anche l’exporter con lo script di avvio, l’entrypoint. Si è ritenuto necessario utilizzare questo approccio, in quanto </w:t>
+      </w:r>
+    </w:p>
+    <w:p>
+      <w:r>
+        <w:rPr>
+          <w:b/>
+          <w:bCs/>
+        </w:rPr>
+        <w:t>grafana</w:t>
+      </w:r>
+    </w:p>
+    <w:p>
+      <w:r>
+        <w:t>sezioni, focus su routing. Variabili per controllare le info da mostrare. overview dei grafici + rilevanti.</w:t>
+      </w:r>
+    </w:p>
+    <w:p>
+      <w:r>
+        <w:t>---</w:t>
+      </w:r>
+    </w:p>
+    <w:p>
+      <w:r>
+        <w:t>possibile ordine degli argomenti: rete, poi partire da grafici grafana per illustrare le query e le funzioni degli exporter. L’overview degli expo e di tuttecose la faccio prima nella sezione strumenti.</w:t>
+      </w:r>
+    </w:p>
     <w:p/>
     <w:p>
       <w:pPr>
@@ -1168,6 +2898,90 @@
       </w:pPr>
       <w:r>
         <w:t>Risultati</w:t>
+      </w:r>
+    </w:p>
+    <w:p>
+      <w:pPr>
+        <w:pStyle w:val="ListParagraph"/>
+        <w:numPr>
+          <w:ilvl w:val="0"/>
+          <w:numId w:val="11"/>
+        </w:numPr>
+      </w:pPr>
+      <w:r>
+        <w:t>rete realizzata (diagramma e spiegazione topologia)</w:t>
+      </w:r>
+    </w:p>
+    <w:p>
+      <w:pPr>
+        <w:pStyle w:val="ListParagraph"/>
+        <w:numPr>
+          <w:ilvl w:val="0"/>
+          <w:numId w:val="11"/>
+        </w:numPr>
+      </w:pPr>
+      <w:r>
+        <w:t>dashboard</w:t>
+      </w:r>
+    </w:p>
+    <w:p>
+      <w:pPr>
+        <w:pStyle w:val="ListParagraph"/>
+        <w:numPr>
+          <w:ilvl w:val="1"/>
+          <w:numId w:val="11"/>
+        </w:numPr>
+      </w:pPr>
+      <w:r>
+        <w:t>divisa (per ora) in 3 sezioni:</w:t>
+      </w:r>
+    </w:p>
+    <w:p>
+      <w:pPr>
+        <w:pStyle w:val="ListParagraph"/>
+        <w:numPr>
+          <w:ilvl w:val="2"/>
+          <w:numId w:val="11"/>
+        </w:numPr>
+      </w:pPr>
+      <w:r>
+        <w:t>stato sistemi di monitoraggio, per far vedere se sono up</w:t>
+      </w:r>
+    </w:p>
+    <w:p>
+      <w:pPr>
+        <w:pStyle w:val="ListParagraph"/>
+        <w:numPr>
+          <w:ilvl w:val="2"/>
+          <w:numId w:val="11"/>
+        </w:numPr>
+      </w:pPr>
+      <w:r>
+        <w:t>routing</w:t>
+      </w:r>
+    </w:p>
+    <w:p>
+      <w:pPr>
+        <w:pStyle w:val="ListParagraph"/>
+        <w:numPr>
+          <w:ilvl w:val="2"/>
+          <w:numId w:val="11"/>
+        </w:numPr>
+      </w:pPr>
+      <w:r>
+        <w:t>utilizzo risorse generale (+ specifico nei router per rate Tx/Rx)</w:t>
+      </w:r>
+    </w:p>
+    <w:p>
+      <w:pPr>
+        <w:pStyle w:val="ListParagraph"/>
+        <w:numPr>
+          <w:ilvl w:val="0"/>
+          <w:numId w:val="11"/>
+        </w:numPr>
+      </w:pPr>
+      <w:r>
+        <w:t>test per associare determinati avvenimenti ad un certo andamento dei grafici</w:t>
       </w:r>
     </w:p>
     <w:p>
@@ -1211,20 +3025,185 @@
           <w:ilvl w:val="0"/>
           <w:numId w:val="4"/>
         </w:numPr>
-      </w:pPr>
-      <w:r>
+        <w:rPr>
+          <w:strike/>
+        </w:rPr>
+      </w:pPr>
+      <w:r>
+        <w:rPr>
+          <w:strike/>
+        </w:rPr>
         <w:t>FRR Exporter non fornisce la metrica su quanti LSA vengono scambiati in totale. Quindi non è possibile, usando solo quello, avere un grafico del rate degli LSA scambiati, da cui, per esempio, si potrebbe vedere un aumento degli scambi in corrispondenza di cambi di topologia</w:t>
       </w:r>
+      <w:r>
+        <w:rPr>
+          <w:strike/>
+        </w:rPr>
+        <w:br/>
+      </w:r>
+      <w:r>
+        <w:t>^ ris</w:t>
+      </w:r>
+      <w:r>
+        <w:t>olto con SNMP</w:t>
+      </w:r>
+    </w:p>
+    <w:p>
+      <w:pPr>
+        <w:pStyle w:val="ListParagraph"/>
+        <w:numPr>
+          <w:ilvl w:val="0"/>
+          <w:numId w:val="4"/>
+        </w:numPr>
+      </w:pPr>
+      <w:r>
+        <w:t>svolgimento test: causa (es: spegnimetno di un’interfaccia) -&gt; effetto (ricalcolo SPF, scambio LSA): conosco già la causa. In un ambiente reale, osservo prima l’effetto, e poi cerco di risalire alla causa.</w:t>
+      </w:r>
+    </w:p>
+    <w:p>
+      <w:pPr>
+        <w:pStyle w:val="ListParagraph"/>
+        <w:numPr>
+          <w:ilvl w:val="0"/>
+          <w:numId w:val="4"/>
+        </w:numPr>
+      </w:pPr>
+      <w:r>
+        <w:t>per questioni di tempo, l’aspetto dell’alerting è stato trascurato, anche se in un sistema di monitoraggio ha un grande apporto. Ci si è concentrati più sullo step precedente, quello in cui si decide quali aspetti monitorare e si selezionano i dati rilevanti per tale scopo.</w:t>
+      </w:r>
     </w:p>
     <w:p>
       <w:pPr>
         <w:pStyle w:val="Heading2"/>
       </w:pPr>
       <w:r>
+        <w:lastRenderedPageBreak/>
         <w:t>Possibili sviluppi</w:t>
       </w:r>
     </w:p>
     <w:p>
+      <w:r>
+        <w:t>alerting (nominare anche i tool, tipo alert manager)</w:t>
+      </w:r>
+    </w:p>
+    <w:p>
+      <w:r>
+        <w:t>Prometheus alerting</w:t>
+      </w:r>
+      <w:r>
+        <w:t xml:space="preserve"> (</w:t>
+      </w:r>
+      <w:hyperlink r:id="rId39" w:history="1">
+        <w:r>
+          <w:rPr>
+            <w:rStyle w:val="Hyperlink"/>
+          </w:rPr>
+          <w:t>https://prometheus.io/docs/prometheus/latest/configuration/alerting_rules/</w:t>
+        </w:r>
+      </w:hyperlink>
+      <w:r>
+        <w:t>):</w:t>
+      </w:r>
+    </w:p>
+    <w:p>
+      <w:r>
+        <w:t>“</w:t>
+      </w:r>
+      <w:r>
+        <w:t>Alerting rules allow you to define alert conditions based on Prometheus expression language expressions and to send notifications about firing alerts to an external service. Whenever the alert expression results in one or more vector elements at a given point in time, the alert counts as active for these elements' label sets.</w:t>
+      </w:r>
+      <w:r>
+        <w:t>”</w:t>
+      </w:r>
+    </w:p>
+    <w:p>
+      <w:r>
+        <w:t>“</w:t>
+      </w:r>
+      <w:r>
+        <w:t>Prometheus will check that the alert continues to be active during each evaluation for 10 minutes before firing the alert</w:t>
+      </w:r>
+      <w:r>
+        <w:t>”</w:t>
+      </w:r>
+    </w:p>
+    <w:p>
+      <w:r>
+        <w:t>“</w:t>
+      </w:r>
+      <w:r>
+        <w:t>Prometheus's alerting rules are good at figuring what is broken right now, but they are not a fully-fledged notification solution</w:t>
+      </w:r>
+      <w:r>
+        <w:t xml:space="preserve">. </w:t>
+      </w:r>
+      <w:r>
+        <w:t>Another layer is needed to add summarization, notification rate limiting, silencing and alert dependencies on top of the simple alert definitions. In Prometheus's ecosystem, the Alertmanager takes on this role</w:t>
+      </w:r>
+      <w:r>
+        <w:t xml:space="preserve">. </w:t>
+      </w:r>
+      <w:r>
+        <w:t xml:space="preserve"> Prometheus may be configured to periodically send information about alert states to an Alertmanager instance</w:t>
+      </w:r>
+      <w:r>
+        <w:t>”</w:t>
+      </w:r>
+    </w:p>
+    <w:p>
+      <w:r>
+        <w:t>“</w:t>
+      </w:r>
+      <w:r>
+        <w:rPr>
+          <w:highlight w:val="yellow"/>
+        </w:rPr>
+        <w:t>The Alertmanager  handles alerts</w:t>
+      </w:r>
+      <w:r>
+        <w:t xml:space="preserve"> sent by client applications such as the Prometheus server. It takes care of deduplicating, grouping, and </w:t>
+      </w:r>
+      <w:r>
+        <w:rPr>
+          <w:highlight w:val="yellow"/>
+        </w:rPr>
+        <w:t>routing them to the correct receiver integration such as email</w:t>
+      </w:r>
+      <w:r>
+        <w:t>, PagerDuty, or OpsGenie</w:t>
+      </w:r>
+      <w:r>
+        <w:t>”</w:t>
+      </w:r>
+    </w:p>
+    <w:p>
+      <w:r>
+        <w:t>-----</w:t>
+      </w:r>
+    </w:p>
+    <w:p>
+      <w:r>
+        <w:t xml:space="preserve">aggiungere nodi server per stress test, reachability, </w:t>
+      </w:r>
+      <w:r>
+        <w:t xml:space="preserve">end2end latency, </w:t>
+      </w:r>
+      <w:r>
+        <w:t>ecc. e vedere effetti traffico “vero” su rete</w:t>
+      </w:r>
+    </w:p>
+    <w:p>
+      <w:r>
+        <w:t>--------</w:t>
+      </w:r>
+    </w:p>
+    <w:p>
+      <w:r>
+        <w:t>panel x alert su grafana, con definizione di threshold.</w:t>
+      </w:r>
+    </w:p>
+    <w:p/>
+    <w:p>
       <w:pPr>
         <w:pStyle w:val="Heading1"/>
       </w:pPr>
@@ -1232,6 +3211,406 @@
         <w:t>Bibliografia</w:t>
       </w:r>
     </w:p>
+    <w:p>
+      <w:pPr>
+        <w:pStyle w:val="Heading1"/>
+      </w:pPr>
+      <w:r>
+        <w:t>LINE NUMBERS</w:t>
+      </w:r>
+    </w:p>
+    <w:p>
+      <w:r>
+        <w:t>per copiare il testo carino da notepad:</w:t>
+      </w:r>
+    </w:p>
+    <w:p>
+      <w:r>
+        <w:rPr>
+          <w:noProof/>
+        </w:rPr>
+        <w:drawing>
+          <wp:inline distT="0" distB="0" distL="0" distR="0" wp14:anchorId="21438014" wp14:editId="48695E08">
+            <wp:extent cx="6645910" cy="2470150"/>
+            <wp:effectExtent l="0" t="0" r="2540" b="6350"/>
+            <wp:docPr id="1780118764" name="Picture 1"/>
+            <wp:cNvGraphicFramePr>
+              <a:graphicFrameLocks xmlns:a="http://schemas.openxmlformats.org/drawingml/2006/main" noChangeAspect="1"/>
+            </wp:cNvGraphicFramePr>
+            <a:graphic xmlns:a="http://schemas.openxmlformats.org/drawingml/2006/main">
+              <a:graphicData uri="http://schemas.openxmlformats.org/drawingml/2006/picture">
+                <pic:pic xmlns:pic="http://schemas.openxmlformats.org/drawingml/2006/picture">
+                  <pic:nvPicPr>
+                    <pic:cNvPr id="1780118764" name=""/>
+                    <pic:cNvPicPr/>
+                  </pic:nvPicPr>
+                  <pic:blipFill>
+                    <a:blip r:embed="rId40"/>
+                    <a:stretch>
+                      <a:fillRect/>
+                    </a:stretch>
+                  </pic:blipFill>
+                  <pic:spPr>
+                    <a:xfrm>
+                      <a:off x="0" y="0"/>
+                      <a:ext cx="6645910" cy="2470150"/>
+                    </a:xfrm>
+                    <a:prstGeom prst="rect">
+                      <a:avLst/>
+                    </a:prstGeom>
+                  </pic:spPr>
+                </pic:pic>
+              </a:graphicData>
+            </a:graphic>
+          </wp:inline>
+        </w:drawing>
+      </w:r>
+    </w:p>
+    <w:p/>
+    <w:p>
+      <w:r>
+        <w:rPr>
+          <w:noProof/>
+        </w:rPr>
+        <w:drawing>
+          <wp:inline distT="0" distB="0" distL="0" distR="0" wp14:anchorId="2CA6E5EB" wp14:editId="19CF237E">
+            <wp:extent cx="2266950" cy="2971800"/>
+            <wp:effectExtent l="0" t="0" r="0" b="0"/>
+            <wp:docPr id="1943204042" name="Picture 1"/>
+            <wp:cNvGraphicFramePr>
+              <a:graphicFrameLocks xmlns:a="http://schemas.openxmlformats.org/drawingml/2006/main" noChangeAspect="1"/>
+            </wp:cNvGraphicFramePr>
+            <a:graphic xmlns:a="http://schemas.openxmlformats.org/drawingml/2006/main">
+              <a:graphicData uri="http://schemas.openxmlformats.org/drawingml/2006/picture">
+                <pic:pic xmlns:pic="http://schemas.openxmlformats.org/drawingml/2006/picture">
+                  <pic:nvPicPr>
+                    <pic:cNvPr id="1943204042" name=""/>
+                    <pic:cNvPicPr/>
+                  </pic:nvPicPr>
+                  <pic:blipFill>
+                    <a:blip r:embed="rId41"/>
+                    <a:stretch>
+                      <a:fillRect/>
+                    </a:stretch>
+                  </pic:blipFill>
+                  <pic:spPr>
+                    <a:xfrm>
+                      <a:off x="0" y="0"/>
+                      <a:ext cx="2266950" cy="2971800"/>
+                    </a:xfrm>
+                    <a:prstGeom prst="rect">
+                      <a:avLst/>
+                    </a:prstGeom>
+                  </pic:spPr>
+                </pic:pic>
+              </a:graphicData>
+            </a:graphic>
+          </wp:inline>
+        </w:drawing>
+      </w:r>
+    </w:p>
+    <w:p/>
+    <w:p>
+      <w:r>
+        <w:rPr>
+          <w:noProof/>
+        </w:rPr>
+        <w:drawing>
+          <wp:inline distT="0" distB="0" distL="0" distR="0" wp14:anchorId="2D379607" wp14:editId="48835672">
+            <wp:extent cx="5553075" cy="3267075"/>
+            <wp:effectExtent l="0" t="0" r="9525" b="9525"/>
+            <wp:docPr id="807875679" name="Picture 1"/>
+            <wp:cNvGraphicFramePr>
+              <a:graphicFrameLocks xmlns:a="http://schemas.openxmlformats.org/drawingml/2006/main" noChangeAspect="1"/>
+            </wp:cNvGraphicFramePr>
+            <a:graphic xmlns:a="http://schemas.openxmlformats.org/drawingml/2006/main">
+              <a:graphicData uri="http://schemas.openxmlformats.org/drawingml/2006/picture">
+                <pic:pic xmlns:pic="http://schemas.openxmlformats.org/drawingml/2006/picture">
+                  <pic:nvPicPr>
+                    <pic:cNvPr id="807875679" name=""/>
+                    <pic:cNvPicPr/>
+                  </pic:nvPicPr>
+                  <pic:blipFill>
+                    <a:blip r:embed="rId42"/>
+                    <a:stretch>
+                      <a:fillRect/>
+                    </a:stretch>
+                  </pic:blipFill>
+                  <pic:spPr>
+                    <a:xfrm>
+                      <a:off x="0" y="0"/>
+                      <a:ext cx="5553075" cy="3267075"/>
+                    </a:xfrm>
+                    <a:prstGeom prst="rect">
+                      <a:avLst/>
+                    </a:prstGeom>
+                  </pic:spPr>
+                </pic:pic>
+              </a:graphicData>
+            </a:graphic>
+          </wp:inline>
+        </w:drawing>
+      </w:r>
+    </w:p>
+    <w:p/>
+    <w:p>
+      <w:r>
+        <w:rPr>
+          <w:noProof/>
+        </w:rPr>
+        <w:lastRenderedPageBreak/>
+        <w:drawing>
+          <wp:inline distT="0" distB="0" distL="0" distR="0" wp14:anchorId="09856F8C" wp14:editId="5F1506CE">
+            <wp:extent cx="2171700" cy="2943225"/>
+            <wp:effectExtent l="0" t="0" r="0" b="9525"/>
+            <wp:docPr id="567361202" name="Picture 1"/>
+            <wp:cNvGraphicFramePr>
+              <a:graphicFrameLocks xmlns:a="http://schemas.openxmlformats.org/drawingml/2006/main" noChangeAspect="1"/>
+            </wp:cNvGraphicFramePr>
+            <a:graphic xmlns:a="http://schemas.openxmlformats.org/drawingml/2006/main">
+              <a:graphicData uri="http://schemas.openxmlformats.org/drawingml/2006/picture">
+                <pic:pic xmlns:pic="http://schemas.openxmlformats.org/drawingml/2006/picture">
+                  <pic:nvPicPr>
+                    <pic:cNvPr id="567361202" name=""/>
+                    <pic:cNvPicPr/>
+                  </pic:nvPicPr>
+                  <pic:blipFill>
+                    <a:blip r:embed="rId43"/>
+                    <a:stretch>
+                      <a:fillRect/>
+                    </a:stretch>
+                  </pic:blipFill>
+                  <pic:spPr>
+                    <a:xfrm>
+                      <a:off x="0" y="0"/>
+                      <a:ext cx="2171700" cy="2943225"/>
+                    </a:xfrm>
+                    <a:prstGeom prst="rect">
+                      <a:avLst/>
+                    </a:prstGeom>
+                  </pic:spPr>
+                </pic:pic>
+              </a:graphicData>
+            </a:graphic>
+          </wp:inline>
+        </w:drawing>
+      </w:r>
+      <w:r>
+        <w:t xml:space="preserve"> </w:t>
+      </w:r>
+      <w:r>
+        <w:rPr>
+          <w:noProof/>
+        </w:rPr>
+        <w:drawing>
+          <wp:inline distT="0" distB="0" distL="0" distR="0" wp14:anchorId="30310745" wp14:editId="2C317548">
+            <wp:extent cx="3163916" cy="3532716"/>
+            <wp:effectExtent l="0" t="0" r="0" b="0"/>
+            <wp:docPr id="667952682" name="Picture 1"/>
+            <wp:cNvGraphicFramePr>
+              <a:graphicFrameLocks xmlns:a="http://schemas.openxmlformats.org/drawingml/2006/main" noChangeAspect="1"/>
+            </wp:cNvGraphicFramePr>
+            <a:graphic xmlns:a="http://schemas.openxmlformats.org/drawingml/2006/main">
+              <a:graphicData uri="http://schemas.openxmlformats.org/drawingml/2006/picture">
+                <pic:pic xmlns:pic="http://schemas.openxmlformats.org/drawingml/2006/picture">
+                  <pic:nvPicPr>
+                    <pic:cNvPr id="667952682" name=""/>
+                    <pic:cNvPicPr/>
+                  </pic:nvPicPr>
+                  <pic:blipFill>
+                    <a:blip r:embed="rId44"/>
+                    <a:stretch>
+                      <a:fillRect/>
+                    </a:stretch>
+                  </pic:blipFill>
+                  <pic:spPr>
+                    <a:xfrm>
+                      <a:off x="0" y="0"/>
+                      <a:ext cx="3166628" cy="3535744"/>
+                    </a:xfrm>
+                    <a:prstGeom prst="rect">
+                      <a:avLst/>
+                    </a:prstGeom>
+                  </pic:spPr>
+                </pic:pic>
+              </a:graphicData>
+            </a:graphic>
+          </wp:inline>
+        </w:drawing>
+      </w:r>
+    </w:p>
+    <w:p>
+      <w:r>
+        <w:t>poi metterci i bordi perché è più bello</w:t>
+      </w:r>
+    </w:p>
+    <w:p/>
+    <w:p>
+      <w:pPr>
+        <w:shd w:val="clear" w:color="auto" w:fill="FFFFFF"/>
+        <w:spacing w:after="0" w:line="240" w:lineRule="auto"/>
+        <w:rPr>
+          <w:rFonts w:ascii="Courier New" w:eastAsia="Times New Roman" w:hAnsi="Courier New" w:cs="Courier New"/>
+          <w:color w:val="000000"/>
+          <w:kern w:val="0"/>
+          <w:sz w:val="20"/>
+          <w:szCs w:val="20"/>
+          <w:lang w:eastAsia="en-GB"/>
+          <w14:ligatures w14:val="none"/>
+        </w:rPr>
+        <w:sectPr>
+          <w:pgSz w:w="11906" w:h="16838"/>
+          <w:pgMar w:top="720" w:right="720" w:bottom="720" w:left="720" w:header="708" w:footer="708" w:gutter="0"/>
+          <w:cols w:space="708"/>
+          <w:docGrid w:linePitch="360"/>
+        </w:sectPr>
+      </w:pPr>
+    </w:p>
+    <w:p>
+      <w:pPr>
+        <w:pBdr>
+          <w:top w:val="single" w:sz="4" w:space="1" w:color="auto"/>
+          <w:left w:val="single" w:sz="4" w:space="4" w:color="auto"/>
+          <w:bottom w:val="single" w:sz="4" w:space="1" w:color="auto"/>
+          <w:right w:val="single" w:sz="4" w:space="4" w:color="auto"/>
+        </w:pBdr>
+        <w:shd w:val="clear" w:color="auto" w:fill="FFFFFF"/>
+        <w:spacing w:after="0" w:line="240" w:lineRule="auto"/>
+        <w:rPr>
+          <w:rFonts w:ascii="Courier New" w:eastAsia="Times New Roman" w:hAnsi="Courier New" w:cs="Courier New"/>
+          <w:color w:val="000000"/>
+          <w:kern w:val="0"/>
+          <w:sz w:val="20"/>
+          <w:szCs w:val="20"/>
+          <w:lang w:eastAsia="en-GB"/>
+          <w14:ligatures w14:val="none"/>
+        </w:rPr>
+      </w:pPr>
+      <w:r>
+        <w:rPr>
+          <w:rFonts w:ascii="Courier New" w:eastAsia="Times New Roman" w:hAnsi="Courier New" w:cs="Courier New"/>
+          <w:color w:val="000000"/>
+          <w:kern w:val="0"/>
+          <w:sz w:val="20"/>
+          <w:szCs w:val="20"/>
+          <w:lang w:eastAsia="en-GB"/>
+          <w14:ligatures w14:val="none"/>
+        </w:rPr>
+        <w:lastRenderedPageBreak/>
+        <w:t>pro</w:t>
+      </w:r>
+    </w:p>
+    <w:p>
+      <w:pPr>
+        <w:pBdr>
+          <w:top w:val="single" w:sz="4" w:space="1" w:color="auto"/>
+          <w:left w:val="single" w:sz="4" w:space="4" w:color="auto"/>
+          <w:bottom w:val="single" w:sz="4" w:space="1" w:color="auto"/>
+          <w:right w:val="single" w:sz="4" w:space="4" w:color="auto"/>
+        </w:pBdr>
+        <w:shd w:val="clear" w:color="auto" w:fill="FFFFFF"/>
+        <w:spacing w:after="0" w:line="240" w:lineRule="auto"/>
+        <w:rPr>
+          <w:rFonts w:ascii="Courier New" w:eastAsia="Times New Roman" w:hAnsi="Courier New" w:cs="Courier New"/>
+          <w:color w:val="000000"/>
+          <w:kern w:val="0"/>
+          <w:sz w:val="20"/>
+          <w:szCs w:val="20"/>
+          <w:lang w:eastAsia="en-GB"/>
+          <w14:ligatures w14:val="none"/>
+        </w:rPr>
+      </w:pPr>
+      <w:r>
+        <w:rPr>
+          <w:rFonts w:ascii="Courier New" w:eastAsia="Times New Roman" w:hAnsi="Courier New" w:cs="Courier New"/>
+          <w:color w:val="000000"/>
+          <w:kern w:val="0"/>
+          <w:sz w:val="20"/>
+          <w:szCs w:val="20"/>
+          <w:lang w:eastAsia="en-GB"/>
+          <w14:ligatures w14:val="none"/>
+        </w:rPr>
+        <w:t>va</w:t>
+      </w:r>
+    </w:p>
+    <w:p>
+      <w:pPr>
+        <w:pBdr>
+          <w:top w:val="single" w:sz="4" w:space="1" w:color="auto"/>
+          <w:left w:val="single" w:sz="4" w:space="4" w:color="auto"/>
+          <w:bottom w:val="single" w:sz="4" w:space="1" w:color="auto"/>
+          <w:right w:val="single" w:sz="4" w:space="4" w:color="auto"/>
+        </w:pBdr>
+        <w:shd w:val="clear" w:color="auto" w:fill="FFFFFF"/>
+        <w:spacing w:after="0" w:line="240" w:lineRule="auto"/>
+        <w:rPr>
+          <w:rFonts w:ascii="Courier New" w:eastAsia="Times New Roman" w:hAnsi="Courier New" w:cs="Courier New"/>
+          <w:color w:val="000000"/>
+          <w:kern w:val="0"/>
+          <w:sz w:val="20"/>
+          <w:szCs w:val="20"/>
+          <w:lang w:eastAsia="en-GB"/>
+          <w14:ligatures w14:val="none"/>
+        </w:rPr>
+      </w:pPr>
+      <w:r>
+        <w:rPr>
+          <w:rFonts w:ascii="Courier New" w:eastAsia="Times New Roman" w:hAnsi="Courier New" w:cs="Courier New"/>
+          <w:color w:val="000000"/>
+          <w:kern w:val="0"/>
+          <w:sz w:val="20"/>
+          <w:szCs w:val="20"/>
+          <w:lang w:eastAsia="en-GB"/>
+          <w14:ligatures w14:val="none"/>
+        </w:rPr>
+        <w:t>a</w:t>
+      </w:r>
+    </w:p>
+    <w:p>
+      <w:pPr>
+        <w:pBdr>
+          <w:top w:val="single" w:sz="4" w:space="1" w:color="auto"/>
+          <w:left w:val="single" w:sz="4" w:space="4" w:color="auto"/>
+          <w:bottom w:val="single" w:sz="4" w:space="1" w:color="auto"/>
+          <w:right w:val="single" w:sz="4" w:space="4" w:color="auto"/>
+        </w:pBdr>
+        <w:shd w:val="clear" w:color="auto" w:fill="FFFFFF"/>
+        <w:spacing w:after="0" w:line="240" w:lineRule="auto"/>
+        <w:rPr>
+          <w:rFonts w:ascii="Courier New" w:eastAsia="Times New Roman" w:hAnsi="Courier New" w:cs="Courier New"/>
+          <w:color w:val="000000"/>
+          <w:kern w:val="0"/>
+          <w:sz w:val="20"/>
+          <w:szCs w:val="20"/>
+          <w:lang w:eastAsia="en-GB"/>
+          <w14:ligatures w14:val="none"/>
+        </w:rPr>
+      </w:pPr>
+      <w:r>
+        <w:rPr>
+          <w:rFonts w:ascii="Courier New" w:eastAsia="Times New Roman" w:hAnsi="Courier New" w:cs="Courier New"/>
+          <w:color w:val="000000"/>
+          <w:kern w:val="0"/>
+          <w:sz w:val="20"/>
+          <w:szCs w:val="20"/>
+          <w:lang w:eastAsia="en-GB"/>
+          <w14:ligatures w14:val="none"/>
+        </w:rPr>
+        <w:t>a</w:t>
+      </w:r>
+    </w:p>
+    <w:p>
+      <w:pPr>
+        <w:sectPr>
+          <w:pgSz w:w="11906" w:h="16838"/>
+          <w:pgMar w:top="720" w:right="720" w:bottom="720" w:left="720" w:header="709" w:footer="709" w:gutter="0"/>
+          <w:lnNumType w:countBy="1" w:restart="continuous"/>
+          <w:cols w:space="708"/>
+          <w:docGrid w:linePitch="360"/>
+        </w:sectPr>
+      </w:pPr>
+    </w:p>
+    <w:p/>
     <w:sectPr>
       <w:pgSz w:w="11906" w:h="16838"/>
       <w:pgMar w:top="720" w:right="720" w:bottom="720" w:left="720" w:header="708" w:footer="708" w:gutter="0"/>
@@ -1340,7 +3719,7 @@
         <w:annotationRef/>
       </w:r>
       <w:r>
-        <w:t>troppo vago</w:t>
+        <w:t>nell’intro va bene generico, comunque poi si filtra per router/servizio(hostname), e area (solo router)</w:t>
       </w:r>
     </w:p>
   </w:comment>
@@ -1356,7 +3735,7 @@
         <w:annotationRef/>
       </w:r>
       <w:r>
-        <w:t>altri?</w:t>
+        <w:t>implementato: hostnamec e area, ma nell’intro va bene essere generici</w:t>
       </w:r>
     </w:p>
   </w:comment>
@@ -1399,6 +3778,89 @@
 </w16cid:commentsIds>
 </file>
 
+<file path=word/endnotes.xml><?xml version="1.0" encoding="utf-8"?>
+<w:endnotes xmlns:wpc="http://schemas.microsoft.com/office/word/2010/wordprocessingCanvas" xmlns:cx="http://schemas.microsoft.com/office/drawing/2014/chartex" xmlns:cx1="http://schemas.microsoft.com/office/drawing/2015/9/8/chartex" xmlns:cx2="http://schemas.microsoft.com/office/drawing/2015/10/21/chartex" xmlns:cx3="http://schemas.microsoft.com/office/drawing/2016/5/9/chartex" xmlns:cx4="http://schemas.microsoft.com/office/drawing/2016/5/10/chartex" xmlns:cx5="http://schemas.microsoft.com/office/drawing/2016/5/11/chartex" xmlns:cx6="http://schemas.microsoft.com/office/drawing/2016/5/12/chartex" xmlns:cx7="http://schemas.microsoft.com/office/drawing/2016/5/13/chartex" xmlns:cx8="http://schemas.microsoft.com/office/drawing/2016/5/14/chartex" xmlns:mc="http://schemas.openxmlformats.org/markup-compatibility/2006" xmlns:aink="http://schemas.microsoft.com/office/drawing/2016/ink" xmlns:am3d="http://schemas.microsoft.com/office/drawing/2017/model3d" xmlns:o="urn:schemas-microsoft-com:office:office" xmlns:oel="http://schemas.microsoft.com/office/2019/extlst" xmlns:r="http://schemas.openxmlformats.org/officeDocument/2006/relationships" xmlns:m="http://schemas.openxmlformats.org/officeDocument/2006/math" xmlns:v="urn:schemas-microsoft-com:vml" xmlns:wp14="http://schemas.microsoft.com/office/word/2010/wordprocessingDrawing" xmlns:wp="http://schemas.openxmlformats.org/drawingml/2006/wordprocessingDrawing" xmlns:w10="urn:schemas-microsoft-com:office:word" xmlns:w="http://schemas.openxmlformats.org/wordprocessingml/2006/main" xmlns:w14="http://schemas.microsoft.com/office/word/2010/wordml" xmlns:w15="http://schemas.microsoft.com/office/word/2012/wordml" xmlns:w16cex="http://schemas.microsoft.com/office/word/2018/wordml/cex" xmlns:w16cid="http://schemas.microsoft.com/office/word/2016/wordml/cid" xmlns:w16="http://schemas.microsoft.com/office/word/2018/wordml" xmlns:w16du="http://schemas.microsoft.com/office/word/2023/wordml/word16du" xmlns:w16sdtdh="http://schemas.microsoft.com/office/word/2020/wordml/sdtdatahash" xmlns:w16sdtfl="http://schemas.microsoft.com/office/word/2024/wordml/sdtformatlock" xmlns:w16se="http://schemas.microsoft.com/office/word/2015/wordml/symex" xmlns:wpg="http://schemas.microsoft.com/office/word/2010/wordprocessingGroup" xmlns:wpi="http://schemas.microsoft.com/office/word/2010/wordprocessingInk" xmlns:wne="http://schemas.microsoft.com/office/word/2006/wordml" xmlns:wps="http://schemas.microsoft.com/office/word/2010/wordprocessingShape" mc:Ignorable="w14 w15 w16se w16cid w16 w16cex w16sdtdh w16sdtfl w16du wp14">
+  <w:endnote w:type="separator" w:id="-1">
+    <w:p>
+      <w:pPr>
+        <w:spacing w:after="0" w:line="240" w:lineRule="auto"/>
+      </w:pPr>
+      <w:r>
+        <w:separator/>
+      </w:r>
+    </w:p>
+  </w:endnote>
+  <w:endnote w:type="continuationSeparator" w:id="0">
+    <w:p>
+      <w:pPr>
+        <w:spacing w:after="0" w:line="240" w:lineRule="auto"/>
+      </w:pPr>
+      <w:r>
+        <w:continuationSeparator/>
+      </w:r>
+    </w:p>
+  </w:endnote>
+</w:endnotes>
+</file>
+
+<file path=word/footnotes.xml><?xml version="1.0" encoding="utf-8"?>
+<w:footnotes xmlns:wpc="http://schemas.microsoft.com/office/word/2010/wordprocessingCanvas" xmlns:cx="http://schemas.microsoft.com/office/drawing/2014/chartex" xmlns:cx1="http://schemas.microsoft.com/office/drawing/2015/9/8/chartex" xmlns:cx2="http://schemas.microsoft.com/office/drawing/2015/10/21/chartex" xmlns:cx3="http://schemas.microsoft.com/office/drawing/2016/5/9/chartex" xmlns:cx4="http://schemas.microsoft.com/office/drawing/2016/5/10/chartex" xmlns:cx5="http://schemas.microsoft.com/office/drawing/2016/5/11/chartex" xmlns:cx6="http://schemas.microsoft.com/office/drawing/2016/5/12/chartex" xmlns:cx7="http://schemas.microsoft.com/office/drawing/2016/5/13/chartex" xmlns:cx8="http://schemas.microsoft.com/office/drawing/2016/5/14/chartex" xmlns:mc="http://schemas.openxmlformats.org/markup-compatibility/2006" xmlns:aink="http://schemas.microsoft.com/office/drawing/2016/ink" xmlns:am3d="http://schemas.microsoft.com/office/drawing/2017/model3d" xmlns:o="urn:schemas-microsoft-com:office:office" xmlns:oel="http://schemas.microsoft.com/office/2019/extlst" xmlns:r="http://schemas.openxmlformats.org/officeDocument/2006/relationships" xmlns:m="http://schemas.openxmlformats.org/officeDocument/2006/math" xmlns:v="urn:schemas-microsoft-com:vml" xmlns:wp14="http://schemas.microsoft.com/office/word/2010/wordprocessingDrawing" xmlns:wp="http://schemas.openxmlformats.org/drawingml/2006/wordprocessingDrawing" xmlns:w10="urn:schemas-microsoft-com:office:word" xmlns:w="http://schemas.openxmlformats.org/wordprocessingml/2006/main" xmlns:w14="http://schemas.microsoft.com/office/word/2010/wordml" xmlns:w15="http://schemas.microsoft.com/office/word/2012/wordml" xmlns:w16cex="http://schemas.microsoft.com/office/word/2018/wordml/cex" xmlns:w16cid="http://schemas.microsoft.com/office/word/2016/wordml/cid" xmlns:w16="http://schemas.microsoft.com/office/word/2018/wordml" xmlns:w16du="http://schemas.microsoft.com/office/word/2023/wordml/word16du" xmlns:w16sdtdh="http://schemas.microsoft.com/office/word/2020/wordml/sdtdatahash" xmlns:w16sdtfl="http://schemas.microsoft.com/office/word/2024/wordml/sdtformatlock" xmlns:w16se="http://schemas.microsoft.com/office/word/2015/wordml/symex" xmlns:wpg="http://schemas.microsoft.com/office/word/2010/wordprocessingGroup" xmlns:wpi="http://schemas.microsoft.com/office/word/2010/wordprocessingInk" xmlns:wne="http://schemas.microsoft.com/office/word/2006/wordml" xmlns:wps="http://schemas.microsoft.com/office/word/2010/wordprocessingShape" mc:Ignorable="w14 w15 w16se w16cid w16 w16cex w16sdtdh w16sdtfl w16du wp14">
+  <w:footnote w:type="separator" w:id="-1">
+    <w:p>
+      <w:pPr>
+        <w:spacing w:after="0" w:line="240" w:lineRule="auto"/>
+      </w:pPr>
+      <w:r>
+        <w:separator/>
+      </w:r>
+    </w:p>
+  </w:footnote>
+  <w:footnote w:type="continuationSeparator" w:id="0">
+    <w:p>
+      <w:pPr>
+        <w:spacing w:after="0" w:line="240" w:lineRule="auto"/>
+      </w:pPr>
+      <w:r>
+        <w:continuationSeparator/>
+      </w:r>
+    </w:p>
+  </w:footnote>
+  <w:footnote w:id="1">
+    <w:p>
+      <w:pPr>
+        <w:pStyle w:val="FootnoteText"/>
+      </w:pPr>
+      <w:r>
+        <w:rPr>
+          <w:rStyle w:val="FootnoteReference"/>
+        </w:rPr>
+        <w:footnoteRef/>
+      </w:r>
+      <w:r>
+        <w:t xml:space="preserve"> </w:t>
+      </w:r>
+      <w:r>
+        <w:t>syslog-ng is a free and open-source implementation of the syslog protocol for Unix and Unix-like systems</w:t>
+      </w:r>
+      <w:r>
+        <w:t xml:space="preserve"> (</w:t>
+      </w:r>
+      <w:hyperlink r:id="rId1" w:history="1">
+        <w:r>
+          <w:rPr>
+            <w:rStyle w:val="Hyperlink"/>
+          </w:rPr>
+          <w:t>https://en.wikipedia.org/wiki/Syslog-ng</w:t>
+        </w:r>
+      </w:hyperlink>
+      <w:r>
+        <w:t xml:space="preserve">). </w:t>
+      </w:r>
+    </w:p>
+  </w:footnote>
+</w:footnotes>
+</file>
+
 <file path=word/numbering.xml><?xml version="1.0" encoding="utf-8"?>
 <w:numbering xmlns:wpc="http://schemas.microsoft.com/office/word/2010/wordprocessingCanvas" xmlns:cx="http://schemas.microsoft.com/office/drawing/2014/chartex" xmlns:cx1="http://schemas.microsoft.com/office/drawing/2015/9/8/chartex" xmlns:cx2="http://schemas.microsoft.com/office/drawing/2015/10/21/chartex" xmlns:cx3="http://schemas.microsoft.com/office/drawing/2016/5/9/chartex" xmlns:cx4="http://schemas.microsoft.com/office/drawing/2016/5/10/chartex" xmlns:cx5="http://schemas.microsoft.com/office/drawing/2016/5/11/chartex" xmlns:cx6="http://schemas.microsoft.com/office/drawing/2016/5/12/chartex" xmlns:cx7="http://schemas.microsoft.com/office/drawing/2016/5/13/chartex" xmlns:cx8="http://schemas.microsoft.com/office/drawing/2016/5/14/chartex" xmlns:mc="http://schemas.openxmlformats.org/markup-compatibility/2006" xmlns:aink="http://schemas.microsoft.com/office/drawing/2016/ink" xmlns:am3d="http://schemas.microsoft.com/office/drawing/2017/model3d" xmlns:o="urn:schemas-microsoft-com:office:office" xmlns:oel="http://schemas.microsoft.com/office/2019/extlst" xmlns:r="http://schemas.openxmlformats.org/officeDocument/2006/relationships" xmlns:m="http://schemas.openxmlformats.org/officeDocument/2006/math" xmlns:v="urn:schemas-microsoft-com:vml" xmlns:wp14="http://schemas.microsoft.com/office/word/2010/wordprocessingDrawing" xmlns:wp="http://schemas.openxmlformats.org/drawingml/2006/wordprocessingDrawing" xmlns:w10="urn:schemas-microsoft-com:office:word" xmlns:w="http://schemas.openxmlformats.org/wordprocessingml/2006/main" xmlns:w14="http://schemas.microsoft.com/office/word/2010/wordml" xmlns:w15="http://schemas.microsoft.com/office/word/2012/wordml" xmlns:w16cex="http://schemas.microsoft.com/office/word/2018/wordml/cex" xmlns:w16cid="http://schemas.microsoft.com/office/word/2016/wordml/cid" xmlns:w16="http://schemas.microsoft.com/office/word/2018/wordml" xmlns:w16du="http://schemas.microsoft.com/office/word/2023/wordml/word16du" xmlns:w16sdtdh="http://schemas.microsoft.com/office/word/2020/wordml/sdtdatahash" xmlns:w16sdtfl="http://schemas.microsoft.com/office/word/2024/wordml/sdtformatlock" xmlns:w16se="http://schemas.microsoft.com/office/word/2015/wordml/symex" xmlns:wpg="http://schemas.microsoft.com/office/word/2010/wordprocessingGroup" xmlns:wpi="http://schemas.microsoft.com/office/word/2010/wordprocessingInk" xmlns:wne="http://schemas.microsoft.com/office/word/2006/wordml" xmlns:wps="http://schemas.microsoft.com/office/word/2010/wordprocessingShape" mc:Ignorable="w14 w15 w16se w16cid w16 w16cex w16sdtdh w16sdtfl w16du wp14">
   <w:abstractNum w:abstractNumId="0" w15:restartNumberingAfterBreak="0">
@@ -1423,6 +3885,232 @@
     </w:lvl>
   </w:abstractNum>
   <w:abstractNum w:abstractNumId="1" w15:restartNumberingAfterBreak="0">
+    <w:nsid w:val="04572BBC"/>
+    <w:multiLevelType w:val="hybridMultilevel"/>
+    <w:tmpl w:val="2146F956"/>
+    <w:lvl w:ilvl="0" w:tplc="08090001">
+      <w:start w:val="1"/>
+      <w:numFmt w:val="bullet"/>
+      <w:lvlText w:val=""/>
+      <w:lvlJc w:val="left"/>
+      <w:pPr>
+        <w:ind w:left="720" w:hanging="360"/>
+      </w:pPr>
+      <w:rPr>
+        <w:rFonts w:ascii="Symbol" w:hAnsi="Symbol" w:hint="default"/>
+      </w:rPr>
+    </w:lvl>
+    <w:lvl w:ilvl="1" w:tplc="08090003" w:tentative="1">
+      <w:start w:val="1"/>
+      <w:numFmt w:val="bullet"/>
+      <w:lvlText w:val="o"/>
+      <w:lvlJc w:val="left"/>
+      <w:pPr>
+        <w:ind w:left="1440" w:hanging="360"/>
+      </w:pPr>
+      <w:rPr>
+        <w:rFonts w:ascii="Courier New" w:hAnsi="Courier New" w:cs="Courier New" w:hint="default"/>
+      </w:rPr>
+    </w:lvl>
+    <w:lvl w:ilvl="2" w:tplc="08090005" w:tentative="1">
+      <w:start w:val="1"/>
+      <w:numFmt w:val="bullet"/>
+      <w:lvlText w:val=""/>
+      <w:lvlJc w:val="left"/>
+      <w:pPr>
+        <w:ind w:left="2160" w:hanging="360"/>
+      </w:pPr>
+      <w:rPr>
+        <w:rFonts w:ascii="Wingdings" w:hAnsi="Wingdings" w:hint="default"/>
+      </w:rPr>
+    </w:lvl>
+    <w:lvl w:ilvl="3" w:tplc="08090001" w:tentative="1">
+      <w:start w:val="1"/>
+      <w:numFmt w:val="bullet"/>
+      <w:lvlText w:val=""/>
+      <w:lvlJc w:val="left"/>
+      <w:pPr>
+        <w:ind w:left="2880" w:hanging="360"/>
+      </w:pPr>
+      <w:rPr>
+        <w:rFonts w:ascii="Symbol" w:hAnsi="Symbol" w:hint="default"/>
+      </w:rPr>
+    </w:lvl>
+    <w:lvl w:ilvl="4" w:tplc="08090003" w:tentative="1">
+      <w:start w:val="1"/>
+      <w:numFmt w:val="bullet"/>
+      <w:lvlText w:val="o"/>
+      <w:lvlJc w:val="left"/>
+      <w:pPr>
+        <w:ind w:left="3600" w:hanging="360"/>
+      </w:pPr>
+      <w:rPr>
+        <w:rFonts w:ascii="Courier New" w:hAnsi="Courier New" w:cs="Courier New" w:hint="default"/>
+      </w:rPr>
+    </w:lvl>
+    <w:lvl w:ilvl="5" w:tplc="08090005" w:tentative="1">
+      <w:start w:val="1"/>
+      <w:numFmt w:val="bullet"/>
+      <w:lvlText w:val=""/>
+      <w:lvlJc w:val="left"/>
+      <w:pPr>
+        <w:ind w:left="4320" w:hanging="360"/>
+      </w:pPr>
+      <w:rPr>
+        <w:rFonts w:ascii="Wingdings" w:hAnsi="Wingdings" w:hint="default"/>
+      </w:rPr>
+    </w:lvl>
+    <w:lvl w:ilvl="6" w:tplc="08090001" w:tentative="1">
+      <w:start w:val="1"/>
+      <w:numFmt w:val="bullet"/>
+      <w:lvlText w:val=""/>
+      <w:lvlJc w:val="left"/>
+      <w:pPr>
+        <w:ind w:left="5040" w:hanging="360"/>
+      </w:pPr>
+      <w:rPr>
+        <w:rFonts w:ascii="Symbol" w:hAnsi="Symbol" w:hint="default"/>
+      </w:rPr>
+    </w:lvl>
+    <w:lvl w:ilvl="7" w:tplc="08090003" w:tentative="1">
+      <w:start w:val="1"/>
+      <w:numFmt w:val="bullet"/>
+      <w:lvlText w:val="o"/>
+      <w:lvlJc w:val="left"/>
+      <w:pPr>
+        <w:ind w:left="5760" w:hanging="360"/>
+      </w:pPr>
+      <w:rPr>
+        <w:rFonts w:ascii="Courier New" w:hAnsi="Courier New" w:cs="Courier New" w:hint="default"/>
+      </w:rPr>
+    </w:lvl>
+    <w:lvl w:ilvl="8" w:tplc="08090005" w:tentative="1">
+      <w:start w:val="1"/>
+      <w:numFmt w:val="bullet"/>
+      <w:lvlText w:val=""/>
+      <w:lvlJc w:val="left"/>
+      <w:pPr>
+        <w:ind w:left="6480" w:hanging="360"/>
+      </w:pPr>
+      <w:rPr>
+        <w:rFonts w:ascii="Wingdings" w:hAnsi="Wingdings" w:hint="default"/>
+      </w:rPr>
+    </w:lvl>
+  </w:abstractNum>
+  <w:abstractNum w:abstractNumId="2" w15:restartNumberingAfterBreak="0">
+    <w:nsid w:val="1CA94686"/>
+    <w:multiLevelType w:val="hybridMultilevel"/>
+    <w:tmpl w:val="9014D812"/>
+    <w:lvl w:ilvl="0" w:tplc="08090001">
+      <w:start w:val="1"/>
+      <w:numFmt w:val="bullet"/>
+      <w:lvlText w:val=""/>
+      <w:lvlJc w:val="left"/>
+      <w:pPr>
+        <w:ind w:left="720" w:hanging="360"/>
+      </w:pPr>
+      <w:rPr>
+        <w:rFonts w:ascii="Symbol" w:hAnsi="Symbol" w:hint="default"/>
+      </w:rPr>
+    </w:lvl>
+    <w:lvl w:ilvl="1" w:tplc="08090003">
+      <w:start w:val="1"/>
+      <w:numFmt w:val="bullet"/>
+      <w:lvlText w:val="o"/>
+      <w:lvlJc w:val="left"/>
+      <w:pPr>
+        <w:ind w:left="1440" w:hanging="360"/>
+      </w:pPr>
+      <w:rPr>
+        <w:rFonts w:ascii="Courier New" w:hAnsi="Courier New" w:cs="Courier New" w:hint="default"/>
+      </w:rPr>
+    </w:lvl>
+    <w:lvl w:ilvl="2" w:tplc="08090005">
+      <w:start w:val="1"/>
+      <w:numFmt w:val="bullet"/>
+      <w:lvlText w:val=""/>
+      <w:lvlJc w:val="left"/>
+      <w:pPr>
+        <w:ind w:left="2160" w:hanging="360"/>
+      </w:pPr>
+      <w:rPr>
+        <w:rFonts w:ascii="Wingdings" w:hAnsi="Wingdings" w:hint="default"/>
+      </w:rPr>
+    </w:lvl>
+    <w:lvl w:ilvl="3" w:tplc="08090001" w:tentative="1">
+      <w:start w:val="1"/>
+      <w:numFmt w:val="bullet"/>
+      <w:lvlText w:val=""/>
+      <w:lvlJc w:val="left"/>
+      <w:pPr>
+        <w:ind w:left="2880" w:hanging="360"/>
+      </w:pPr>
+      <w:rPr>
+        <w:rFonts w:ascii="Symbol" w:hAnsi="Symbol" w:hint="default"/>
+      </w:rPr>
+    </w:lvl>
+    <w:lvl w:ilvl="4" w:tplc="08090003" w:tentative="1">
+      <w:start w:val="1"/>
+      <w:numFmt w:val="bullet"/>
+      <w:lvlText w:val="o"/>
+      <w:lvlJc w:val="left"/>
+      <w:pPr>
+        <w:ind w:left="3600" w:hanging="360"/>
+      </w:pPr>
+      <w:rPr>
+        <w:rFonts w:ascii="Courier New" w:hAnsi="Courier New" w:cs="Courier New" w:hint="default"/>
+      </w:rPr>
+    </w:lvl>
+    <w:lvl w:ilvl="5" w:tplc="08090005" w:tentative="1">
+      <w:start w:val="1"/>
+      <w:numFmt w:val="bullet"/>
+      <w:lvlText w:val=""/>
+      <w:lvlJc w:val="left"/>
+      <w:pPr>
+        <w:ind w:left="4320" w:hanging="360"/>
+      </w:pPr>
+      <w:rPr>
+        <w:rFonts w:ascii="Wingdings" w:hAnsi="Wingdings" w:hint="default"/>
+      </w:rPr>
+    </w:lvl>
+    <w:lvl w:ilvl="6" w:tplc="08090001" w:tentative="1">
+      <w:start w:val="1"/>
+      <w:numFmt w:val="bullet"/>
+      <w:lvlText w:val=""/>
+      <w:lvlJc w:val="left"/>
+      <w:pPr>
+        <w:ind w:left="5040" w:hanging="360"/>
+      </w:pPr>
+      <w:rPr>
+        <w:rFonts w:ascii="Symbol" w:hAnsi="Symbol" w:hint="default"/>
+      </w:rPr>
+    </w:lvl>
+    <w:lvl w:ilvl="7" w:tplc="08090003" w:tentative="1">
+      <w:start w:val="1"/>
+      <w:numFmt w:val="bullet"/>
+      <w:lvlText w:val="o"/>
+      <w:lvlJc w:val="left"/>
+      <w:pPr>
+        <w:ind w:left="5760" w:hanging="360"/>
+      </w:pPr>
+      <w:rPr>
+        <w:rFonts w:ascii="Courier New" w:hAnsi="Courier New" w:cs="Courier New" w:hint="default"/>
+      </w:rPr>
+    </w:lvl>
+    <w:lvl w:ilvl="8" w:tplc="08090005" w:tentative="1">
+      <w:start w:val="1"/>
+      <w:numFmt w:val="bullet"/>
+      <w:lvlText w:val=""/>
+      <w:lvlJc w:val="left"/>
+      <w:pPr>
+        <w:ind w:left="6480" w:hanging="360"/>
+      </w:pPr>
+      <w:rPr>
+        <w:rFonts w:ascii="Wingdings" w:hAnsi="Wingdings" w:hint="default"/>
+      </w:rPr>
+    </w:lvl>
+  </w:abstractNum>
+  <w:abstractNum w:abstractNumId="3" w15:restartNumberingAfterBreak="0">
     <w:nsid w:val="378942C9"/>
     <w:multiLevelType w:val="hybridMultilevel"/>
     <w:tmpl w:val="B926658A"/>
@@ -1535,7 +4223,7 @@
       </w:rPr>
     </w:lvl>
   </w:abstractNum>
-  <w:abstractNum w:abstractNumId="2" w15:restartNumberingAfterBreak="0">
+  <w:abstractNum w:abstractNumId="4" w15:restartNumberingAfterBreak="0">
     <w:nsid w:val="37B02694"/>
     <w:multiLevelType w:val="hybridMultilevel"/>
     <w:tmpl w:val="7BF4CB46"/>
@@ -1648,7 +4336,7 @@
       </w:rPr>
     </w:lvl>
   </w:abstractNum>
-  <w:abstractNum w:abstractNumId="3" w15:restartNumberingAfterBreak="0">
+  <w:abstractNum w:abstractNumId="5" w15:restartNumberingAfterBreak="0">
     <w:nsid w:val="3D594576"/>
     <w:multiLevelType w:val="hybridMultilevel"/>
     <w:tmpl w:val="25826B28"/>
@@ -1761,7 +4449,120 @@
       </w:rPr>
     </w:lvl>
   </w:abstractNum>
-  <w:abstractNum w:abstractNumId="4" w15:restartNumberingAfterBreak="0">
+  <w:abstractNum w:abstractNumId="6" w15:restartNumberingAfterBreak="0">
+    <w:nsid w:val="44430777"/>
+    <w:multiLevelType w:val="hybridMultilevel"/>
+    <w:tmpl w:val="0B7AB912"/>
+    <w:lvl w:ilvl="0" w:tplc="08090001">
+      <w:start w:val="1"/>
+      <w:numFmt w:val="bullet"/>
+      <w:lvlText w:val=""/>
+      <w:lvlJc w:val="left"/>
+      <w:pPr>
+        <w:ind w:left="720" w:hanging="360"/>
+      </w:pPr>
+      <w:rPr>
+        <w:rFonts w:ascii="Symbol" w:hAnsi="Symbol" w:hint="default"/>
+      </w:rPr>
+    </w:lvl>
+    <w:lvl w:ilvl="1" w:tplc="08090003" w:tentative="1">
+      <w:start w:val="1"/>
+      <w:numFmt w:val="bullet"/>
+      <w:lvlText w:val="o"/>
+      <w:lvlJc w:val="left"/>
+      <w:pPr>
+        <w:ind w:left="1440" w:hanging="360"/>
+      </w:pPr>
+      <w:rPr>
+        <w:rFonts w:ascii="Courier New" w:hAnsi="Courier New" w:cs="Courier New" w:hint="default"/>
+      </w:rPr>
+    </w:lvl>
+    <w:lvl w:ilvl="2" w:tplc="08090005" w:tentative="1">
+      <w:start w:val="1"/>
+      <w:numFmt w:val="bullet"/>
+      <w:lvlText w:val=""/>
+      <w:lvlJc w:val="left"/>
+      <w:pPr>
+        <w:ind w:left="2160" w:hanging="360"/>
+      </w:pPr>
+      <w:rPr>
+        <w:rFonts w:ascii="Wingdings" w:hAnsi="Wingdings" w:hint="default"/>
+      </w:rPr>
+    </w:lvl>
+    <w:lvl w:ilvl="3" w:tplc="08090001" w:tentative="1">
+      <w:start w:val="1"/>
+      <w:numFmt w:val="bullet"/>
+      <w:lvlText w:val=""/>
+      <w:lvlJc w:val="left"/>
+      <w:pPr>
+        <w:ind w:left="2880" w:hanging="360"/>
+      </w:pPr>
+      <w:rPr>
+        <w:rFonts w:ascii="Symbol" w:hAnsi="Symbol" w:hint="default"/>
+      </w:rPr>
+    </w:lvl>
+    <w:lvl w:ilvl="4" w:tplc="08090003" w:tentative="1">
+      <w:start w:val="1"/>
+      <w:numFmt w:val="bullet"/>
+      <w:lvlText w:val="o"/>
+      <w:lvlJc w:val="left"/>
+      <w:pPr>
+        <w:ind w:left="3600" w:hanging="360"/>
+      </w:pPr>
+      <w:rPr>
+        <w:rFonts w:ascii="Courier New" w:hAnsi="Courier New" w:cs="Courier New" w:hint="default"/>
+      </w:rPr>
+    </w:lvl>
+    <w:lvl w:ilvl="5" w:tplc="08090005" w:tentative="1">
+      <w:start w:val="1"/>
+      <w:numFmt w:val="bullet"/>
+      <w:lvlText w:val=""/>
+      <w:lvlJc w:val="left"/>
+      <w:pPr>
+        <w:ind w:left="4320" w:hanging="360"/>
+      </w:pPr>
+      <w:rPr>
+        <w:rFonts w:ascii="Wingdings" w:hAnsi="Wingdings" w:hint="default"/>
+      </w:rPr>
+    </w:lvl>
+    <w:lvl w:ilvl="6" w:tplc="08090001" w:tentative="1">
+      <w:start w:val="1"/>
+      <w:numFmt w:val="bullet"/>
+      <w:lvlText w:val=""/>
+      <w:lvlJc w:val="left"/>
+      <w:pPr>
+        <w:ind w:left="5040" w:hanging="360"/>
+      </w:pPr>
+      <w:rPr>
+        <w:rFonts w:ascii="Symbol" w:hAnsi="Symbol" w:hint="default"/>
+      </w:rPr>
+    </w:lvl>
+    <w:lvl w:ilvl="7" w:tplc="08090003" w:tentative="1">
+      <w:start w:val="1"/>
+      <w:numFmt w:val="bullet"/>
+      <w:lvlText w:val="o"/>
+      <w:lvlJc w:val="left"/>
+      <w:pPr>
+        <w:ind w:left="5760" w:hanging="360"/>
+      </w:pPr>
+      <w:rPr>
+        <w:rFonts w:ascii="Courier New" w:hAnsi="Courier New" w:cs="Courier New" w:hint="default"/>
+      </w:rPr>
+    </w:lvl>
+    <w:lvl w:ilvl="8" w:tplc="08090005" w:tentative="1">
+      <w:start w:val="1"/>
+      <w:numFmt w:val="bullet"/>
+      <w:lvlText w:val=""/>
+      <w:lvlJc w:val="left"/>
+      <w:pPr>
+        <w:ind w:left="6480" w:hanging="360"/>
+      </w:pPr>
+      <w:rPr>
+        <w:rFonts w:ascii="Wingdings" w:hAnsi="Wingdings" w:hint="default"/>
+      </w:rPr>
+    </w:lvl>
+  </w:abstractNum>
+  <w:abstractNum w:abstractNumId="7" w15:restartNumberingAfterBreak="0">
     <w:nsid w:val="45CE3EFF"/>
     <w:multiLevelType w:val="hybridMultilevel"/>
     <w:tmpl w:val="19D6AE92"/>
@@ -1874,7 +4675,120 @@
       </w:rPr>
     </w:lvl>
   </w:abstractNum>
-  <w:abstractNum w:abstractNumId="5" w15:restartNumberingAfterBreak="0">
+  <w:abstractNum w:abstractNumId="8" w15:restartNumberingAfterBreak="0">
+    <w:nsid w:val="4D447C0C"/>
+    <w:multiLevelType w:val="hybridMultilevel"/>
+    <w:tmpl w:val="6D1411CC"/>
+    <w:lvl w:ilvl="0" w:tplc="08090001">
+      <w:start w:val="1"/>
+      <w:numFmt w:val="bullet"/>
+      <w:lvlText w:val=""/>
+      <w:lvlJc w:val="left"/>
+      <w:pPr>
+        <w:ind w:left="720" w:hanging="360"/>
+      </w:pPr>
+      <w:rPr>
+        <w:rFonts w:ascii="Symbol" w:hAnsi="Symbol" w:hint="default"/>
+      </w:rPr>
+    </w:lvl>
+    <w:lvl w:ilvl="1" w:tplc="08090003" w:tentative="1">
+      <w:start w:val="1"/>
+      <w:numFmt w:val="bullet"/>
+      <w:lvlText w:val="o"/>
+      <w:lvlJc w:val="left"/>
+      <w:pPr>
+        <w:ind w:left="1440" w:hanging="360"/>
+      </w:pPr>
+      <w:rPr>
+        <w:rFonts w:ascii="Courier New" w:hAnsi="Courier New" w:cs="Courier New" w:hint="default"/>
+      </w:rPr>
+    </w:lvl>
+    <w:lvl w:ilvl="2" w:tplc="08090005" w:tentative="1">
+      <w:start w:val="1"/>
+      <w:numFmt w:val="bullet"/>
+      <w:lvlText w:val=""/>
+      <w:lvlJc w:val="left"/>
+      <w:pPr>
+        <w:ind w:left="2160" w:hanging="360"/>
+      </w:pPr>
+      <w:rPr>
+        <w:rFonts w:ascii="Wingdings" w:hAnsi="Wingdings" w:hint="default"/>
+      </w:rPr>
+    </w:lvl>
+    <w:lvl w:ilvl="3" w:tplc="08090001" w:tentative="1">
+      <w:start w:val="1"/>
+      <w:numFmt w:val="bullet"/>
+      <w:lvlText w:val=""/>
+      <w:lvlJc w:val="left"/>
+      <w:pPr>
+        <w:ind w:left="2880" w:hanging="360"/>
+      </w:pPr>
+      <w:rPr>
+        <w:rFonts w:ascii="Symbol" w:hAnsi="Symbol" w:hint="default"/>
+      </w:rPr>
+    </w:lvl>
+    <w:lvl w:ilvl="4" w:tplc="08090003" w:tentative="1">
+      <w:start w:val="1"/>
+      <w:numFmt w:val="bullet"/>
+      <w:lvlText w:val="o"/>
+      <w:lvlJc w:val="left"/>
+      <w:pPr>
+        <w:ind w:left="3600" w:hanging="360"/>
+      </w:pPr>
+      <w:rPr>
+        <w:rFonts w:ascii="Courier New" w:hAnsi="Courier New" w:cs="Courier New" w:hint="default"/>
+      </w:rPr>
+    </w:lvl>
+    <w:lvl w:ilvl="5" w:tplc="08090005" w:tentative="1">
+      <w:start w:val="1"/>
+      <w:numFmt w:val="bullet"/>
+      <w:lvlText w:val=""/>
+      <w:lvlJc w:val="left"/>
+      <w:pPr>
+        <w:ind w:left="4320" w:hanging="360"/>
+      </w:pPr>
+      <w:rPr>
+        <w:rFonts w:ascii="Wingdings" w:hAnsi="Wingdings" w:hint="default"/>
+      </w:rPr>
+    </w:lvl>
+    <w:lvl w:ilvl="6" w:tplc="08090001" w:tentative="1">
+      <w:start w:val="1"/>
+      <w:numFmt w:val="bullet"/>
+      <w:lvlText w:val=""/>
+      <w:lvlJc w:val="left"/>
+      <w:pPr>
+        <w:ind w:left="5040" w:hanging="360"/>
+      </w:pPr>
+      <w:rPr>
+        <w:rFonts w:ascii="Symbol" w:hAnsi="Symbol" w:hint="default"/>
+      </w:rPr>
+    </w:lvl>
+    <w:lvl w:ilvl="7" w:tplc="08090003" w:tentative="1">
+      <w:start w:val="1"/>
+      <w:numFmt w:val="bullet"/>
+      <w:lvlText w:val="o"/>
+      <w:lvlJc w:val="left"/>
+      <w:pPr>
+        <w:ind w:left="5760" w:hanging="360"/>
+      </w:pPr>
+      <w:rPr>
+        <w:rFonts w:ascii="Courier New" w:hAnsi="Courier New" w:cs="Courier New" w:hint="default"/>
+      </w:rPr>
+    </w:lvl>
+    <w:lvl w:ilvl="8" w:tplc="08090005" w:tentative="1">
+      <w:start w:val="1"/>
+      <w:numFmt w:val="bullet"/>
+      <w:lvlText w:val=""/>
+      <w:lvlJc w:val="left"/>
+      <w:pPr>
+        <w:ind w:left="6480" w:hanging="360"/>
+      </w:pPr>
+      <w:rPr>
+        <w:rFonts w:ascii="Wingdings" w:hAnsi="Wingdings" w:hint="default"/>
+      </w:rPr>
+    </w:lvl>
+  </w:abstractNum>
+  <w:abstractNum w:abstractNumId="9" w15:restartNumberingAfterBreak="0">
     <w:nsid w:val="626E614D"/>
     <w:multiLevelType w:val="hybridMultilevel"/>
     <w:tmpl w:val="013E029C"/>
@@ -1987,7 +4901,120 @@
       </w:rPr>
     </w:lvl>
   </w:abstractNum>
-  <w:abstractNum w:abstractNumId="6" w15:restartNumberingAfterBreak="0">
+  <w:abstractNum w:abstractNumId="10" w15:restartNumberingAfterBreak="0">
+    <w:nsid w:val="66E94CED"/>
+    <w:multiLevelType w:val="hybridMultilevel"/>
+    <w:tmpl w:val="F06869DA"/>
+    <w:lvl w:ilvl="0" w:tplc="08090001">
+      <w:start w:val="1"/>
+      <w:numFmt w:val="bullet"/>
+      <w:lvlText w:val=""/>
+      <w:lvlJc w:val="left"/>
+      <w:pPr>
+        <w:ind w:left="720" w:hanging="360"/>
+      </w:pPr>
+      <w:rPr>
+        <w:rFonts w:ascii="Symbol" w:hAnsi="Symbol" w:hint="default"/>
+      </w:rPr>
+    </w:lvl>
+    <w:lvl w:ilvl="1" w:tplc="08090003" w:tentative="1">
+      <w:start w:val="1"/>
+      <w:numFmt w:val="bullet"/>
+      <w:lvlText w:val="o"/>
+      <w:lvlJc w:val="left"/>
+      <w:pPr>
+        <w:ind w:left="1440" w:hanging="360"/>
+      </w:pPr>
+      <w:rPr>
+        <w:rFonts w:ascii="Courier New" w:hAnsi="Courier New" w:cs="Courier New" w:hint="default"/>
+      </w:rPr>
+    </w:lvl>
+    <w:lvl w:ilvl="2" w:tplc="08090005" w:tentative="1">
+      <w:start w:val="1"/>
+      <w:numFmt w:val="bullet"/>
+      <w:lvlText w:val=""/>
+      <w:lvlJc w:val="left"/>
+      <w:pPr>
+        <w:ind w:left="2160" w:hanging="360"/>
+      </w:pPr>
+      <w:rPr>
+        <w:rFonts w:ascii="Wingdings" w:hAnsi="Wingdings" w:hint="default"/>
+      </w:rPr>
+    </w:lvl>
+    <w:lvl w:ilvl="3" w:tplc="08090001" w:tentative="1">
+      <w:start w:val="1"/>
+      <w:numFmt w:val="bullet"/>
+      <w:lvlText w:val=""/>
+      <w:lvlJc w:val="left"/>
+      <w:pPr>
+        <w:ind w:left="2880" w:hanging="360"/>
+      </w:pPr>
+      <w:rPr>
+        <w:rFonts w:ascii="Symbol" w:hAnsi="Symbol" w:hint="default"/>
+      </w:rPr>
+    </w:lvl>
+    <w:lvl w:ilvl="4" w:tplc="08090003" w:tentative="1">
+      <w:start w:val="1"/>
+      <w:numFmt w:val="bullet"/>
+      <w:lvlText w:val="o"/>
+      <w:lvlJc w:val="left"/>
+      <w:pPr>
+        <w:ind w:left="3600" w:hanging="360"/>
+      </w:pPr>
+      <w:rPr>
+        <w:rFonts w:ascii="Courier New" w:hAnsi="Courier New" w:cs="Courier New" w:hint="default"/>
+      </w:rPr>
+    </w:lvl>
+    <w:lvl w:ilvl="5" w:tplc="08090005" w:tentative="1">
+      <w:start w:val="1"/>
+      <w:numFmt w:val="bullet"/>
+      <w:lvlText w:val=""/>
+      <w:lvlJc w:val="left"/>
+      <w:pPr>
+        <w:ind w:left="4320" w:hanging="360"/>
+      </w:pPr>
+      <w:rPr>
+        <w:rFonts w:ascii="Wingdings" w:hAnsi="Wingdings" w:hint="default"/>
+      </w:rPr>
+    </w:lvl>
+    <w:lvl w:ilvl="6" w:tplc="08090001" w:tentative="1">
+      <w:start w:val="1"/>
+      <w:numFmt w:val="bullet"/>
+      <w:lvlText w:val=""/>
+      <w:lvlJc w:val="left"/>
+      <w:pPr>
+        <w:ind w:left="5040" w:hanging="360"/>
+      </w:pPr>
+      <w:rPr>
+        <w:rFonts w:ascii="Symbol" w:hAnsi="Symbol" w:hint="default"/>
+      </w:rPr>
+    </w:lvl>
+    <w:lvl w:ilvl="7" w:tplc="08090003" w:tentative="1">
+      <w:start w:val="1"/>
+      <w:numFmt w:val="bullet"/>
+      <w:lvlText w:val="o"/>
+      <w:lvlJc w:val="left"/>
+      <w:pPr>
+        <w:ind w:left="5760" w:hanging="360"/>
+      </w:pPr>
+      <w:rPr>
+        <w:rFonts w:ascii="Courier New" w:hAnsi="Courier New" w:cs="Courier New" w:hint="default"/>
+      </w:rPr>
+    </w:lvl>
+    <w:lvl w:ilvl="8" w:tplc="08090005" w:tentative="1">
+      <w:start w:val="1"/>
+      <w:numFmt w:val="bullet"/>
+      <w:lvlText w:val=""/>
+      <w:lvlJc w:val="left"/>
+      <w:pPr>
+        <w:ind w:left="6480" w:hanging="360"/>
+      </w:pPr>
+      <w:rPr>
+        <w:rFonts w:ascii="Wingdings" w:hAnsi="Wingdings" w:hint="default"/>
+      </w:rPr>
+    </w:lvl>
+  </w:abstractNum>
+  <w:abstractNum w:abstractNumId="11" w15:restartNumberingAfterBreak="0">
     <w:nsid w:val="68001295"/>
     <w:multiLevelType w:val="hybridMultilevel"/>
     <w:tmpl w:val="2918FE44"/>
@@ -2100,7 +5127,120 @@
       </w:rPr>
     </w:lvl>
   </w:abstractNum>
-  <w:abstractNum w:abstractNumId="7" w15:restartNumberingAfterBreak="0">
+  <w:abstractNum w:abstractNumId="12" w15:restartNumberingAfterBreak="0">
+    <w:nsid w:val="6D204444"/>
+    <w:multiLevelType w:val="hybridMultilevel"/>
+    <w:tmpl w:val="28E6437C"/>
+    <w:lvl w:ilvl="0" w:tplc="08090001">
+      <w:start w:val="1"/>
+      <w:numFmt w:val="bullet"/>
+      <w:lvlText w:val=""/>
+      <w:lvlJc w:val="left"/>
+      <w:pPr>
+        <w:ind w:left="720" w:hanging="360"/>
+      </w:pPr>
+      <w:rPr>
+        <w:rFonts w:ascii="Symbol" w:hAnsi="Symbol" w:hint="default"/>
+      </w:rPr>
+    </w:lvl>
+    <w:lvl w:ilvl="1" w:tplc="08090003" w:tentative="1">
+      <w:start w:val="1"/>
+      <w:numFmt w:val="bullet"/>
+      <w:lvlText w:val="o"/>
+      <w:lvlJc w:val="left"/>
+      <w:pPr>
+        <w:ind w:left="1440" w:hanging="360"/>
+      </w:pPr>
+      <w:rPr>
+        <w:rFonts w:ascii="Courier New" w:hAnsi="Courier New" w:cs="Courier New" w:hint="default"/>
+      </w:rPr>
+    </w:lvl>
+    <w:lvl w:ilvl="2" w:tplc="08090005" w:tentative="1">
+      <w:start w:val="1"/>
+      <w:numFmt w:val="bullet"/>
+      <w:lvlText w:val=""/>
+      <w:lvlJc w:val="left"/>
+      <w:pPr>
+        <w:ind w:left="2160" w:hanging="360"/>
+      </w:pPr>
+      <w:rPr>
+        <w:rFonts w:ascii="Wingdings" w:hAnsi="Wingdings" w:hint="default"/>
+      </w:rPr>
+    </w:lvl>
+    <w:lvl w:ilvl="3" w:tplc="08090001" w:tentative="1">
+      <w:start w:val="1"/>
+      <w:numFmt w:val="bullet"/>
+      <w:lvlText w:val=""/>
+      <w:lvlJc w:val="left"/>
+      <w:pPr>
+        <w:ind w:left="2880" w:hanging="360"/>
+      </w:pPr>
+      <w:rPr>
+        <w:rFonts w:ascii="Symbol" w:hAnsi="Symbol" w:hint="default"/>
+      </w:rPr>
+    </w:lvl>
+    <w:lvl w:ilvl="4" w:tplc="08090003" w:tentative="1">
+      <w:start w:val="1"/>
+      <w:numFmt w:val="bullet"/>
+      <w:lvlText w:val="o"/>
+      <w:lvlJc w:val="left"/>
+      <w:pPr>
+        <w:ind w:left="3600" w:hanging="360"/>
+      </w:pPr>
+      <w:rPr>
+        <w:rFonts w:ascii="Courier New" w:hAnsi="Courier New" w:cs="Courier New" w:hint="default"/>
+      </w:rPr>
+    </w:lvl>
+    <w:lvl w:ilvl="5" w:tplc="08090005" w:tentative="1">
+      <w:start w:val="1"/>
+      <w:numFmt w:val="bullet"/>
+      <w:lvlText w:val=""/>
+      <w:lvlJc w:val="left"/>
+      <w:pPr>
+        <w:ind w:left="4320" w:hanging="360"/>
+      </w:pPr>
+      <w:rPr>
+        <w:rFonts w:ascii="Wingdings" w:hAnsi="Wingdings" w:hint="default"/>
+      </w:rPr>
+    </w:lvl>
+    <w:lvl w:ilvl="6" w:tplc="08090001" w:tentative="1">
+      <w:start w:val="1"/>
+      <w:numFmt w:val="bullet"/>
+      <w:lvlText w:val=""/>
+      <w:lvlJc w:val="left"/>
+      <w:pPr>
+        <w:ind w:left="5040" w:hanging="360"/>
+      </w:pPr>
+      <w:rPr>
+        <w:rFonts w:ascii="Symbol" w:hAnsi="Symbol" w:hint="default"/>
+      </w:rPr>
+    </w:lvl>
+    <w:lvl w:ilvl="7" w:tplc="08090003" w:tentative="1">
+      <w:start w:val="1"/>
+      <w:numFmt w:val="bullet"/>
+      <w:lvlText w:val="o"/>
+      <w:lvlJc w:val="left"/>
+      <w:pPr>
+        <w:ind w:left="5760" w:hanging="360"/>
+      </w:pPr>
+      <w:rPr>
+        <w:rFonts w:ascii="Courier New" w:hAnsi="Courier New" w:cs="Courier New" w:hint="default"/>
+      </w:rPr>
+    </w:lvl>
+    <w:lvl w:ilvl="8" w:tplc="08090005" w:tentative="1">
+      <w:start w:val="1"/>
+      <w:numFmt w:val="bullet"/>
+      <w:lvlText w:val=""/>
+      <w:lvlJc w:val="left"/>
+      <w:pPr>
+        <w:ind w:left="6480" w:hanging="360"/>
+      </w:pPr>
+      <w:rPr>
+        <w:rFonts w:ascii="Wingdings" w:hAnsi="Wingdings" w:hint="default"/>
+      </w:rPr>
+    </w:lvl>
+  </w:abstractNum>
+  <w:abstractNum w:abstractNumId="13" w15:restartNumberingAfterBreak="0">
     <w:nsid w:val="709432C0"/>
     <w:multiLevelType w:val="hybridMultilevel"/>
     <w:tmpl w:val="57826A8E"/>
@@ -2214,28 +5354,46 @@
     </w:lvl>
   </w:abstractNum>
   <w:num w:numId="1" w16cid:durableId="1572933778">
-    <w:abstractNumId w:val="7"/>
+    <w:abstractNumId w:val="13"/>
   </w:num>
   <w:num w:numId="2" w16cid:durableId="1457799526">
-    <w:abstractNumId w:val="1"/>
+    <w:abstractNumId w:val="3"/>
   </w:num>
   <w:num w:numId="3" w16cid:durableId="971865976">
-    <w:abstractNumId w:val="6"/>
+    <w:abstractNumId w:val="11"/>
   </w:num>
   <w:num w:numId="4" w16cid:durableId="1649213620">
-    <w:abstractNumId w:val="2"/>
+    <w:abstractNumId w:val="4"/>
   </w:num>
   <w:num w:numId="5" w16cid:durableId="404305344">
-    <w:abstractNumId w:val="3"/>
+    <w:abstractNumId w:val="5"/>
   </w:num>
   <w:num w:numId="6" w16cid:durableId="1743794581">
     <w:abstractNumId w:val="0"/>
   </w:num>
   <w:num w:numId="7" w16cid:durableId="1988703216">
-    <w:abstractNumId w:val="4"/>
+    <w:abstractNumId w:val="7"/>
   </w:num>
   <w:num w:numId="8" w16cid:durableId="2107535006">
-    <w:abstractNumId w:val="5"/>
+    <w:abstractNumId w:val="9"/>
+  </w:num>
+  <w:num w:numId="9" w16cid:durableId="1422096170">
+    <w:abstractNumId w:val="8"/>
+  </w:num>
+  <w:num w:numId="10" w16cid:durableId="1064330987">
+    <w:abstractNumId w:val="1"/>
+  </w:num>
+  <w:num w:numId="11" w16cid:durableId="735397652">
+    <w:abstractNumId w:val="2"/>
+  </w:num>
+  <w:num w:numId="12" w16cid:durableId="849293626">
+    <w:abstractNumId w:val="6"/>
+  </w:num>
+  <w:num w:numId="13" w16cid:durableId="546646307">
+    <w:abstractNumId w:val="12"/>
+  </w:num>
+  <w:num w:numId="14" w16cid:durableId="1248659688">
+    <w:abstractNumId w:val="10"/>
   </w:num>
 </w:numbering>
 </file>
@@ -3338,6 +6496,100 @@
       <w14:ligatures w14:val="none"/>
     </w:rPr>
   </w:style>
+  <w:style w:type="paragraph" w:styleId="FootnoteText">
+    <w:name w:val="footnote text"/>
+    <w:basedOn w:val="Normal"/>
+    <w:link w:val="FootnoteTextChar"/>
+    <w:uiPriority w:val="99"/>
+    <w:semiHidden/>
+    <w:unhideWhenUsed/>
+    <w:rsid w:val="00396E84"/>
+    <w:pPr>
+      <w:spacing w:after="0" w:line="240" w:lineRule="auto"/>
+    </w:pPr>
+    <w:rPr>
+      <w:sz w:val="20"/>
+      <w:szCs w:val="20"/>
+    </w:rPr>
+  </w:style>
+  <w:style w:type="character" w:customStyle="1" w:styleId="FootnoteTextChar">
+    <w:name w:val="Footnote Text Char"/>
+    <w:basedOn w:val="DefaultParagraphFont"/>
+    <w:link w:val="FootnoteText"/>
+    <w:uiPriority w:val="99"/>
+    <w:semiHidden/>
+    <w:rsid w:val="00396E84"/>
+    <w:rPr>
+      <w:sz w:val="20"/>
+      <w:szCs w:val="20"/>
+    </w:rPr>
+  </w:style>
+  <w:style w:type="character" w:styleId="FootnoteReference">
+    <w:name w:val="footnote reference"/>
+    <w:basedOn w:val="DefaultParagraphFont"/>
+    <w:uiPriority w:val="99"/>
+    <w:semiHidden/>
+    <w:unhideWhenUsed/>
+    <w:rsid w:val="00396E84"/>
+    <w:rPr>
+      <w:vertAlign w:val="superscript"/>
+    </w:rPr>
+  </w:style>
+  <w:style w:type="character" w:styleId="LineNumber">
+    <w:name w:val="line number"/>
+    <w:basedOn w:val="DefaultParagraphFont"/>
+    <w:uiPriority w:val="99"/>
+    <w:semiHidden/>
+    <w:unhideWhenUsed/>
+    <w:rsid w:val="00010B61"/>
+  </w:style>
+  <w:style w:type="paragraph" w:styleId="PlainText">
+    <w:name w:val="Plain Text"/>
+    <w:basedOn w:val="Normal"/>
+    <w:link w:val="PlainTextChar"/>
+    <w:uiPriority w:val="99"/>
+    <w:unhideWhenUsed/>
+    <w:rsid w:val="00010B61"/>
+    <w:pPr>
+      <w:spacing w:after="0" w:line="240" w:lineRule="auto"/>
+    </w:pPr>
+    <w:rPr>
+      <w:rFonts w:ascii="Consolas" w:hAnsi="Consolas"/>
+      <w:sz w:val="21"/>
+      <w:szCs w:val="21"/>
+    </w:rPr>
+  </w:style>
+  <w:style w:type="character" w:customStyle="1" w:styleId="PlainTextChar">
+    <w:name w:val="Plain Text Char"/>
+    <w:basedOn w:val="DefaultParagraphFont"/>
+    <w:link w:val="PlainText"/>
+    <w:uiPriority w:val="99"/>
+    <w:rsid w:val="00010B61"/>
+    <w:rPr>
+      <w:rFonts w:ascii="Consolas" w:hAnsi="Consolas"/>
+      <w:sz w:val="21"/>
+      <w:szCs w:val="21"/>
+    </w:rPr>
+  </w:style>
+  <w:style w:type="table" w:styleId="TableGrid">
+    <w:name w:val="Table Grid"/>
+    <w:basedOn w:val="TableNormal"/>
+    <w:uiPriority w:val="39"/>
+    <w:rsid w:val="00010B61"/>
+    <w:pPr>
+      <w:spacing w:after="0" w:line="240" w:lineRule="auto"/>
+    </w:pPr>
+    <w:tblPr>
+      <w:tblBorders>
+        <w:top w:val="single" w:sz="4" w:space="0" w:color="auto"/>
+        <w:left w:val="single" w:sz="4" w:space="0" w:color="auto"/>
+        <w:bottom w:val="single" w:sz="4" w:space="0" w:color="auto"/>
+        <w:right w:val="single" w:sz="4" w:space="0" w:color="auto"/>
+        <w:insideH w:val="single" w:sz="4" w:space="0" w:color="auto"/>
+        <w:insideV w:val="single" w:sz="4" w:space="0" w:color="auto"/>
+      </w:tblBorders>
+    </w:tblPr>
+  </w:style>
 </w:styles>
 </file>
 

--- a/brutta-copia-Tesi.docx
+++ b/brutta-copia-Tesi.docx
@@ -883,7 +883,44 @@
         <w:t>Svolgimento</w:t>
       </w:r>
     </w:p>
-    <w:p/>
+    <w:p>
+      <w:r>
+        <w:rPr>
+          <w:highlight w:val="cyan"/>
+        </w:rPr>
+        <w:t>(metodologia seguita)</w:t>
+      </w:r>
+    </w:p>
+    <w:p>
+      <w:r>
+        <w:t>capire che c’era da fare in pratica</w:t>
+      </w:r>
+    </w:p>
+    <w:p>
+      <w:r>
+        <w:t>studio strumenti: containerlab, frr, prometheus, frr expo, grafana</w:t>
+      </w:r>
+    </w:p>
+    <w:p>
+      <w:r>
+        <w:t>- in realtà alternavo studio a pratica, mettendo prima le mani nelle cose e poi studiando la documentazione</w:t>
+      </w:r>
+    </w:p>
+    <w:p>
+      <w:r>
+        <w:t xml:space="preserve">dopo frr expo, rete di test, senza grafana -&gt; individuazione delle possibili metriche fornite da frr expo -&gt; progettazione di primi panel semplici -&gt; realizzazione che questi dati non sono esaustivi -&gt; ricerca di altri exporter: cadvisor prima (interessanti le metriche sulle risorse, ma niente su routing), poi snmp exporter (essendoci ormai prefissati di osservare l’aspetto routing, servivano metriche su quello. qui magari dire che mi ero informata su quali OID fossero disponibili e sembravano promettenti). -&gt; panico perché non si riusciva a capire come infilarlo in frr. -&gt; soluzione: immagine modificata (thx virdis tvb) -&gt; ok, una volta che ho l’immagine funzionante, come funziona SNMP? -&gt; studio sommario </w:t>
+      </w:r>
+      <w:r>
+        <w:lastRenderedPageBreak/>
+        <w:t>di SNMP -&gt; capire come far funzionare l’exporter -&gt; exporter funzionante: ora query -&gt; panel: qui inizio ad avere idea di come volevo organizzare la dashboard: sezione ospf, sezione risorse, ecc -&gt; realizzazione: per fare quello che volevo era necessario mettere insieme informazioni provenienti da  metriche diverse. -&gt; studio dei join in prometheus -&gt; scrittura di regole perché sta roba iniziava ad essere grossa -&gt; finiti pannelli -&gt; fin -&gt; non è vero: testing (che devo ancora fare per bene</w:t>
+      </w:r>
+      <w:r>
+        <w:t>)</w:t>
+      </w:r>
+      <w:r>
+        <w:t>!</w:t>
+      </w:r>
+    </w:p>
     <w:p>
       <w:pPr>
         <w:pStyle w:val="Heading2"/>
@@ -1006,7 +1043,6 @@
         <w:rPr>
           <w:noProof/>
         </w:rPr>
-        <w:lastRenderedPageBreak/>
         <w:drawing>
           <wp:inline distT="0" distB="0" distL="0" distR="0" wp14:anchorId="4E373630" wp14:editId="3726AB86">
             <wp:extent cx="6553200" cy="1771650"/>
@@ -1171,6 +1207,7 @@
         </w:numPr>
       </w:pPr>
       <w:r>
+        <w:lastRenderedPageBreak/>
         <w:t xml:space="preserve">The lab topology is defined under the topology </w:t>
       </w:r>
       <w:r>
@@ -1292,7 +1329,6 @@
     </w:p>
     <w:p>
       <w:r>
-        <w:lastRenderedPageBreak/>
         <w:t>A Linux host with Docker (and usually root) — ContainerLab doesn't run natively on macOS or Windows.</w:t>
       </w:r>
     </w:p>
@@ -1434,6 +1470,7 @@
     </w:p>
     <w:p>
       <w:r>
+        <w:lastRenderedPageBreak/>
         <w:t>A virtual machine runs its own kernel and host operating system, along with applications and their dependencies like libraries and other binary files. A hypervisor coordinates between the hardware (host machine or server) and the virtual machine. It allocates the physical hardware resources outlined during instantiation to the virtual machine for its exclusive use. Multiple virtual machines can exist on a single powerful server, managed by a single hypervisor, with hundreds of applications running on each virtual machine.</w:t>
       </w:r>
     </w:p>
@@ -1481,7 +1518,6 @@
     </w:p>
     <w:p>
       <w:r>
-        <w:lastRenderedPageBreak/>
         <w:t>da Claude (</w:t>
       </w:r>
       <w:hyperlink r:id="rId31" w:history="1">
@@ -1653,6 +1689,7 @@
         <w:pStyle w:val="code"/>
       </w:pPr>
       <w:r>
+        <w:lastRenderedPageBreak/>
         <w:t xml:space="preserve">      # con questo nome dentro ciascuno dei due container.</w:t>
       </w:r>
     </w:p>
@@ -1698,53 +1735,416 @@
     </w:p>
     <w:p>
       <w:r>
+        <w:t>links: la lista dei collegamenti punto-punto. La sintassi "nodo:interfaccia" è la forma più compatta — hai già visto nella tua topologia reale anche la forma estesa (endpoints: con node:/interface: su righe separate), utile quando serve specificare parametri aggiuntivi come un IP statico o il tipo di link (veth, dummy, ecc.), ma per un esempio introduttivo la forma compatta comunica l'idea con meno rumore visivo.</w:t>
+      </w:r>
+    </w:p>
+    <w:p/>
+    <w:p>
+      <w:r>
+        <w:t>Se la tua documentazione prevede una sezione successiva più avanzata, un'estensione naturale di questo stesso esempio è aggiungere un blocco exec: su router1 con un paio di comandi ip address add/vtysh -c per mostrare come si dà un indirizzo IP e si configura qualcosa via CLI — così il lettore vede subito la topologia "vuota" prima, e poi il primo passo di configurazione, senza dover introdurre tutto insieme in un unico esempio.</w:t>
+      </w:r>
+    </w:p>
+    <w:p>
+      <w:r>
+        <w:t>--------</w:t>
+      </w:r>
+    </w:p>
+    <w:p>
+      <w:r>
+        <w:rPr>
+          <w:b/>
+          <w:bCs/>
+        </w:rPr>
+        <w:t>kinds</w:t>
+      </w:r>
+      <w:r>
+        <w:t xml:space="preserve">, da </w:t>
+      </w:r>
+      <w:hyperlink r:id="rId32" w:history="1">
+        <w:r>
+          <w:rPr>
+            <w:rStyle w:val="Hyperlink"/>
+          </w:rPr>
+          <w:t>https://containerlab.dev/manual/kinds/</w:t>
+        </w:r>
+      </w:hyperlink>
+      <w:r>
+        <w:t xml:space="preserve">: </w:t>
+      </w:r>
+    </w:p>
+    <w:p>
+      <w:r>
+        <w:t>“This overview of Kinds pages (id kinds_overview) explains how containerlab interprets the notion of a "kind". Containerlab launches, wires up and manages container-based labs. The steps required to launch a vanilla debian or centos container image aren't at all different. On the other hand, Nokia SR Linux launching procedure is nothing like the one for Arista cEOS.</w:t>
+      </w:r>
+    </w:p>
+    <w:p>
+      <w:r>
+        <w:t xml:space="preserve">Things like required syscalls, mounted directories, entrypoint and commands to execute are all different for the containerized NOS'es. </w:t>
+      </w:r>
+      <w:r>
+        <w:rPr>
+          <w:highlight w:val="yellow"/>
+        </w:rPr>
+        <w:t>To let containerlab understand which launching sequence to use, the notion of a kind was introduced. Essentially kinds abstract away the need to understand certain setup peculiarities of different NOS'es</w:t>
+      </w:r>
+      <w:r>
+        <w:t>.”</w:t>
+      </w:r>
+    </w:p>
+    <w:p>
+      <w:pPr>
+        <w:rPr>
+          <w:highlight w:val="yellow"/>
+        </w:rPr>
+      </w:pPr>
+      <w:r>
+        <w:t>“</w:t>
+      </w:r>
+      <w:r>
+        <w:rPr>
+          <w:highlight w:val="yellow"/>
+        </w:rPr>
+        <w:t>Containerlab supports a fixed number of platforms. Each platform is identified with a kind name that is used in topology definitions.</w:t>
+      </w:r>
+    </w:p>
+    <w:p>
+      <w:r>
+        <w:rPr>
+          <w:highlight w:val="yellow"/>
+        </w:rPr>
+        <w:t>Within each predefined kind, we store the necessary information that is used to successfully launch the container.</w:t>
+      </w:r>
+      <w:r>
+        <w:t xml:space="preserve"> “</w:t>
+      </w:r>
+    </w:p>
+    <w:p>
+      <w:pPr>
+        <w:pStyle w:val="Heading3"/>
+      </w:pPr>
+      <w:r>
         <w:lastRenderedPageBreak/>
-        <w:t>links: la lista dei collegamenti punto-punto. La sintassi "nodo:interfaccia" è la forma più compatta — hai già visto nella tua topologia reale anche la forma estesa (endpoints: con node:/interface: su righe separate), utile quando serve specificare parametri aggiuntivi come un IP statico o il tipo di link (veth, dummy, ecc.), ma per un esempio introduttivo la forma compatta comunica l'idea con meno rumore visivo.</w:t>
+        <w:t>FRR</w:t>
+      </w:r>
+    </w:p>
+    <w:p>
+      <w:r>
+        <w:t>da docu (</w:t>
+      </w:r>
+      <w:hyperlink r:id="rId33" w:history="1">
+        <w:r>
+          <w:rPr>
+            <w:rStyle w:val="Hyperlink"/>
+          </w:rPr>
+          <w:t>https://docs.frrouting.org/en/latest/index.html</w:t>
+        </w:r>
+      </w:hyperlink>
+      <w:r>
+        <w:t xml:space="preserve">): </w:t>
+      </w:r>
+    </w:p>
+    <w:p>
+      <w:r>
+        <w:t>“</w:t>
+      </w:r>
+      <w:r>
+        <w:rPr>
+          <w:highlight w:val="yellow"/>
+        </w:rPr>
+        <w:t>FRR is</w:t>
+      </w:r>
+      <w:r>
+        <w:t xml:space="preserve"> a fully featured, high performance</w:t>
+      </w:r>
+      <w:r>
+        <w:rPr>
+          <w:highlight w:val="yellow"/>
+        </w:rPr>
+        <w:t>, free software IP routing suite</w:t>
+      </w:r>
+      <w:r>
+        <w:t xml:space="preserve">. It </w:t>
+      </w:r>
+      <w:r>
+        <w:rPr>
+          <w:highlight w:val="yellow"/>
+        </w:rPr>
+        <w:t>implements all standard routing protocols</w:t>
+      </w:r>
+      <w:r>
+        <w:t xml:space="preserve"> such as BGP, RIP, OSPF, IS-IS and more</w:t>
+      </w:r>
+      <w:r>
+        <w:t>”</w:t>
+      </w:r>
+    </w:p>
+    <w:p>
+      <w:r>
+        <w:t>“</w:t>
+      </w:r>
+      <w:r>
+        <w:t>FRR runs on all modern *NIX operating systems</w:t>
+      </w:r>
+      <w:r>
+        <w:t>”</w:t>
+      </w:r>
+    </w:p>
+    <w:p>
+      <w:hyperlink r:id="rId34" w:history="1">
+        <w:r>
+          <w:rPr>
+            <w:rStyle w:val="Hyperlink"/>
+          </w:rPr>
+          <w:t>https://docs.frrouting.org/en/latest/about.html</w:t>
+        </w:r>
+      </w:hyperlink>
+      <w:r>
+        <w:t xml:space="preserve"> (sempre docu ma altra parte)</w:t>
+      </w:r>
+    </w:p>
+    <w:p>
+      <w:r>
+        <w:t>“</w:t>
+      </w:r>
+      <w:r>
+        <w:t xml:space="preserve">FRR provides IP routing services. Its role in a networking stack is </w:t>
+      </w:r>
+      <w:r>
+        <w:rPr>
+          <w:highlight w:val="yellow"/>
+        </w:rPr>
+        <w:t>to exchange routing information with other routers, make routing and policy decisions, and inform other layers</w:t>
+      </w:r>
+      <w:r>
+        <w:t xml:space="preserve"> of these decisions. In the most common scenario</w:t>
+      </w:r>
+      <w:r>
+        <w:rPr>
+          <w:highlight w:val="yellow"/>
+        </w:rPr>
+        <w:t>, FRR installs routing decisions into the OS kernel, allowing the kernel networking stack to make the corresponding forwarding decisions</w:t>
+      </w:r>
+      <w:r>
+        <w:t>.</w:t>
+      </w:r>
+    </w:p>
+    <w:p>
+      <w:r>
+        <w:t>In addition to dynamic routing FRR supports the full range of L3 configuration, including static routes, addresses, router advertisements etc. It has some light L2 functionality as well, but this is mostly left to the platform. This makes it suitable for deployments ranging from small home networks with static routes to Internet exchanges running full Internet tables.</w:t>
+      </w:r>
+      <w:r>
+        <w:t>”</w:t>
+      </w:r>
+    </w:p>
+    <w:p>
+      <w:r>
+        <w:t>“</w:t>
+      </w:r>
+      <w:r>
+        <w:t xml:space="preserve">If you are new to networking, an important thing to remember is that </w:t>
+      </w:r>
+      <w:r>
+        <w:rPr>
+          <w:highlight w:val="yellow"/>
+        </w:rPr>
+        <w:t>FRR is control plane software</w:t>
+      </w:r>
+      <w:r>
+        <w:t xml:space="preserve">. </w:t>
+      </w:r>
+      <w:r>
+        <w:rPr>
+          <w:highlight w:val="yellow"/>
+        </w:rPr>
+        <w:t>It does not itself forward packets</w:t>
+      </w:r>
+      <w:r>
+        <w:t xml:space="preserve"> - it exchanges information with peers about how to forward packets. Forwarding plane performance largely depends on choice of NIC / ASIC.</w:t>
+      </w:r>
+      <w:r>
+        <w:t>”</w:t>
+      </w:r>
+    </w:p>
+    <w:p>
+      <w:pPr>
+        <w:rPr>
+          <w:b/>
+          <w:bCs/>
+        </w:rPr>
+      </w:pPr>
+      <w:r>
+        <w:rPr>
+          <w:b/>
+          <w:bCs/>
+        </w:rPr>
+        <w:t>Architecture</w:t>
+      </w:r>
+    </w:p>
+    <w:p>
+      <w:r>
+        <w:t>“Traditional routing software is made as a one process program which provides all of the routing protocol functionalities. FRR takes a different approach</w:t>
+      </w:r>
+      <w:r>
+        <w:rPr>
+          <w:highlight w:val="yellow"/>
+        </w:rPr>
+        <w:t>. FRR is a suite of daemons that work together to build the routing table</w:t>
+      </w:r>
+      <w:r>
+        <w:t xml:space="preserve">. </w:t>
+      </w:r>
+      <w:r>
+        <w:rPr>
+          <w:highlight w:val="yellow"/>
+        </w:rPr>
+        <w:t>Each major protocol is implemented in its own daemon, and these daemons talk to a middleman daemon (zebra), which is responsible for coordinating routing decisions and talking to the dataplane</w:t>
+      </w:r>
+      <w:r>
+        <w:t>.</w:t>
+      </w:r>
+    </w:p>
+    <w:p>
+      <w:r>
+        <w:rPr>
+          <w:highlight w:val="yellow"/>
+        </w:rPr>
+        <w:t>This architecture</w:t>
+      </w:r>
+      <w:r>
+        <w:t xml:space="preserve"> allows for high resiliency, since an error, crash or exploit in one protocol daemon will generally not affect the others. </w:t>
+      </w:r>
+      <w:r>
+        <w:rPr>
+          <w:highlight w:val="yellow"/>
+        </w:rPr>
+        <w:t>It is also</w:t>
+      </w:r>
+      <w:r>
+        <w:t xml:space="preserve"> flexible and </w:t>
+      </w:r>
+      <w:commentRangeStart w:id="7"/>
+      <w:r>
+        <w:rPr>
+          <w:highlight w:val="yellow"/>
+          <w:u w:val="single"/>
+        </w:rPr>
+        <w:t>extensible</w:t>
+      </w:r>
+      <w:r>
+        <w:t xml:space="preserve"> </w:t>
+      </w:r>
+      <w:commentRangeEnd w:id="7"/>
+      <w:r>
+        <w:rPr>
+          <w:rStyle w:val="CommentReference"/>
+          <w:sz w:val="24"/>
+          <w:szCs w:val="24"/>
+        </w:rPr>
+        <w:commentReference w:id="7"/>
+      </w:r>
+      <w:r>
+        <w:t>since the modularity makes it easy to implement new protocols and tie them into the suite. Additionally, each daemon implements a plugin system allowing new functionality to be loaded at runtime.</w:t>
+      </w:r>
+    </w:p>
+    <w:p>
+      <w:r>
+        <w:t xml:space="preserve">All of the FRR daemons can be managed through a </w:t>
+      </w:r>
+      <w:r>
+        <w:rPr>
+          <w:highlight w:val="yellow"/>
+        </w:rPr>
+        <w:t>single integrated user interface shell called vtysh</w:t>
+      </w:r>
+      <w:r>
+        <w:t xml:space="preserve">. vtysh connects to each daemon through a UNIX domain socket and then works as a proxy for user input. In addition to a unified frontend, vtysh also provides the </w:t>
+      </w:r>
+      <w:r>
+        <w:rPr>
+          <w:highlight w:val="yellow"/>
+        </w:rPr>
+        <w:t>ability to configure all the daemons using a single configuration file</w:t>
+      </w:r>
+      <w:r>
+        <w:t xml:space="preserve"> through the integrated configuration mode. This avoids the overhead of maintaining a separate configuration file for each daemon.</w:t>
+      </w:r>
+      <w:r>
+        <w:t>”</w:t>
       </w:r>
     </w:p>
     <w:p/>
     <w:p>
       <w:r>
-        <w:t>Se la tua documentazione prevede una sezione successiva più avanzata, un'estensione naturale di questo stesso esempio è aggiungere un blocco exec: su router1 con un paio di comandi ip address add/vtysh -c per mostrare come si dà un indirizzo IP e si configura qualcosa via CLI — così il lettore vede subito la topologia "vuota" prima, e poi il primo passo di configurazione, senza dover introdurre tutto insieme in un unico esempio.</w:t>
-      </w:r>
-    </w:p>
-    <w:p>
-      <w:r>
-        <w:t>--------</w:t>
-      </w:r>
-    </w:p>
-    <w:p>
-      <w:pPr>
-        <w:pStyle w:val="PlainText"/>
-        <w:rPr>
-          <w:rFonts w:ascii="Courier New" w:hAnsi="Courier New" w:cs="Courier New"/>
-        </w:rPr>
-      </w:pPr>
-    </w:p>
-    <w:p>
-      <w:pPr>
-        <w:sectPr>
-          <w:pgSz w:w="11906" w:h="16838"/>
-          <w:pgMar w:top="720" w:right="720" w:bottom="720" w:left="720" w:header="708" w:footer="708" w:gutter="0"/>
-          <w:cols w:space="708"/>
-          <w:docGrid w:linePitch="360"/>
-        </w:sectPr>
-      </w:pPr>
-    </w:p>
-    <w:p>
-      <w:pPr>
-        <w:sectPr>
-          <w:type w:val="continuous"/>
-          <w:pgSz w:w="11906" w:h="16838"/>
-          <w:pgMar w:top="720" w:right="720" w:bottom="720" w:left="720" w:header="709" w:footer="709" w:gutter="0"/>
-          <w:lnNumType w:countBy="1" w:restart="continuous"/>
-          <w:cols w:space="708"/>
-          <w:docGrid w:linePitch="360"/>
-        </w:sectPr>
-      </w:pPr>
-    </w:p>
-    <w:p/>
-    <w:p/>
+        <w:rPr>
+          <w:noProof/>
+        </w:rPr>
+        <w:lastRenderedPageBreak/>
+        <w:drawing>
+          <wp:inline distT="0" distB="0" distL="0" distR="0" wp14:anchorId="176C08DD" wp14:editId="6997AED2">
+            <wp:extent cx="6645910" cy="2990850"/>
+            <wp:effectExtent l="0" t="0" r="2540" b="0"/>
+            <wp:docPr id="1332810517" name="Picture 1"/>
+            <wp:cNvGraphicFramePr>
+              <a:graphicFrameLocks xmlns:a="http://schemas.openxmlformats.org/drawingml/2006/main" noChangeAspect="1"/>
+            </wp:cNvGraphicFramePr>
+            <a:graphic xmlns:a="http://schemas.openxmlformats.org/drawingml/2006/main">
+              <a:graphicData uri="http://schemas.openxmlformats.org/drawingml/2006/picture">
+                <pic:pic xmlns:pic="http://schemas.openxmlformats.org/drawingml/2006/picture">
+                  <pic:nvPicPr>
+                    <pic:cNvPr id="0" name="Picture 1"/>
+                    <pic:cNvPicPr>
+                      <a:picLocks noChangeAspect="1" noChangeArrowheads="1"/>
+                    </pic:cNvPicPr>
+                  </pic:nvPicPr>
+                  <pic:blipFill>
+                    <a:blip r:embed="rId35">
+                      <a:extLst>
+                        <a:ext uri="{28A0092B-C50C-407E-A947-70E740481C1C}">
+                          <a14:useLocalDpi xmlns:a14="http://schemas.microsoft.com/office/drawing/2010/main" val="0"/>
+                        </a:ext>
+                      </a:extLst>
+                    </a:blip>
+                    <a:srcRect/>
+                    <a:stretch>
+                      <a:fillRect/>
+                    </a:stretch>
+                  </pic:blipFill>
+                  <pic:spPr bwMode="auto">
+                    <a:xfrm>
+                      <a:off x="0" y="0"/>
+                      <a:ext cx="6645910" cy="2990850"/>
+                    </a:xfrm>
+                    <a:prstGeom prst="rect">
+                      <a:avLst/>
+                    </a:prstGeom>
+                    <a:noFill/>
+                    <a:ln>
+                      <a:noFill/>
+                    </a:ln>
+                  </pic:spPr>
+                </pic:pic>
+              </a:graphicData>
+            </a:graphic>
+          </wp:inline>
+        </w:drawing>
+      </w:r>
+    </w:p>
+    <w:p>
+      <w:r>
+        <w:t xml:space="preserve">^ PIC SOPRA da </w:t>
+      </w:r>
+      <w:hyperlink r:id="rId36" w:history="1">
+        <w:r>
+          <w:rPr>
+            <w:rStyle w:val="Hyperlink"/>
+          </w:rPr>
+          <w:t>https://www.nextplatform.com/connect/2020/10/26/frr-the-most-popular-network-router-youve-never-heard-of/1636827</w:t>
+        </w:r>
+      </w:hyperlink>
+      <w:r>
+        <w:t>.</w:t>
+      </w:r>
+    </w:p>
     <w:p/>
     <w:p/>
     <w:p>
@@ -1873,7 +2273,7 @@
       <w:r>
         <w:t xml:space="preserve">Da: </w:t>
       </w:r>
-      <w:hyperlink r:id="rId32" w:history="1">
+      <w:hyperlink r:id="rId37" w:history="1">
         <w:r>
           <w:rPr>
             <w:rStyle w:val="Hyperlink"/>
@@ -1983,6 +2383,7 @@
           <w:sz w:val="33"/>
           <w:szCs w:val="33"/>
         </w:rPr>
+        <w:lastRenderedPageBreak/>
         <w:t>What are metrics?</w:t>
       </w:r>
     </w:p>
@@ -2042,7 +2443,7 @@
       <w:r>
         <w:t>Da docu grafana (</w:t>
       </w:r>
-      <w:hyperlink r:id="rId33" w:anchor="prometheus-as-data" w:history="1">
+      <w:hyperlink r:id="rId38" w:anchor="prometheus-as-data" w:history="1">
         <w:r>
           <w:rPr>
             <w:rStyle w:val="Hyperlink"/>
@@ -2068,7 +2469,6 @@
         </w:numPr>
       </w:pPr>
       <w:r>
-        <w:lastRenderedPageBreak/>
         <w:t>metrics that consist of a timestamp and a sample, which is the numeric value, such as how many disk bytes have been read or a stock price</w:t>
       </w:r>
     </w:p>
@@ -2086,10 +2486,13 @@
     </w:p>
     <w:p>
       <w:r>
-        <w:t>“</w:t>
-      </w:r>
-      <w:r>
-        <w:t>To properly monitor disk performance, you need to also see spikes in activity that illustrate if and when the system is under load, and whether disk performance is at risk. PromQL includes a rate() function that shows the per-second average rate of increase over 5m (5-minute) intervals. This view provides a much clearer picture of what’s happening with the system</w:t>
+        <w:rPr>
+          <w:highlight w:val="yellow"/>
+        </w:rPr>
+        <w:t>“To properly monitor disk performance, you need to also see spikes in activity that illustrate if and when the system is under load, and whether disk performance is at risk. PromQL includes a rate() function that shows the per-second average rate of increase over 5m (5-minute) intervals</w:t>
+      </w:r>
+      <w:r>
+        <w:t>. This view provides a much clearer picture of what’s happening with the system</w:t>
       </w:r>
       <w:r>
         <w:t>”</w:t>
@@ -2104,7 +2507,7 @@
       <w:r>
         <w:t>da PromLabs (</w:t>
       </w:r>
-      <w:hyperlink r:id="rId34" w:history="1">
+      <w:hyperlink r:id="rId39" w:history="1">
         <w:r>
           <w:rPr>
             <w:rStyle w:val="Hyperlink"/>
@@ -2150,7 +2553,16 @@
         <w:t xml:space="preserve">. </w:t>
       </w:r>
       <w:r>
-        <w:t xml:space="preserve"> Prometheus then periodically pulls (or "scrapes") metrics in a text-based format from these targets over HTTP and stor</w:t>
+        <w:t xml:space="preserve"> </w:t>
+      </w:r>
+      <w:r>
+        <w:rPr>
+          <w:highlight w:val="yellow"/>
+        </w:rPr>
+        <w:t>Prometheus then periodically pulls (or "scrapes") metrics in a text-based format from these targets over HTTP</w:t>
+      </w:r>
+      <w:r>
+        <w:t xml:space="preserve"> and stor</w:t>
       </w:r>
       <w:r>
         <w:t xml:space="preserve">. </w:t>
@@ -2159,10 +2571,10 @@
         <w:t>es the collected data in a time series database (TSDB) on its local filesystem</w:t>
       </w:r>
       <w:r>
-        <w:t xml:space="preserve">. </w:t>
-      </w:r>
-      <w:r>
-        <w:t>A monitored target can be</w:t>
+        <w:rPr>
+          <w:highlight w:val="yellow"/>
+        </w:rPr>
+        <w:t>. A monitored target can be</w:t>
       </w:r>
       <w:r>
         <w:t>: [...] An exporter, which is an intermediary piece of software that translates or generates metrics from an existing system (like a database server, a Linux host, or a network device) into the Prometheus metrics exposition format.</w:t>
@@ -2187,17 +2599,279 @@
         </w:rPr>
         <w:t>promql</w:t>
       </w:r>
-    </w:p>
-    <w:p>
-      <w:r>
-        <w:t>Prometheus provides a functional query language called PromQL (Prometheus Query Language) that lets the user select and aggregate time series data in real time.</w:t>
-      </w:r>
-    </w:p>
-    <w:p>
-      <w:r>
-        <w:t>When you send a query request to Prometheus, it can be an instant query, evaluated at one point in time, or a range query at equally-spaced steps between a start and an end time. PromQL works exactly the same in each case; the range query is just like an instant query run multiple times at different timestamps.</w:t>
-      </w:r>
-    </w:p>
+      <w:r>
+        <w:rPr>
+          <w:b/>
+          <w:bCs/>
+        </w:rPr>
+        <w:t xml:space="preserve"> (da documentazione)</w:t>
+      </w:r>
+    </w:p>
+    <w:p>
+      <w:r>
+        <w:t xml:space="preserve">Prometheus provides a functional query language called PromQL (Prometheus Query Language) that </w:t>
+      </w:r>
+      <w:r>
+        <w:rPr>
+          <w:highlight w:val="yellow"/>
+        </w:rPr>
+        <w:t>lets the user select and aggregate time series data in real time</w:t>
+      </w:r>
+      <w:r>
+        <w:t>.</w:t>
+      </w:r>
+    </w:p>
+    <w:p>
+      <w:r>
+        <w:t xml:space="preserve">When you send a query request to Prometheus, it can be an instant query, evaluated at one point in time, or a range query at equally-spaced steps between a start and an end time. PromQL works </w:t>
+      </w:r>
+      <w:r>
+        <w:lastRenderedPageBreak/>
+        <w:t>exactly the same in each case; the range query is just like an instant query run multiple times at different timestamps.</w:t>
+      </w:r>
+    </w:p>
+    <w:p>
+      <w:r>
+        <w:t>----------------</w:t>
+      </w:r>
+    </w:p>
+    <w:p>
+      <w:pPr>
+        <w:rPr>
+          <w:strike/>
+        </w:rPr>
+      </w:pPr>
+      <w:r>
+        <w:rPr>
+          <w:strike/>
+        </w:rPr>
+        <w:t xml:space="preserve">Le query possono essere eseguite o tramite la HTTP API, metodo impiegato da Grafana, oppure dall’interfaccia web che il server prometheus espone di default alla porta 9090. </w:t>
+      </w:r>
+    </w:p>
+    <w:p>
+      <w:pPr>
+        <w:rPr>
+          <w:strike/>
+        </w:rPr>
+      </w:pPr>
+      <w:r>
+        <w:rPr>
+          <w:strike/>
+        </w:rPr>
+        <w:t xml:space="preserve">La query più semplice possibile </w:t>
+      </w:r>
+      <w:r>
+        <w:rPr>
+          <w:strike/>
+        </w:rPr>
+        <w:t>è la selezione di una serie temporale</w:t>
+      </w:r>
+      <w:r>
+        <w:rPr>
+          <w:strike/>
+        </w:rPr>
+        <w:t xml:space="preserve"> associata ad una metrica</w:t>
+      </w:r>
+      <w:r>
+        <w:rPr>
+          <w:strike/>
+        </w:rPr>
+        <w:t>. Ad esempio</w:t>
+      </w:r>
+      <w:r>
+        <w:rPr>
+          <w:strike/>
+        </w:rPr>
+        <w:t>,</w:t>
+      </w:r>
+      <w:r>
+        <w:rPr>
+          <w:strike/>
+        </w:rPr>
+        <w:t xml:space="preserve"> immettendo nell’interfaccia web </w:t>
+      </w:r>
+      <w:r>
+        <w:rPr>
+          <w:strike/>
+        </w:rPr>
+        <w:t>la</w:t>
+      </w:r>
+      <w:r>
+        <w:rPr>
+          <w:strike/>
+        </w:rPr>
+        <w:t xml:space="preserve"> query api_http_requests_total, </w:t>
+      </w:r>
+      <w:r>
+        <w:rPr>
+          <w:strike/>
+        </w:rPr>
+        <w:t>viene restituito un</w:t>
+      </w:r>
+      <w:r>
+        <w:rPr>
+          <w:strike/>
+        </w:rPr>
+        <w:t xml:space="preserve"> </w:t>
+      </w:r>
+      <w:r>
+        <w:rPr>
+          <w:strike/>
+        </w:rPr>
+        <w:t>vettore di time series</w:t>
+      </w:r>
+      <w:r>
+        <w:rPr>
+          <w:strike/>
+        </w:rPr>
+        <w:t>.</w:t>
+      </w:r>
+      <w:r>
+        <w:rPr>
+          <w:strike/>
+        </w:rPr>
+        <w:t xml:space="preserve"> </w:t>
+      </w:r>
+      <w:r>
+        <w:rPr>
+          <w:strike/>
+        </w:rPr>
+        <w:t>O</w:t>
+      </w:r>
+      <w:r>
+        <w:rPr>
+          <w:strike/>
+        </w:rPr>
+        <w:t xml:space="preserve">gni elemento </w:t>
+      </w:r>
+      <w:r>
+        <w:rPr>
+          <w:strike/>
+        </w:rPr>
+        <w:t xml:space="preserve">è </w:t>
+      </w:r>
+      <w:r>
+        <w:rPr>
+          <w:strike/>
+        </w:rPr>
+        <w:t>un numero reale</w:t>
+      </w:r>
+      <w:r>
+        <w:rPr>
+          <w:strike/>
+        </w:rPr>
+        <w:t xml:space="preserve"> </w:t>
+      </w:r>
+      <w:r>
+        <w:rPr>
+          <w:strike/>
+        </w:rPr>
+        <w:t xml:space="preserve">che rappresenta il totale delle richieste </w:t>
+      </w:r>
+    </w:p>
+    <w:p>
+      <w:pPr>
+        <w:rPr>
+          <w:strike/>
+        </w:rPr>
+      </w:pPr>
+      <w:r>
+        <w:rPr>
+          <w:strike/>
+        </w:rPr>
+        <w:t xml:space="preserve">associato ad un certo valore delle etichette della metrica, che rappresenta il </w:t>
+      </w:r>
+      <w:r>
+        <w:rPr>
+          <w:strike/>
+        </w:rPr>
+        <w:t>totale</w:t>
+      </w:r>
+      <w:r>
+        <w:rPr>
+          <w:strike/>
+        </w:rPr>
+        <w:t xml:space="preserve"> delle richieste HTT</w:t>
+      </w:r>
+      <w:r>
+        <w:rPr>
+          <w:strike/>
+        </w:rPr>
+        <w:t>P</w:t>
+      </w:r>
+      <w:r>
+        <w:rPr>
+          <w:strike/>
+        </w:rPr>
+        <w:t xml:space="preserve"> con un certo metodo (“POST”, “GET”, ecc.) ad un certo percorso (“/home”, “/login”, ecc.). Una query di questo tipo </w:t>
+      </w:r>
+      <w:r>
+        <w:rPr>
+          <w:strike/>
+        </w:rPr>
+        <w:t>prende il nome di</w:t>
+      </w:r>
+      <w:r>
+        <w:rPr>
+          <w:strike/>
+        </w:rPr>
+        <w:t xml:space="preserve"> </w:t>
+      </w:r>
+      <w:r>
+        <w:rPr>
+          <w:i/>
+          <w:iCs/>
+          <w:strike/>
+        </w:rPr>
+        <w:t>instant query</w:t>
+      </w:r>
+      <w:r>
+        <w:rPr>
+          <w:strike/>
+        </w:rPr>
+        <w:t>, perché riporta solo gli ultimi valori misurati per la metrica richiesta.</w:t>
+      </w:r>
+    </w:p>
+    <w:p>
+      <w:pPr>
+        <w:rPr>
+          <w:strike/>
+        </w:rPr>
+      </w:pPr>
+      <w:r>
+        <w:rPr>
+          <w:strike/>
+        </w:rPr>
+        <w:t xml:space="preserve">che misura il numero di richieste HTTP ricevute </w:t>
+      </w:r>
+    </w:p>
+    <w:p>
+      <w:pPr>
+        <w:rPr>
+          <w:strike/>
+        </w:rPr>
+      </w:pPr>
+      <w:r>
+        <w:rPr>
+          <w:strike/>
+        </w:rPr>
+        <w:t>è una combinazione registrata dei valori delle etichette method e handler</w:t>
+      </w:r>
+    </w:p>
+    <w:p>
+      <w:pPr>
+        <w:rPr>
+          <w:strike/>
+        </w:rPr>
+      </w:pPr>
+      <w:r>
+        <w:rPr>
+          <w:strike/>
+        </w:rPr>
+        <w:t>con tutti i valori registrati delle etichette method e handler.</w:t>
+      </w:r>
+    </w:p>
+    <w:p/>
     <w:p/>
     <w:p>
       <w:pPr>
@@ -2240,7 +2914,7 @@
       <w:r>
         <w:t xml:space="preserve">da: </w:t>
       </w:r>
-      <w:hyperlink r:id="rId35" w:history="1">
+      <w:hyperlink r:id="rId40" w:history="1">
         <w:r>
           <w:rPr>
             <w:rStyle w:val="Hyperlink"/>
@@ -2275,11 +2949,103 @@
         <w:footnoteReference w:id="1"/>
       </w:r>
       <w:r>
-        <w:t xml:space="preserve"> or AxoSyslog into Prometheus so teams can </w:t>
+        <w:t xml:space="preserve"> or AxoSyslog into Prometheus so teams can monitor message flow, queue health, latency, and delivery problems from a standard observability stack.</w:t>
+      </w:r>
+      <w:r>
+        <w:t>”</w:t>
+      </w:r>
+    </w:p>
+    <w:p>
+      <w:r>
+        <w:t>“</w:t>
+      </w:r>
+      <w:r>
+        <w:rPr>
+          <w:highlight w:val="yellow"/>
+        </w:rPr>
+        <w:t>The exporter</w:t>
+      </w:r>
+      <w:r>
+        <w:t xml:space="preserve"> does not replace the logging pipeline or the monitoring stack. It </w:t>
+      </w:r>
+      <w:r>
+        <w:rPr>
+          <w:highlight w:val="yellow"/>
+        </w:rPr>
+        <w:t>exposes selected measurements so Prometheus can scrape them and alerting tools can act on them</w:t>
+      </w:r>
+      <w:r>
+        <w:t>. That boundary matters: the exporter should reveal system health, not become a second control plane or a place to infer message content.</w:t>
+      </w:r>
+      <w:r>
+        <w:t>”</w:t>
+      </w:r>
+    </w:p>
+    <w:p>
+      <w:r>
+        <w:t>“</w:t>
+      </w:r>
+      <w:r>
+        <w:t xml:space="preserve">The common misunderstanding is to treat </w:t>
+      </w:r>
+      <w:r>
+        <w:rPr>
+          <w:highlight w:val="yellow"/>
+        </w:rPr>
+        <w:t>exporter output</w:t>
+      </w:r>
+      <w:r>
+        <w:t xml:space="preserve"> as proof of correctness when it </w:t>
+      </w:r>
+      <w:r>
+        <w:rPr>
+          <w:highlight w:val="yellow"/>
+        </w:rPr>
+        <w:t>is</w:t>
+      </w:r>
+      <w:r>
+        <w:t xml:space="preserve"> really </w:t>
+      </w:r>
+      <w:r>
+        <w:rPr>
+          <w:highlight w:val="yellow"/>
+        </w:rPr>
+        <w:t>a view of operational conditions</w:t>
+      </w:r>
+      <w:r>
+        <w:t>.</w:t>
+      </w:r>
+      <w:r>
+        <w:t>”</w:t>
+      </w:r>
+    </w:p>
+    <w:p>
+      <w:r>
+        <w:t>“</w:t>
+      </w:r>
+      <w:r>
+        <w:t>One practical tradeoff is granularity versus overhead. More detailed metrics improve troubleshooting, but they also increase collection cost and can make dashboards harder to interpret if every internal counter is exposed without curation.</w:t>
+      </w:r>
+      <w:r>
+        <w:t>”</w:t>
+      </w:r>
+    </w:p>
+    <w:p>
+      <w:r>
+        <w:t>“</w:t>
+      </w:r>
+      <w:r>
+        <w:rPr>
+          <w:highlight w:val="yellow"/>
+        </w:rPr>
+        <w:t>Another failure mode is false confidence</w:t>
+      </w:r>
+      <w:r>
+        <w:t xml:space="preserve">. Healthy exporter metrics do not guarantee that all logs are being handled correctly, only that the exporter is reporting what it can observe. If the exporter itself is </w:t>
       </w:r>
       <w:r>
         <w:lastRenderedPageBreak/>
-        <w:t>monitor message flow, queue health, latency, and delivery problems from a standard observability stack.</w:t>
+        <w:t>blind to a stalled thread, a broken scrape path, or a partial failure in the underlying pipeline, operators may miss the early signs of degradation.</w:t>
       </w:r>
       <w:r>
         <w:t>”</w:t>
@@ -2287,98 +3053,6 @@
     </w:p>
     <w:p>
       <w:r>
-        <w:t>“</w:t>
-      </w:r>
-      <w:r>
-        <w:rPr>
-          <w:highlight w:val="yellow"/>
-        </w:rPr>
-        <w:t>The exporter</w:t>
-      </w:r>
-      <w:r>
-        <w:t xml:space="preserve"> does not replace the logging pipeline or the monitoring stack. It </w:t>
-      </w:r>
-      <w:r>
-        <w:rPr>
-          <w:highlight w:val="yellow"/>
-        </w:rPr>
-        <w:t>exposes selected measurements so Prometheus can scrape them and alerting tools can act on them</w:t>
-      </w:r>
-      <w:r>
-        <w:t>. That boundary matters: the exporter should reveal system health, not become a second control plane or a place to infer message content.</w:t>
-      </w:r>
-      <w:r>
-        <w:t>”</w:t>
-      </w:r>
-    </w:p>
-    <w:p>
-      <w:r>
-        <w:t>“</w:t>
-      </w:r>
-      <w:r>
-        <w:t xml:space="preserve">The common misunderstanding is to treat </w:t>
-      </w:r>
-      <w:r>
-        <w:rPr>
-          <w:highlight w:val="yellow"/>
-        </w:rPr>
-        <w:t>exporter output</w:t>
-      </w:r>
-      <w:r>
-        <w:t xml:space="preserve"> as proof of correctness when it </w:t>
-      </w:r>
-      <w:r>
-        <w:rPr>
-          <w:highlight w:val="yellow"/>
-        </w:rPr>
-        <w:t>is</w:t>
-      </w:r>
-      <w:r>
-        <w:t xml:space="preserve"> really </w:t>
-      </w:r>
-      <w:r>
-        <w:rPr>
-          <w:highlight w:val="yellow"/>
-        </w:rPr>
-        <w:t>a view of operational conditions</w:t>
-      </w:r>
-      <w:r>
-        <w:t>.</w:t>
-      </w:r>
-      <w:r>
-        <w:t>”</w:t>
-      </w:r>
-    </w:p>
-    <w:p>
-      <w:r>
-        <w:t>“</w:t>
-      </w:r>
-      <w:r>
-        <w:t>One practical tradeoff is granularity versus overhead. More detailed metrics improve troubleshooting, but they also increase collection cost and can make dashboards harder to interpret if every internal counter is exposed without curation.</w:t>
-      </w:r>
-      <w:r>
-        <w:t>”</w:t>
-      </w:r>
-    </w:p>
-    <w:p>
-      <w:r>
-        <w:t>“</w:t>
-      </w:r>
-      <w:r>
-        <w:rPr>
-          <w:highlight w:val="yellow"/>
-        </w:rPr>
-        <w:t>Another failure mode is false confidence</w:t>
-      </w:r>
-      <w:r>
-        <w:t>. Healthy exporter metrics do not guarantee that all logs are being handled correctly, only that the exporter is reporting what it can observe. If the exporter itself is blind to a stalled thread, a broken scrape path, or a partial failure in the underlying pipeline, operators may miss the early signs of degradation.</w:t>
-      </w:r>
-      <w:r>
-        <w:t>”</w:t>
-      </w:r>
-    </w:p>
-    <w:p>
-      <w:r>
         <w:t>-------------</w:t>
       </w:r>
     </w:p>
@@ -2392,7 +3066,7 @@
       <w:r>
         <w:t xml:space="preserve"> (</w:t>
       </w:r>
-      <w:hyperlink r:id="rId36" w:history="1">
+      <w:hyperlink r:id="rId41" w:history="1">
         <w:r>
           <w:rPr>
             <w:rStyle w:val="Hyperlink"/>
@@ -2517,7 +3191,7 @@
       <w:r>
         <w:t xml:space="preserve"> (</w:t>
       </w:r>
-      <w:hyperlink r:id="rId37" w:history="1">
+      <w:hyperlink r:id="rId42" w:history="1">
         <w:r>
           <w:rPr>
             <w:rStyle w:val="Hyperlink"/>
@@ -2534,7 +3208,13 @@
         <w:t>“</w:t>
       </w:r>
       <w:r>
-        <w:t>They act as translators, converting metrics from diverse systems into a format compatible with Prometheus. With Exporters, your monitoring capabilities become virtually limitless. Regardless of the system or technology, there's likely an exporter available to integrate it into your observability stack</w:t>
+        <w:rPr>
+          <w:highlight w:val="yellow"/>
+        </w:rPr>
+        <w:t>They act as translators, converting metrics from diverse systems into a format compatible with Prometheus</w:t>
+      </w:r>
+      <w:r>
+        <w:t>. With Exporters, your monitoring capabilities become virtually limitless. Regardless of the system or technology, there's likely an exporter available to integrate it into your observability stack</w:t>
       </w:r>
       <w:r>
         <w:t>”</w:t>
@@ -2553,7 +3233,7 @@
       <w:r>
         <w:t>Da documentazione grafana (</w:t>
       </w:r>
-      <w:hyperlink r:id="rId38" w:history="1">
+      <w:hyperlink r:id="rId43" w:history="1">
         <w:r>
           <w:rPr>
             <w:rStyle w:val="Hyperlink"/>
@@ -2575,7 +3255,6 @@
         <w:rPr>
           <w:highlight w:val="yellow"/>
         </w:rPr>
-        <w:lastRenderedPageBreak/>
         <w:t>Grafana open source is open source visualization and analytics software. It allows you to query, visualize, alert on, and explore your metrics, logs, and traces no matter where they are stored</w:t>
       </w:r>
       <w:r>
@@ -2668,6 +3347,7 @@
         </w:numPr>
       </w:pPr>
       <w:r>
+        <w:lastRenderedPageBreak/>
         <w:t>rete (nodi router) + nodi exporter, prometheus, grafana</w:t>
       </w:r>
     </w:p>
@@ -2769,102 +3449,638 @@
         <w:t>- in fine rifare build dell’immagine</w:t>
       </w:r>
     </w:p>
-    <w:p>
-      <w:pPr>
+    <w:p/>
+    <w:p>
+      <w:r>
         <w:rPr>
           <w:b/>
           <w:bCs/>
         </w:rPr>
-      </w:pPr>
+        <w:t>SNMP</w:t>
+      </w:r>
       <w:r>
         <w:rPr>
           <w:b/>
           <w:bCs/>
         </w:rPr>
-        <w:t>prometheus</w:t>
-      </w:r>
-      <w:r>
-        <w:t xml:space="preserve"> &amp; </w:t>
-      </w:r>
-      <w:r>
+        <w:t xml:space="preserve"> </w:t>
+      </w:r>
+      <w:r>
+        <w:t>(</w:t>
+      </w:r>
+      <w:hyperlink r:id="rId44" w:history="1">
+        <w:r>
+          <w:rPr>
+            <w:rStyle w:val="Hyperlink"/>
+          </w:rPr>
+          <w:t>https://en.wikipedia.org/wiki/Simple_Network_Management_Protocol</w:t>
+        </w:r>
+      </w:hyperlink>
+      <w:r>
+        <w:t xml:space="preserve">) </w:t>
+      </w:r>
+    </w:p>
+    <w:p>
+      <w:r>
+        <w:t>“</w:t>
+      </w:r>
+      <w:r>
+        <w:t xml:space="preserve">is an Internet Standard </w:t>
+      </w:r>
+      <w:r>
+        <w:rPr>
+          <w:highlight w:val="yellow"/>
+        </w:rPr>
+        <w:t>protocol for collecting and organizing information about managed devices on IP networks</w:t>
+      </w:r>
+      <w:r>
+        <w:t>”</w:t>
+      </w:r>
+    </w:p>
+    <w:p>
+      <w:r>
+        <w:t>“</w:t>
+      </w:r>
+      <w:r>
+        <w:rPr>
+          <w:highlight w:val="yellow"/>
+        </w:rPr>
+        <w:t>SNMP exposes management data in the form of variables</w:t>
+      </w:r>
+      <w:r>
+        <w:t xml:space="preserve"> on the managed systems organized in a management information base (MIB</w:t>
+      </w:r>
+      <w:r>
+        <w:rPr>
+          <w:highlight w:val="yellow"/>
+        </w:rPr>
+        <w:t>), which describes the system status and configuration</w:t>
+      </w:r>
+      <w:r>
+        <w:t>. These variables can then be remotely queried by network management applications.</w:t>
+      </w:r>
+      <w:r>
+        <w:t>”</w:t>
+      </w:r>
+    </w:p>
+    <w:p>
+      <w:r>
+        <w:t>“</w:t>
+      </w:r>
+      <w:r>
+        <w:t>An SNMP-managed network consists of three key components:</w:t>
+      </w:r>
+    </w:p>
+    <w:p>
+      <w:pPr>
+        <w:pStyle w:val="ListParagraph"/>
+        <w:numPr>
+          <w:ilvl w:val="0"/>
+          <w:numId w:val="17"/>
+        </w:numPr>
+        <w:rPr>
+          <w:highlight w:val="yellow"/>
+        </w:rPr>
+      </w:pPr>
+      <w:r>
+        <w:rPr>
+          <w:highlight w:val="yellow"/>
+        </w:rPr>
+        <w:t>Managed devices</w:t>
+      </w:r>
+    </w:p>
+    <w:p>
+      <w:pPr>
+        <w:pStyle w:val="ListParagraph"/>
+        <w:numPr>
+          <w:ilvl w:val="0"/>
+          <w:numId w:val="17"/>
+        </w:numPr>
+      </w:pPr>
+      <w:r>
+        <w:rPr>
+          <w:highlight w:val="yellow"/>
+        </w:rPr>
+        <w:t>Agent – software</w:t>
+      </w:r>
+      <w:r>
+        <w:t xml:space="preserve"> that runs on managed devices</w:t>
+      </w:r>
+    </w:p>
+    <w:p>
+      <w:pPr>
+        <w:pStyle w:val="ListParagraph"/>
+        <w:numPr>
+          <w:ilvl w:val="0"/>
+          <w:numId w:val="17"/>
+        </w:numPr>
+      </w:pPr>
+      <w:r>
+        <w:t xml:space="preserve">Network </w:t>
+      </w:r>
+      <w:r>
+        <w:rPr>
+          <w:highlight w:val="yellow"/>
+        </w:rPr>
+        <w:t>management station</w:t>
+      </w:r>
+      <w:r>
+        <w:t xml:space="preserve"> (NMS) – software that runs on the manager</w:t>
+      </w:r>
+      <w:r>
+        <w:t>”</w:t>
+      </w:r>
+    </w:p>
+    <w:p>
+      <w:r>
+        <w:t>“</w:t>
+      </w:r>
+      <w:r>
+        <w:t>n agent has local knowledge of management information and translates that information to or from an SNMP-specific form.</w:t>
+      </w:r>
+      <w:r>
+        <w:t>”</w:t>
+      </w:r>
+    </w:p>
+    <w:p>
+      <w:r>
+        <w:t>“</w:t>
+      </w:r>
+      <w:r>
+        <w:t xml:space="preserve">SNMP agents expose management data on the managed systems as variables. </w:t>
+      </w:r>
+      <w:r>
+        <w:t>“</w:t>
+      </w:r>
+    </w:p>
+    <w:p>
+      <w:r>
+        <w:t>“</w:t>
+      </w:r>
+      <w:r>
+        <w:t>The variables accessible via SNMP are organized in hierarchies</w:t>
+      </w:r>
+      <w:r>
+        <w:t>”</w:t>
+      </w:r>
+    </w:p>
+    <w:p>
+      <w:r>
+        <w:t>“</w:t>
+      </w:r>
+      <w:r>
+        <w:t>These hierarchies are described as a management information base (MIB). MIBs describe the structure of the management data of a device subsystem; they use a hierarchical namespace containing object identifiers (OID). Each OID identifies a variable that can be read or set via SNMP</w:t>
+      </w:r>
+      <w:r>
+        <w:t>”</w:t>
+      </w:r>
+    </w:p>
+    <w:p>
+      <w:r>
+        <w:t>“</w:t>
+      </w:r>
+      <w:r>
+        <w:t xml:space="preserve">SNMP operates in the application layer of the Internet protocol suite. </w:t>
+      </w:r>
+      <w:r>
+        <w:rPr>
+          <w:highlight w:val="yellow"/>
+        </w:rPr>
+        <w:t>All SNMP messages are transported via User Datagram Protocol (UDP). The SNMP agent receives requests on UDP port 161</w:t>
+      </w:r>
+      <w:r>
+        <w:t>”</w:t>
+      </w:r>
+    </w:p>
+    <w:p/>
+    <w:p>
+      <w:pPr>
         <w:rPr>
           <w:b/>
           <w:bCs/>
         </w:rPr>
-        <w:t>exporter</w:t>
-      </w:r>
-    </w:p>
-    <w:p>
-      <w:r>
-        <w:t>c</w:t>
-      </w:r>
-      <w:r>
-        <w:t>onfigurazione prometheus, recorded rules con join</w:t>
-      </w:r>
-      <w:r>
-        <w:t xml:space="preserve">, relabel -&gt; x </w:t>
-      </w:r>
-      <w:r>
-        <w:t>correlare diverse metriche (es: interfaccia – area).</w:t>
-      </w:r>
-    </w:p>
-    <w:p>
-      <w:r>
-        <w:t>Esporter con metriche + rilevanti</w:t>
-      </w:r>
-    </w:p>
-    <w:p>
-      <w:r>
-        <w:t>frr</w:t>
-      </w:r>
-      <w:r>
-        <w:t xml:space="preserve"> (limitazioni) -&gt; snmp exporter</w:t>
-      </w:r>
-    </w:p>
-    <w:p>
-      <w:r>
-        <w:t>accenno a snmp, vista sistema come struttura ad albero, con foglie che sono le variabili di cui si può leggere il valore.</w:t>
-      </w:r>
-    </w:p>
-    <w:p>
-      <w:r>
-        <w:t>cadvisor (in realtà per container, ma va bene per prendere stat di cpu, memoria, ecc)</w:t>
-      </w:r>
-    </w:p>
-    <w:p>
-      <w:r>
-        <w:t>---------</w:t>
-      </w:r>
-    </w:p>
-    <w:p>
-      <w:pPr>
+      </w:pPr>
+      <w:r>
         <w:rPr>
           <w:b/>
           <w:bCs/>
         </w:rPr>
-      </w:pPr>
+        <w:t>prometheus</w:t>
+      </w:r>
+      <w:r>
+        <w:t xml:space="preserve"> &amp; </w:t>
+      </w:r>
       <w:r>
         <w:rPr>
           <w:b/>
           <w:bCs/>
         </w:rPr>
+        <w:t>exporter</w:t>
+      </w:r>
+    </w:p>
+    <w:p>
+      <w:r>
+        <w:lastRenderedPageBreak/>
+        <w:t>c</w:t>
+      </w:r>
+      <w:r>
+        <w:t>onfigurazione prometheus, recorded rules con join</w:t>
+      </w:r>
+      <w:r>
+        <w:t xml:space="preserve">, relabel -&gt; x </w:t>
+      </w:r>
+      <w:r>
+        <w:t>correlare diverse metriche (es: interfaccia – area).</w:t>
+      </w:r>
+    </w:p>
+    <w:p>
+      <w:r>
+        <w:t>Esporter con metriche + rilevanti</w:t>
+      </w:r>
+    </w:p>
+    <w:p>
+      <w:r>
         <w:t>frr</w:t>
       </w:r>
       <w:r>
+        <w:t xml:space="preserve"> (limitazioni) -&gt; snmp exporter</w:t>
+      </w:r>
+    </w:p>
+    <w:p>
+      <w:r>
+        <w:t>accenno a snmp, vista sistema come struttura ad albero, con foglie che sono le variabili di cui si può leggere il valore.</w:t>
+      </w:r>
+    </w:p>
+    <w:p>
+      <w:r>
+        <w:t>cadvisor (in realtà per container, ma va bene per prendere stat di cpu, memoria, ecc)</w:t>
+      </w:r>
+    </w:p>
+    <w:p>
+      <w:r>
+        <w:t>---------</w:t>
+      </w:r>
+    </w:p>
+    <w:p>
+      <w:pPr>
         <w:rPr>
           <w:b/>
           <w:bCs/>
         </w:rPr>
+      </w:pPr>
+      <w:r>
+        <w:rPr>
+          <w:b/>
+          <w:bCs/>
+        </w:rPr>
+        <w:t>frr</w:t>
+      </w:r>
+      <w:r>
+        <w:rPr>
+          <w:b/>
+          <w:bCs/>
+        </w:rPr>
         <w:t xml:space="preserve"> expo</w:t>
       </w:r>
     </w:p>
     <w:p>
       <w:r>
+        <w:t xml:space="preserve">pensando a quali exporter mettere, il primo che è venuto in mente è stato frr exporter. La </w:t>
+      </w:r>
+      <w:r>
+        <w:rPr>
+          <w:highlight w:val="yellow"/>
+        </w:rPr>
+        <w:t>documentazione</w:t>
+      </w:r>
+      <w:r>
+        <w:t xml:space="preserve"> presente su github ricopriva in modo </w:t>
+      </w:r>
+      <w:r>
+        <w:rPr>
+          <w:highlight w:val="yellow"/>
+        </w:rPr>
+        <w:t>generico</w:t>
+      </w:r>
+      <w:r>
+        <w:t xml:space="preserve"> quali metriche fosse possibile estrarre, quindi, non avendo ulteriori dettagli, l’unico modo per valutare l’utilità delle metriche era provarlo. L’exporter è disponibile sotto due forme: file sorgenti compilabili o immagine docker. L’exporter legge le metriche dai socket unix del processo FRR (e i daemon vari), quindi le opzioni erano compilare, </w:t>
+      </w:r>
+      <w:r>
+        <w:rPr>
+          <w:highlight w:val="yellow"/>
+        </w:rPr>
+        <w:t>fare bind con i container router e avviare l’exporter dal container</w:t>
+      </w:r>
+      <w:r>
+        <w:t>, oppure utilizzare un tipo di configurazione docker per cui il container exporter condivide il namespace di quello router</w:t>
+      </w:r>
+      <w:r>
+        <w:t xml:space="preserve"> (è necessario perché?), un approccio più container-like, secondo il principio di 1 container = 1 applicazione. Si è scelta la prima opzione per realismo, per avere anche la misura di quanto impattasse il processo exporter sulle risorse del router (poco). L’integrazione finale è stata fatta </w:t>
+      </w:r>
+      <w:r>
+        <w:rPr>
+          <w:highlight w:val="yellow"/>
+        </w:rPr>
+        <w:t>modificando ancora una volta l’immagine del router FRR, così da avviare anche l’exporter con lo script di avvio</w:t>
+      </w:r>
+      <w:r>
+        <w:t xml:space="preserve">, l’entrypoint. Si è ritenuto necessario utilizzare questo approccio, in quanto </w:t>
+      </w:r>
+      <w:r>
+        <w:t xml:space="preserve">l’alternativa, ovvero avviarlo tramite direttiva exec nel file della topologia, non permetteva il riavvio automatico del processo nel caso di riavvio del container. </w:t>
+      </w:r>
+    </w:p>
+    <w:p>
+      <w:r>
+        <w:t>Per eseguire FRR Exporter:</w:t>
+      </w:r>
+    </w:p>
+    <w:p>
+      <w:r>
+        <w:t>./frr_exporter [flags]</w:t>
+      </w:r>
+    </w:p>
+    <w:p>
+      <w:r>
+        <w:t>accennare del funzionamento di frr exporter</w:t>
+      </w:r>
+    </w:p>
+    <w:p>
+      <w:r>
+        <w:t>i flag</w:t>
+      </w:r>
+      <w:r>
+        <w:t xml:space="preserve"> servono per settare alcune opzioni, ma soprattutto</w:t>
+      </w:r>
+      <w:r>
+        <w:t xml:space="preserve"> indicano quali collector abilitare</w:t>
+      </w:r>
+      <w:r>
+        <w:t xml:space="preserve"> o disabilitare</w:t>
+      </w:r>
+      <w:r>
+        <w:t xml:space="preserve">. I collector sono moduli che si occupano di </w:t>
+      </w:r>
+      <w:r>
+        <w:t>recuperare informazioni riguardo un certo protocollo o configurazione (tipo lo static collector).</w:t>
+      </w:r>
+      <w:r>
+        <w:t xml:space="preserve"> Nel nostro caso sono stati abilitati i colector per OSPF, per le route.</w:t>
+      </w:r>
+    </w:p>
+    <w:p>
+      <w:r>
+        <w:rPr>
+          <w:highlight w:val="cyan"/>
+        </w:rPr>
+        <w:t>(quindi che cosa ci ho misurato?)</w:t>
+      </w:r>
+      <w:r>
+        <w:t xml:space="preserve"> </w:t>
+      </w:r>
+      <w:r>
+        <w:t>Le metriche di interesse ricavate da questo exporter riguardano:</w:t>
+      </w:r>
+    </w:p>
+    <w:p>
+      <w:pPr>
+        <w:pStyle w:val="ListParagraph"/>
+        <w:numPr>
+          <w:ilvl w:val="0"/>
+          <w:numId w:val="15"/>
+        </w:numPr>
+      </w:pPr>
+      <w:r>
+        <w:t>OSPF: il numero di vicini del router e lo stato di adiacenza, il numero dei vari tipi di LSA nei database per ogni area su cui il router ha un’interfaccia.</w:t>
+      </w:r>
+    </w:p>
+    <w:p>
+      <w:pPr>
+        <w:rPr>
+          <w:b/>
+          <w:bCs/>
+        </w:rPr>
+      </w:pPr>
+      <w:r>
+        <w:rPr>
+          <w:b/>
+          <w:bCs/>
+        </w:rPr>
+        <w:t>cadvisor</w:t>
+      </w:r>
+      <w:r>
+        <w:rPr>
+          <w:b/>
+          <w:bCs/>
+        </w:rPr>
+        <w:t xml:space="preserve"> (</w:t>
+      </w:r>
+      <w:hyperlink r:id="rId45" w:history="1">
+        <w:r>
+          <w:rPr>
+            <w:rStyle w:val="Hyperlink"/>
+            <w:b/>
+            <w:bCs/>
+          </w:rPr>
+          <w:t>https://www.dash0.com/guides/cadvisor-docker-monitoring#prerequisites</w:t>
+        </w:r>
+      </w:hyperlink>
+      <w:r>
+        <w:rPr>
+          <w:b/>
+          <w:bCs/>
+        </w:rPr>
+        <w:t xml:space="preserve">) </w:t>
+      </w:r>
+    </w:p>
+    <w:p>
+      <w:r>
+        <w:t>“</w:t>
+      </w:r>
+      <w:r>
+        <w:t xml:space="preserve">cAdvisor (Container Advisor) is an open-source daemon built by Google that sits at exactly that layer, </w:t>
+      </w:r>
+      <w:r>
+        <w:rPr>
+          <w:highlight w:val="yellow"/>
+        </w:rPr>
+        <w:t>reading Linux cgroup</w:t>
+      </w:r>
+      <w:r>
+        <w:rPr>
+          <w:highlight w:val="yellow"/>
+        </w:rPr>
+        <w:t xml:space="preserve"> </w:t>
+      </w:r>
+      <w:r>
+        <w:rPr>
+          <w:highlight w:val="yellow"/>
+        </w:rPr>
+        <w:t>accounting data and translating it into metrics you can actually use</w:t>
+      </w:r>
+      <w:r>
+        <w:t>.</w:t>
+      </w:r>
+      <w:r>
+        <w:t xml:space="preserve">” </w:t>
+      </w:r>
+    </w:p>
+    <w:p>
+      <w:pPr>
+        <w:rPr>
+          <w:b/>
+          <w:bCs/>
+        </w:rPr>
+      </w:pPr>
+      <w:r>
+        <w:t>da wikipedia:</w:t>
+      </w:r>
+      <w:r>
+        <w:rPr>
+          <w:b/>
+          <w:bCs/>
+        </w:rPr>
+        <w:t xml:space="preserve"> “</w:t>
+      </w:r>
+      <w:r>
+        <w:rPr>
+          <w:b/>
+          <w:bCs/>
+          <w:highlight w:val="yellow"/>
+        </w:rPr>
+        <w:t xml:space="preserve">cgroup </w:t>
+      </w:r>
+      <w:r>
+        <w:rPr>
+          <w:highlight w:val="yellow"/>
+        </w:rPr>
+        <w:t>(abbreviated from control groups) is a Linux kernel feature that limits, accounts for, and isolates the resource usage (CPU, memory, disk I/O, etc.)</w:t>
+      </w:r>
+      <w:r>
+        <w:rPr>
+          <w:rFonts w:ascii="Arial" w:hAnsi="Arial" w:cs="Arial"/>
+          <w:highlight w:val="yellow"/>
+        </w:rPr>
+        <w:t> </w:t>
+      </w:r>
+      <w:r>
+        <w:rPr>
+          <w:highlight w:val="yellow"/>
+        </w:rPr>
+        <w:t xml:space="preserve"> of a collection of processes</w:t>
+      </w:r>
+      <w:r>
+        <w:t>.</w:t>
+      </w:r>
+      <w:r>
+        <w:t>”</w:t>
+      </w:r>
+    </w:p>
+    <w:p>
+      <w:r>
         <w:lastRenderedPageBreak/>
-        <w:t>pensando a quali exporter mettere, il primo che è venuto in mente è stato frr exporter. La documentazione presente su github ricopriva in modo generico quali metriche fosse possibile estrarre, quindi, non avendo ulteriori dettagli, l’unico modo per valutare l’utilità delle metriche era provarlo. L’exporter è disponibile sotto due forme: file sorgenti compilabili o immagine docker. L’exporter legge le metriche dai socket unix del processo FRR (e i daemon vari), quindi le opzioni erano compilare, fare bind con i container router e avviare l’exporter dal container, oppure utilizzare un tipo di configurazione docker per cui il container exporter condivide il namespace di quello router</w:t>
-      </w:r>
-      <w:r>
-        <w:t xml:space="preserve"> (è necessario perché?), un approccio più container-like, secondo il principio di 1 container = 1 applicazione. Si è scelta la prima opzione per realismo, per avere anche la misura di quanto impattasse il processo exporter sulle risorse del router (poco). L’integrazione finale è stata fatta modificando ancora una volta l’immagine del router FRR, così da avviare anche l’exporter con lo script di avvio, l’entrypoint. Si è ritenuto necessario utilizzare questo approccio, in quanto </w:t>
+        <w:t>“</w:t>
+      </w:r>
+      <w:r>
+        <w:t xml:space="preserve">cAdvisor is a daemon that runs on a host and </w:t>
+      </w:r>
+      <w:r>
+        <w:rPr>
+          <w:highlight w:val="yellow"/>
+        </w:rPr>
+        <w:t>automatically discovers every container running on that machine</w:t>
+      </w:r>
+      <w:r>
+        <w:t xml:space="preserve">. Once it detects a container, it immediately begins collecting resource usage statistics </w:t>
+      </w:r>
+      <w:r>
+        <w:rPr>
+          <w:highlight w:val="yellow"/>
+        </w:rPr>
+        <w:t>without requiring any configuration inside the container itself</w:t>
+      </w:r>
+      <w:r>
+        <w:t>.</w:t>
+      </w:r>
+      <w:r>
+        <w:t>”</w:t>
+      </w:r>
+    </w:p>
+    <w:p>
+      <w:r>
+        <w:t>“</w:t>
+      </w:r>
+      <w:r>
+        <w:t xml:space="preserve"> cAdvisor integrates directly with the container runtime such as Docker, containerd, or CRI-O</w:t>
+      </w:r>
+      <w:r>
+        <w:rPr>
+          <w:highlight w:val="yellow"/>
+        </w:rPr>
+        <w:t>. It reads the Linux kernel interfaces that already track CPU, memory, network, and filesystem activity for each control group (cgroup),</w:t>
+      </w:r>
+      <w:r>
+        <w:t xml:space="preserve"> which is the kernel mechanism used to isolate container resources.</w:t>
+      </w:r>
+      <w:r>
+        <w:t>”</w:t>
+      </w:r>
+    </w:p>
+    <w:p>
+      <w:r>
+        <w:t>“</w:t>
+      </w:r>
+      <w:r>
+        <w:rPr>
+          <w:highlight w:val="yellow"/>
+        </w:rPr>
+        <w:t>Every container runs inside a Linux control group (cgroup)</w:t>
+      </w:r>
+      <w:r>
+        <w:t xml:space="preserve">. When the container starts, the runtime places its processes into a dedicated cgroup, and the kernel begins accounting for CPU time, memory usage, network traffic, and disk I/O for that process group. </w:t>
+      </w:r>
+      <w:r>
+        <w:rPr>
+          <w:highlight w:val="yellow"/>
+        </w:rPr>
+        <w:t>These statistics are exposed through pseudo-files under /sys/fs/cgroup</w:t>
+      </w:r>
+      <w:r>
+        <w:rPr>
+          <w:highlight w:val="yellow"/>
+        </w:rPr>
+        <w:t>.</w:t>
+      </w:r>
+      <w:r>
+        <w:t>”</w:t>
+      </w:r>
+    </w:p>
+    <w:p>
+      <w:r>
+        <w:t>“</w:t>
+      </w:r>
+      <w:r>
+        <w:rPr>
+          <w:highlight w:val="yellow"/>
+        </w:rPr>
+        <w:t>cAdvisor periodically reads those files and converts the raw counters into metrics</w:t>
+      </w:r>
+      <w:r>
+        <w:t>.</w:t>
+      </w:r>
+      <w:r>
+        <w:t>”</w:t>
+      </w:r>
+    </w:p>
+    <w:p>
+      <w:r>
+        <w:t>“</w:t>
+      </w:r>
+      <w:r>
+        <w:t>Because these values are maintained by the kernel itself, they represent the exact resource consumption of the container rather than sampled estimates.</w:t>
+      </w:r>
+      <w:r>
+        <w:t>”</w:t>
       </w:r>
     </w:p>
     <w:p>
@@ -2984,6 +4200,2456 @@
         <w:t>test per associare determinati avvenimenti ad un certo andamento dei grafici</w:t>
       </w:r>
     </w:p>
+    <w:p/>
+    <w:p>
+      <w:pPr>
+        <w:pStyle w:val="Heading3"/>
+      </w:pPr>
+      <w:r>
+        <w:t>Test</w:t>
+      </w:r>
+    </w:p>
+    <w:p>
+      <w:r>
+        <w:t xml:space="preserve">PER FONT NUMERI CERCHIATI: </w:t>
+      </w:r>
+      <w:hyperlink r:id="rId46" w:history="1">
+        <w:r>
+          <w:rPr>
+            <w:rStyle w:val="Hyperlink"/>
+          </w:rPr>
+          <w:t>http://xahlee.info/comp/unicode_circled_numbers.html</w:t>
+        </w:r>
+      </w:hyperlink>
+      <w:r>
+        <w:t xml:space="preserve"> </w:t>
+      </w:r>
+    </w:p>
+    <w:p>
+      <w:pPr>
+        <w:pStyle w:val="ListParagraph"/>
+        <w:numPr>
+          <w:ilvl w:val="0"/>
+          <w:numId w:val="16"/>
+        </w:numPr>
+      </w:pPr>
+      <w:r>
+        <w:t>spegnere interfaccia</w:t>
+      </w:r>
+    </w:p>
+    <w:p>
+      <w:pPr>
+        <w:pStyle w:val="ListParagraph"/>
+        <w:numPr>
+          <w:ilvl w:val="0"/>
+          <w:numId w:val="16"/>
+        </w:numPr>
+      </w:pPr>
+      <w:r>
+        <w:t>spegnere proprio router</w:t>
+      </w:r>
+      <w:r>
+        <w:t xml:space="preserve"> </w:t>
+      </w:r>
+      <w:r>
+        <w:t>(si vede cambiare il timer dell’uptime)</w:t>
+      </w:r>
+    </w:p>
+    <w:p>
+      <w:pPr>
+        <w:pStyle w:val="ListParagraph"/>
+        <w:numPr>
+          <w:ilvl w:val="0"/>
+          <w:numId w:val="16"/>
+        </w:numPr>
+      </w:pPr>
+      <w:r>
+        <w:t>(a router spenti?) cambiare hello timer di un router e vedere cambio delle adiacenze</w:t>
+      </w:r>
+    </w:p>
+    <w:p>
+      <w:pPr>
+        <w:pStyle w:val="ListParagraph"/>
+        <w:numPr>
+          <w:ilvl w:val="0"/>
+          <w:numId w:val="16"/>
+        </w:numPr>
+        <w:rPr>
+          <w:strike/>
+        </w:rPr>
+      </w:pPr>
+      <w:r>
+        <w:rPr>
+          <w:strike/>
+        </w:rPr>
+        <w:t>mettere subnet mask sbagliata a interfaccia</w:t>
+      </w:r>
+      <w:r>
+        <w:t xml:space="preserve"> (</w:t>
+      </w:r>
+      <w:r>
+        <w:t>SCARTATO: gli effetti visibili dalla dashboard sono gli stessi del hello timer mismatch)</w:t>
+      </w:r>
+    </w:p>
+    <w:p>
+      <w:pPr>
+        <w:pStyle w:val="ListParagraph"/>
+        <w:numPr>
+          <w:ilvl w:val="0"/>
+          <w:numId w:val="16"/>
+        </w:numPr>
+      </w:pPr>
+      <w:r>
+        <w:t xml:space="preserve">spegnere processo FRR </w:t>
+      </w:r>
+      <w:r>
+        <w:t>exporter</w:t>
+      </w:r>
+      <w:r>
+        <w:t xml:space="preserve"> un router (effetto: 1^ tab, FRR: DOWN)</w:t>
+      </w:r>
+    </w:p>
+    <w:p>
+      <w:pPr>
+        <w:pStyle w:val="ListParagraph"/>
+        <w:numPr>
+          <w:ilvl w:val="0"/>
+          <w:numId w:val="16"/>
+        </w:numPr>
+      </w:pPr>
+      <w:r>
+        <w:t>spegnere processo FRR in un router</w:t>
+      </w:r>
+    </w:p>
+    <w:p>
+      <w:pPr>
+        <w:pStyle w:val="ListParagraph"/>
+        <w:numPr>
+          <w:ilvl w:val="0"/>
+          <w:numId w:val="16"/>
+        </w:numPr>
+      </w:pPr>
+      <w:r>
+        <w:t>spegnere un exporter</w:t>
+      </w:r>
+      <w:r>
+        <w:t xml:space="preserve"> (1 alla volta)</w:t>
+      </w:r>
+    </w:p>
+    <w:p>
+      <w:pPr>
+        <w:pStyle w:val="Heading4"/>
+      </w:pPr>
+      <w:r>
+        <w:lastRenderedPageBreak/>
+        <w:t>Test 1: speglimento di un’interfaccia</w:t>
+      </w:r>
+    </w:p>
+    <w:p>
+      <w:r>
+        <w:t>Effetti previsti: stato amministrativo dell’interf del router collegato: down. Ricalcolo OSPF. aumento eventi neighbor visti e lsa inviati. Azzeramento del rate.</w:t>
+      </w:r>
+    </w:p>
+    <w:p>
+      <w:r>
+        <w:t xml:space="preserve">Dispositivi coinvolti: </w:t>
+      </w:r>
+    </w:p>
+    <w:p>
+      <w:r>
+        <w:t xml:space="preserve">- </w:t>
+      </w:r>
+      <w:r>
+        <w:rPr>
+          <w:b/>
+          <w:bCs/>
+        </w:rPr>
+        <w:t>router-core-2</w:t>
+      </w:r>
+      <w:r>
+        <w:t>: spegnimento interfaccia</w:t>
+      </w:r>
+      <w:r>
+        <w:t xml:space="preserve"> </w:t>
+      </w:r>
+      <w:r>
+        <w:rPr>
+          <w:b/>
+          <w:bCs/>
+        </w:rPr>
+        <w:t>eth3</w:t>
+      </w:r>
+    </w:p>
+    <w:p>
+      <w:pPr>
+        <w:rPr>
+          <w:b/>
+          <w:bCs/>
+        </w:rPr>
+      </w:pPr>
+      <w:r>
+        <w:t xml:space="preserve">- </w:t>
+      </w:r>
+      <w:r>
+        <w:rPr>
+          <w:b/>
+          <w:bCs/>
+        </w:rPr>
+        <w:t>router-2-2</w:t>
+      </w:r>
+      <w:r>
+        <w:t xml:space="preserve">: </w:t>
+      </w:r>
+      <w:r>
+        <w:t xml:space="preserve">si vede giù l’interfaccia all’altro capo di </w:t>
+      </w:r>
+      <w:r>
+        <w:rPr>
+          <w:b/>
+          <w:bCs/>
+        </w:rPr>
+        <w:t>eth2</w:t>
+      </w:r>
+      <w:r>
+        <w:rPr>
+          <w:b/>
+          <w:bCs/>
+        </w:rPr>
+        <w:t xml:space="preserve"> </w:t>
+      </w:r>
+    </w:p>
+    <w:p>
+      <w:r>
+        <w:rPr>
+          <w:b/>
+          <w:bCs/>
+        </w:rPr>
+        <w:t xml:space="preserve">- tutti gli altri router: </w:t>
+      </w:r>
+      <w:r>
+        <w:t xml:space="preserve">ricalcolo topologia, invio LSA, cambiamento numero LSA nel </w:t>
+      </w:r>
+      <w:r>
+        <w:t>LS</w:t>
+      </w:r>
+      <w:r>
+        <w:t>DB</w:t>
+      </w:r>
+      <w:r>
+        <w:t>.</w:t>
+      </w:r>
+    </w:p>
+    <w:p>
+      <w:r>
+        <w:t>Aree coinvolte: 0 e 2</w:t>
+      </w:r>
+      <w:r>
+        <w:t>.</w:t>
+      </w:r>
+    </w:p>
+    <w:p>
+      <w:r>
+        <w:t>Descrizione del test: prendo router core 2 (arbitrario) e spengo l’interfaccia verso l’area 1.</w:t>
+      </w:r>
+    </w:p>
+    <w:p>
+      <w:r>
+        <w:rPr>
+          <w:b/>
+          <w:bCs/>
+        </w:rPr>
+        <w:t>PRIMA</w:t>
+      </w:r>
+      <w:r>
+        <w:t>:</w:t>
+      </w:r>
+    </w:p>
+    <w:p>
+      <w:r>
+        <w:rPr>
+          <w:noProof/>
+        </w:rPr>
+        <w:drawing>
+          <wp:inline distT="0" distB="0" distL="0" distR="0" wp14:anchorId="6146C801" wp14:editId="2C00D01E">
+            <wp:extent cx="6645910" cy="2780030"/>
+            <wp:effectExtent l="0" t="0" r="2540" b="1270"/>
+            <wp:docPr id="473377529" name="Picture 1"/>
+            <wp:cNvGraphicFramePr>
+              <a:graphicFrameLocks xmlns:a="http://schemas.openxmlformats.org/drawingml/2006/main" noChangeAspect="1"/>
+            </wp:cNvGraphicFramePr>
+            <a:graphic xmlns:a="http://schemas.openxmlformats.org/drawingml/2006/main">
+              <a:graphicData uri="http://schemas.openxmlformats.org/drawingml/2006/picture">
+                <pic:pic xmlns:pic="http://schemas.openxmlformats.org/drawingml/2006/picture">
+                  <pic:nvPicPr>
+                    <pic:cNvPr id="473377529" name=""/>
+                    <pic:cNvPicPr/>
+                  </pic:nvPicPr>
+                  <pic:blipFill>
+                    <a:blip r:embed="rId47"/>
+                    <a:stretch>
+                      <a:fillRect/>
+                    </a:stretch>
+                  </pic:blipFill>
+                  <pic:spPr>
+                    <a:xfrm>
+                      <a:off x="0" y="0"/>
+                      <a:ext cx="6645910" cy="2780030"/>
+                    </a:xfrm>
+                    <a:prstGeom prst="rect">
+                      <a:avLst/>
+                    </a:prstGeom>
+                  </pic:spPr>
+                </pic:pic>
+              </a:graphicData>
+            </a:graphic>
+          </wp:inline>
+        </w:drawing>
+      </w:r>
+    </w:p>
+    <w:p>
+      <w:r>
+        <w:rPr>
+          <w:noProof/>
+        </w:rPr>
+        <w:drawing>
+          <wp:inline distT="0" distB="0" distL="0" distR="0" wp14:anchorId="7C4DFBA3" wp14:editId="3774B54D">
+            <wp:extent cx="6645910" cy="1779905"/>
+            <wp:effectExtent l="0" t="0" r="2540" b="0"/>
+            <wp:docPr id="1838533973" name="Picture 1"/>
+            <wp:cNvGraphicFramePr>
+              <a:graphicFrameLocks xmlns:a="http://schemas.openxmlformats.org/drawingml/2006/main" noChangeAspect="1"/>
+            </wp:cNvGraphicFramePr>
+            <a:graphic xmlns:a="http://schemas.openxmlformats.org/drawingml/2006/main">
+              <a:graphicData uri="http://schemas.openxmlformats.org/drawingml/2006/picture">
+                <pic:pic xmlns:pic="http://schemas.openxmlformats.org/drawingml/2006/picture">
+                  <pic:nvPicPr>
+                    <pic:cNvPr id="1838533973" name=""/>
+                    <pic:cNvPicPr/>
+                  </pic:nvPicPr>
+                  <pic:blipFill>
+                    <a:blip r:embed="rId48"/>
+                    <a:stretch>
+                      <a:fillRect/>
+                    </a:stretch>
+                  </pic:blipFill>
+                  <pic:spPr>
+                    <a:xfrm>
+                      <a:off x="0" y="0"/>
+                      <a:ext cx="6645910" cy="1779905"/>
+                    </a:xfrm>
+                    <a:prstGeom prst="rect">
+                      <a:avLst/>
+                    </a:prstGeom>
+                  </pic:spPr>
+                </pic:pic>
+              </a:graphicData>
+            </a:graphic>
+          </wp:inline>
+        </w:drawing>
+      </w:r>
+    </w:p>
+    <w:p>
+      <w:r>
+        <w:rPr>
+          <w:noProof/>
+        </w:rPr>
+        <w:lastRenderedPageBreak/>
+        <w:drawing>
+          <wp:inline distT="0" distB="0" distL="0" distR="0" wp14:anchorId="344D1989" wp14:editId="54EA9A75">
+            <wp:extent cx="6645910" cy="2467610"/>
+            <wp:effectExtent l="0" t="0" r="2540" b="8890"/>
+            <wp:docPr id="1310143639" name="Picture 1"/>
+            <wp:cNvGraphicFramePr>
+              <a:graphicFrameLocks xmlns:a="http://schemas.openxmlformats.org/drawingml/2006/main" noChangeAspect="1"/>
+            </wp:cNvGraphicFramePr>
+            <a:graphic xmlns:a="http://schemas.openxmlformats.org/drawingml/2006/main">
+              <a:graphicData uri="http://schemas.openxmlformats.org/drawingml/2006/picture">
+                <pic:pic xmlns:pic="http://schemas.openxmlformats.org/drawingml/2006/picture">
+                  <pic:nvPicPr>
+                    <pic:cNvPr id="1310143639" name=""/>
+                    <pic:cNvPicPr/>
+                  </pic:nvPicPr>
+                  <pic:blipFill>
+                    <a:blip r:embed="rId49"/>
+                    <a:stretch>
+                      <a:fillRect/>
+                    </a:stretch>
+                  </pic:blipFill>
+                  <pic:spPr>
+                    <a:xfrm>
+                      <a:off x="0" y="0"/>
+                      <a:ext cx="6645910" cy="2467610"/>
+                    </a:xfrm>
+                    <a:prstGeom prst="rect">
+                      <a:avLst/>
+                    </a:prstGeom>
+                  </pic:spPr>
+                </pic:pic>
+              </a:graphicData>
+            </a:graphic>
+          </wp:inline>
+        </w:drawing>
+      </w:r>
+    </w:p>
+    <w:p/>
+    <w:p>
+      <w:r>
+        <w:rPr>
+          <w:noProof/>
+        </w:rPr>
+        <w:drawing>
+          <wp:inline distT="0" distB="0" distL="0" distR="0" wp14:anchorId="604FF759" wp14:editId="1DD32A9C">
+            <wp:extent cx="6645910" cy="1652905"/>
+            <wp:effectExtent l="0" t="0" r="2540" b="4445"/>
+            <wp:docPr id="1037487028" name="Picture 1"/>
+            <wp:cNvGraphicFramePr>
+              <a:graphicFrameLocks xmlns:a="http://schemas.openxmlformats.org/drawingml/2006/main" noChangeAspect="1"/>
+            </wp:cNvGraphicFramePr>
+            <a:graphic xmlns:a="http://schemas.openxmlformats.org/drawingml/2006/main">
+              <a:graphicData uri="http://schemas.openxmlformats.org/drawingml/2006/picture">
+                <pic:pic xmlns:pic="http://schemas.openxmlformats.org/drawingml/2006/picture">
+                  <pic:nvPicPr>
+                    <pic:cNvPr id="1037487028" name=""/>
+                    <pic:cNvPicPr/>
+                  </pic:nvPicPr>
+                  <pic:blipFill>
+                    <a:blip r:embed="rId50"/>
+                    <a:stretch>
+                      <a:fillRect/>
+                    </a:stretch>
+                  </pic:blipFill>
+                  <pic:spPr>
+                    <a:xfrm>
+                      <a:off x="0" y="0"/>
+                      <a:ext cx="6645910" cy="1652905"/>
+                    </a:xfrm>
+                    <a:prstGeom prst="rect">
+                      <a:avLst/>
+                    </a:prstGeom>
+                  </pic:spPr>
+                </pic:pic>
+              </a:graphicData>
+            </a:graphic>
+          </wp:inline>
+        </w:drawing>
+      </w:r>
+    </w:p>
+    <w:p>
+      <w:r>
+        <w:rPr>
+          <w:noProof/>
+        </w:rPr>
+        <w:drawing>
+          <wp:inline distT="0" distB="0" distL="0" distR="0" wp14:anchorId="2BE18B63" wp14:editId="4A26CBC3">
+            <wp:extent cx="6645910" cy="1628775"/>
+            <wp:effectExtent l="0" t="0" r="2540" b="9525"/>
+            <wp:docPr id="626760892" name="Picture 1"/>
+            <wp:cNvGraphicFramePr>
+              <a:graphicFrameLocks xmlns:a="http://schemas.openxmlformats.org/drawingml/2006/main" noChangeAspect="1"/>
+            </wp:cNvGraphicFramePr>
+            <a:graphic xmlns:a="http://schemas.openxmlformats.org/drawingml/2006/main">
+              <a:graphicData uri="http://schemas.openxmlformats.org/drawingml/2006/picture">
+                <pic:pic xmlns:pic="http://schemas.openxmlformats.org/drawingml/2006/picture">
+                  <pic:nvPicPr>
+                    <pic:cNvPr id="626760892" name=""/>
+                    <pic:cNvPicPr/>
+                  </pic:nvPicPr>
+                  <pic:blipFill>
+                    <a:blip r:embed="rId51"/>
+                    <a:stretch>
+                      <a:fillRect/>
+                    </a:stretch>
+                  </pic:blipFill>
+                  <pic:spPr>
+                    <a:xfrm>
+                      <a:off x="0" y="0"/>
+                      <a:ext cx="6645910" cy="1628775"/>
+                    </a:xfrm>
+                    <a:prstGeom prst="rect">
+                      <a:avLst/>
+                    </a:prstGeom>
+                  </pic:spPr>
+                </pic:pic>
+              </a:graphicData>
+            </a:graphic>
+          </wp:inline>
+        </w:drawing>
+      </w:r>
+    </w:p>
+    <w:p>
+      <w:r>
+        <w:rPr>
+          <w:noProof/>
+        </w:rPr>
+        <w:drawing>
+          <wp:inline distT="0" distB="0" distL="0" distR="0" wp14:anchorId="187435D2" wp14:editId="3A9C0B00">
+            <wp:extent cx="6645910" cy="1984375"/>
+            <wp:effectExtent l="0" t="0" r="2540" b="0"/>
+            <wp:docPr id="1986725731" name="Picture 1"/>
+            <wp:cNvGraphicFramePr>
+              <a:graphicFrameLocks xmlns:a="http://schemas.openxmlformats.org/drawingml/2006/main" noChangeAspect="1"/>
+            </wp:cNvGraphicFramePr>
+            <a:graphic xmlns:a="http://schemas.openxmlformats.org/drawingml/2006/main">
+              <a:graphicData uri="http://schemas.openxmlformats.org/drawingml/2006/picture">
+                <pic:pic xmlns:pic="http://schemas.openxmlformats.org/drawingml/2006/picture">
+                  <pic:nvPicPr>
+                    <pic:cNvPr id="1986725731" name=""/>
+                    <pic:cNvPicPr/>
+                  </pic:nvPicPr>
+                  <pic:blipFill>
+                    <a:blip r:embed="rId52"/>
+                    <a:stretch>
+                      <a:fillRect/>
+                    </a:stretch>
+                  </pic:blipFill>
+                  <pic:spPr>
+                    <a:xfrm>
+                      <a:off x="0" y="0"/>
+                      <a:ext cx="6645910" cy="1984375"/>
+                    </a:xfrm>
+                    <a:prstGeom prst="rect">
+                      <a:avLst/>
+                    </a:prstGeom>
+                  </pic:spPr>
+                </pic:pic>
+              </a:graphicData>
+            </a:graphic>
+          </wp:inline>
+        </w:drawing>
+      </w:r>
+    </w:p>
+    <w:p>
+      <w:r>
+        <w:rPr>
+          <w:noProof/>
+        </w:rPr>
+        <w:lastRenderedPageBreak/>
+        <w:drawing>
+          <wp:inline distT="0" distB="0" distL="0" distR="0" wp14:anchorId="7BEC0956" wp14:editId="73DEB64D">
+            <wp:extent cx="6645910" cy="1974215"/>
+            <wp:effectExtent l="0" t="0" r="2540" b="6985"/>
+            <wp:docPr id="1382717768" name="Picture 1"/>
+            <wp:cNvGraphicFramePr>
+              <a:graphicFrameLocks xmlns:a="http://schemas.openxmlformats.org/drawingml/2006/main" noChangeAspect="1"/>
+            </wp:cNvGraphicFramePr>
+            <a:graphic xmlns:a="http://schemas.openxmlformats.org/drawingml/2006/main">
+              <a:graphicData uri="http://schemas.openxmlformats.org/drawingml/2006/picture">
+                <pic:pic xmlns:pic="http://schemas.openxmlformats.org/drawingml/2006/picture">
+                  <pic:nvPicPr>
+                    <pic:cNvPr id="1382717768" name=""/>
+                    <pic:cNvPicPr/>
+                  </pic:nvPicPr>
+                  <pic:blipFill>
+                    <a:blip r:embed="rId53"/>
+                    <a:stretch>
+                      <a:fillRect/>
+                    </a:stretch>
+                  </pic:blipFill>
+                  <pic:spPr>
+                    <a:xfrm>
+                      <a:off x="0" y="0"/>
+                      <a:ext cx="6645910" cy="1974215"/>
+                    </a:xfrm>
+                    <a:prstGeom prst="rect">
+                      <a:avLst/>
+                    </a:prstGeom>
+                  </pic:spPr>
+                </pic:pic>
+              </a:graphicData>
+            </a:graphic>
+          </wp:inline>
+        </w:drawing>
+      </w:r>
+    </w:p>
+    <w:p>
+      <w:r>
+        <w:rPr>
+          <w:noProof/>
+        </w:rPr>
+        <w:drawing>
+          <wp:inline distT="0" distB="0" distL="0" distR="0" wp14:anchorId="2FB475CB" wp14:editId="42BA344F">
+            <wp:extent cx="6645910" cy="1588770"/>
+            <wp:effectExtent l="0" t="0" r="2540" b="0"/>
+            <wp:docPr id="1748407198" name="Picture 1"/>
+            <wp:cNvGraphicFramePr>
+              <a:graphicFrameLocks xmlns:a="http://schemas.openxmlformats.org/drawingml/2006/main" noChangeAspect="1"/>
+            </wp:cNvGraphicFramePr>
+            <a:graphic xmlns:a="http://schemas.openxmlformats.org/drawingml/2006/main">
+              <a:graphicData uri="http://schemas.openxmlformats.org/drawingml/2006/picture">
+                <pic:pic xmlns:pic="http://schemas.openxmlformats.org/drawingml/2006/picture">
+                  <pic:nvPicPr>
+                    <pic:cNvPr id="1748407198" name=""/>
+                    <pic:cNvPicPr/>
+                  </pic:nvPicPr>
+                  <pic:blipFill>
+                    <a:blip r:embed="rId54"/>
+                    <a:stretch>
+                      <a:fillRect/>
+                    </a:stretch>
+                  </pic:blipFill>
+                  <pic:spPr>
+                    <a:xfrm>
+                      <a:off x="0" y="0"/>
+                      <a:ext cx="6645910" cy="1588770"/>
+                    </a:xfrm>
+                    <a:prstGeom prst="rect">
+                      <a:avLst/>
+                    </a:prstGeom>
+                  </pic:spPr>
+                </pic:pic>
+              </a:graphicData>
+            </a:graphic>
+          </wp:inline>
+        </w:drawing>
+      </w:r>
+    </w:p>
+    <w:p>
+      <w:r>
+        <w:rPr>
+          <w:noProof/>
+        </w:rPr>
+        <w:drawing>
+          <wp:inline distT="0" distB="0" distL="0" distR="0" wp14:anchorId="4011FB03" wp14:editId="0F3B4D44">
+            <wp:extent cx="6645910" cy="2207895"/>
+            <wp:effectExtent l="0" t="0" r="2540" b="1905"/>
+            <wp:docPr id="896554435" name="Picture 1"/>
+            <wp:cNvGraphicFramePr>
+              <a:graphicFrameLocks xmlns:a="http://schemas.openxmlformats.org/drawingml/2006/main" noChangeAspect="1"/>
+            </wp:cNvGraphicFramePr>
+            <a:graphic xmlns:a="http://schemas.openxmlformats.org/drawingml/2006/main">
+              <a:graphicData uri="http://schemas.openxmlformats.org/drawingml/2006/picture">
+                <pic:pic xmlns:pic="http://schemas.openxmlformats.org/drawingml/2006/picture">
+                  <pic:nvPicPr>
+                    <pic:cNvPr id="896554435" name=""/>
+                    <pic:cNvPicPr/>
+                  </pic:nvPicPr>
+                  <pic:blipFill>
+                    <a:blip r:embed="rId55"/>
+                    <a:stretch>
+                      <a:fillRect/>
+                    </a:stretch>
+                  </pic:blipFill>
+                  <pic:spPr>
+                    <a:xfrm>
+                      <a:off x="0" y="0"/>
+                      <a:ext cx="6645910" cy="2207895"/>
+                    </a:xfrm>
+                    <a:prstGeom prst="rect">
+                      <a:avLst/>
+                    </a:prstGeom>
+                  </pic:spPr>
+                </pic:pic>
+              </a:graphicData>
+            </a:graphic>
+          </wp:inline>
+        </w:drawing>
+      </w:r>
+    </w:p>
+    <w:p>
+      <w:r>
+        <w:rPr>
+          <w:noProof/>
+        </w:rPr>
+        <w:drawing>
+          <wp:inline distT="0" distB="0" distL="0" distR="0" wp14:anchorId="71DE240D" wp14:editId="7599D22F">
+            <wp:extent cx="6645910" cy="1468755"/>
+            <wp:effectExtent l="0" t="0" r="2540" b="0"/>
+            <wp:docPr id="328213658" name="Picture 1"/>
+            <wp:cNvGraphicFramePr>
+              <a:graphicFrameLocks xmlns:a="http://schemas.openxmlformats.org/drawingml/2006/main" noChangeAspect="1"/>
+            </wp:cNvGraphicFramePr>
+            <a:graphic xmlns:a="http://schemas.openxmlformats.org/drawingml/2006/main">
+              <a:graphicData uri="http://schemas.openxmlformats.org/drawingml/2006/picture">
+                <pic:pic xmlns:pic="http://schemas.openxmlformats.org/drawingml/2006/picture">
+                  <pic:nvPicPr>
+                    <pic:cNvPr id="328213658" name=""/>
+                    <pic:cNvPicPr/>
+                  </pic:nvPicPr>
+                  <pic:blipFill>
+                    <a:blip r:embed="rId56"/>
+                    <a:stretch>
+                      <a:fillRect/>
+                    </a:stretch>
+                  </pic:blipFill>
+                  <pic:spPr>
+                    <a:xfrm>
+                      <a:off x="0" y="0"/>
+                      <a:ext cx="6645910" cy="1468755"/>
+                    </a:xfrm>
+                    <a:prstGeom prst="rect">
+                      <a:avLst/>
+                    </a:prstGeom>
+                  </pic:spPr>
+                </pic:pic>
+              </a:graphicData>
+            </a:graphic>
+          </wp:inline>
+        </w:drawing>
+      </w:r>
+    </w:p>
+    <w:p>
+      <w:r>
+        <w:rPr>
+          <w:noProof/>
+        </w:rPr>
+        <w:drawing>
+          <wp:inline distT="0" distB="0" distL="0" distR="0" wp14:anchorId="2914C818" wp14:editId="0F04B32E">
+            <wp:extent cx="6645910" cy="1494790"/>
+            <wp:effectExtent l="0" t="0" r="2540" b="0"/>
+            <wp:docPr id="1263538957" name="Picture 1"/>
+            <wp:cNvGraphicFramePr>
+              <a:graphicFrameLocks xmlns:a="http://schemas.openxmlformats.org/drawingml/2006/main" noChangeAspect="1"/>
+            </wp:cNvGraphicFramePr>
+            <a:graphic xmlns:a="http://schemas.openxmlformats.org/drawingml/2006/main">
+              <a:graphicData uri="http://schemas.openxmlformats.org/drawingml/2006/picture">
+                <pic:pic xmlns:pic="http://schemas.openxmlformats.org/drawingml/2006/picture">
+                  <pic:nvPicPr>
+                    <pic:cNvPr id="1263538957" name=""/>
+                    <pic:cNvPicPr/>
+                  </pic:nvPicPr>
+                  <pic:blipFill>
+                    <a:blip r:embed="rId57"/>
+                    <a:stretch>
+                      <a:fillRect/>
+                    </a:stretch>
+                  </pic:blipFill>
+                  <pic:spPr>
+                    <a:xfrm>
+                      <a:off x="0" y="0"/>
+                      <a:ext cx="6645910" cy="1494790"/>
+                    </a:xfrm>
+                    <a:prstGeom prst="rect">
+                      <a:avLst/>
+                    </a:prstGeom>
+                  </pic:spPr>
+                </pic:pic>
+              </a:graphicData>
+            </a:graphic>
+          </wp:inline>
+        </w:drawing>
+      </w:r>
+    </w:p>
+    <w:p>
+      <w:r>
+        <w:rPr>
+          <w:noProof/>
+        </w:rPr>
+        <w:lastRenderedPageBreak/>
+        <w:drawing>
+          <wp:inline distT="0" distB="0" distL="0" distR="0" wp14:anchorId="65234E28" wp14:editId="131EE678">
+            <wp:extent cx="6645910" cy="1832610"/>
+            <wp:effectExtent l="0" t="0" r="2540" b="0"/>
+            <wp:docPr id="965230228" name="Picture 1"/>
+            <wp:cNvGraphicFramePr>
+              <a:graphicFrameLocks xmlns:a="http://schemas.openxmlformats.org/drawingml/2006/main" noChangeAspect="1"/>
+            </wp:cNvGraphicFramePr>
+            <a:graphic xmlns:a="http://schemas.openxmlformats.org/drawingml/2006/main">
+              <a:graphicData uri="http://schemas.openxmlformats.org/drawingml/2006/picture">
+                <pic:pic xmlns:pic="http://schemas.openxmlformats.org/drawingml/2006/picture">
+                  <pic:nvPicPr>
+                    <pic:cNvPr id="965230228" name=""/>
+                    <pic:cNvPicPr/>
+                  </pic:nvPicPr>
+                  <pic:blipFill>
+                    <a:blip r:embed="rId58"/>
+                    <a:stretch>
+                      <a:fillRect/>
+                    </a:stretch>
+                  </pic:blipFill>
+                  <pic:spPr>
+                    <a:xfrm>
+                      <a:off x="0" y="0"/>
+                      <a:ext cx="6645910" cy="1832610"/>
+                    </a:xfrm>
+                    <a:prstGeom prst="rect">
+                      <a:avLst/>
+                    </a:prstGeom>
+                  </pic:spPr>
+                </pic:pic>
+              </a:graphicData>
+            </a:graphic>
+          </wp:inline>
+        </w:drawing>
+      </w:r>
+    </w:p>
+    <w:p>
+      <w:r>
+        <w:rPr>
+          <w:noProof/>
+        </w:rPr>
+        <w:drawing>
+          <wp:inline distT="0" distB="0" distL="0" distR="0" wp14:anchorId="1C395AF5" wp14:editId="2F0DFDB4">
+            <wp:extent cx="6645910" cy="1657350"/>
+            <wp:effectExtent l="0" t="0" r="2540" b="0"/>
+            <wp:docPr id="1389221277" name="Picture 1"/>
+            <wp:cNvGraphicFramePr>
+              <a:graphicFrameLocks xmlns:a="http://schemas.openxmlformats.org/drawingml/2006/main" noChangeAspect="1"/>
+            </wp:cNvGraphicFramePr>
+            <a:graphic xmlns:a="http://schemas.openxmlformats.org/drawingml/2006/main">
+              <a:graphicData uri="http://schemas.openxmlformats.org/drawingml/2006/picture">
+                <pic:pic xmlns:pic="http://schemas.openxmlformats.org/drawingml/2006/picture">
+                  <pic:nvPicPr>
+                    <pic:cNvPr id="1389221277" name=""/>
+                    <pic:cNvPicPr/>
+                  </pic:nvPicPr>
+                  <pic:blipFill>
+                    <a:blip r:embed="rId59"/>
+                    <a:stretch>
+                      <a:fillRect/>
+                    </a:stretch>
+                  </pic:blipFill>
+                  <pic:spPr>
+                    <a:xfrm>
+                      <a:off x="0" y="0"/>
+                      <a:ext cx="6645910" cy="1657350"/>
+                    </a:xfrm>
+                    <a:prstGeom prst="rect">
+                      <a:avLst/>
+                    </a:prstGeom>
+                  </pic:spPr>
+                </pic:pic>
+              </a:graphicData>
+            </a:graphic>
+          </wp:inline>
+        </w:drawing>
+      </w:r>
+    </w:p>
+    <w:p>
+      <w:r>
+        <w:rPr>
+          <w:noProof/>
+        </w:rPr>
+        <w:drawing>
+          <wp:inline distT="0" distB="0" distL="0" distR="0" wp14:anchorId="0C3507DF" wp14:editId="201511CB">
+            <wp:extent cx="3238500" cy="3565321"/>
+            <wp:effectExtent l="0" t="0" r="0" b="0"/>
+            <wp:docPr id="918305136" name="Picture 1"/>
+            <wp:cNvGraphicFramePr>
+              <a:graphicFrameLocks xmlns:a="http://schemas.openxmlformats.org/drawingml/2006/main" noChangeAspect="1"/>
+            </wp:cNvGraphicFramePr>
+            <a:graphic xmlns:a="http://schemas.openxmlformats.org/drawingml/2006/main">
+              <a:graphicData uri="http://schemas.openxmlformats.org/drawingml/2006/picture">
+                <pic:pic xmlns:pic="http://schemas.openxmlformats.org/drawingml/2006/picture">
+                  <pic:nvPicPr>
+                    <pic:cNvPr id="918305136" name=""/>
+                    <pic:cNvPicPr/>
+                  </pic:nvPicPr>
+                  <pic:blipFill>
+                    <a:blip r:embed="rId60"/>
+                    <a:stretch>
+                      <a:fillRect/>
+                    </a:stretch>
+                  </pic:blipFill>
+                  <pic:spPr>
+                    <a:xfrm>
+                      <a:off x="0" y="0"/>
+                      <a:ext cx="3239867" cy="3566826"/>
+                    </a:xfrm>
+                    <a:prstGeom prst="rect">
+                      <a:avLst/>
+                    </a:prstGeom>
+                  </pic:spPr>
+                </pic:pic>
+              </a:graphicData>
+            </a:graphic>
+          </wp:inline>
+        </w:drawing>
+      </w:r>
+      <w:r>
+        <w:rPr>
+          <w:noProof/>
+        </w:rPr>
+        <w:drawing>
+          <wp:inline distT="0" distB="0" distL="0" distR="0" wp14:anchorId="3DF2E198" wp14:editId="4B8B6C3B">
+            <wp:extent cx="3166534" cy="3531341"/>
+            <wp:effectExtent l="0" t="0" r="0" b="0"/>
+            <wp:docPr id="303059391" name="Picture 1"/>
+            <wp:cNvGraphicFramePr>
+              <a:graphicFrameLocks xmlns:a="http://schemas.openxmlformats.org/drawingml/2006/main" noChangeAspect="1"/>
+            </wp:cNvGraphicFramePr>
+            <a:graphic xmlns:a="http://schemas.openxmlformats.org/drawingml/2006/main">
+              <a:graphicData uri="http://schemas.openxmlformats.org/drawingml/2006/picture">
+                <pic:pic xmlns:pic="http://schemas.openxmlformats.org/drawingml/2006/picture">
+                  <pic:nvPicPr>
+                    <pic:cNvPr id="303059391" name=""/>
+                    <pic:cNvPicPr/>
+                  </pic:nvPicPr>
+                  <pic:blipFill>
+                    <a:blip r:embed="rId61"/>
+                    <a:stretch>
+                      <a:fillRect/>
+                    </a:stretch>
+                  </pic:blipFill>
+                  <pic:spPr>
+                    <a:xfrm>
+                      <a:off x="0" y="0"/>
+                      <a:ext cx="3172389" cy="3537870"/>
+                    </a:xfrm>
+                    <a:prstGeom prst="rect">
+                      <a:avLst/>
+                    </a:prstGeom>
+                  </pic:spPr>
+                </pic:pic>
+              </a:graphicData>
+            </a:graphic>
+          </wp:inline>
+        </w:drawing>
+      </w:r>
+    </w:p>
+    <w:p>
+      <w:r>
+        <w:rPr>
+          <w:noProof/>
+        </w:rPr>
+        <w:drawing>
+          <wp:inline distT="0" distB="0" distL="0" distR="0" wp14:anchorId="6116D8FB" wp14:editId="4F112150">
+            <wp:extent cx="6645910" cy="2266315"/>
+            <wp:effectExtent l="0" t="0" r="2540" b="635"/>
+            <wp:docPr id="1300613763" name="Picture 1"/>
+            <wp:cNvGraphicFramePr>
+              <a:graphicFrameLocks xmlns:a="http://schemas.openxmlformats.org/drawingml/2006/main" noChangeAspect="1"/>
+            </wp:cNvGraphicFramePr>
+            <a:graphic xmlns:a="http://schemas.openxmlformats.org/drawingml/2006/main">
+              <a:graphicData uri="http://schemas.openxmlformats.org/drawingml/2006/picture">
+                <pic:pic xmlns:pic="http://schemas.openxmlformats.org/drawingml/2006/picture">
+                  <pic:nvPicPr>
+                    <pic:cNvPr id="1300613763" name=""/>
+                    <pic:cNvPicPr/>
+                  </pic:nvPicPr>
+                  <pic:blipFill>
+                    <a:blip r:embed="rId62"/>
+                    <a:stretch>
+                      <a:fillRect/>
+                    </a:stretch>
+                  </pic:blipFill>
+                  <pic:spPr>
+                    <a:xfrm>
+                      <a:off x="0" y="0"/>
+                      <a:ext cx="6645910" cy="2266315"/>
+                    </a:xfrm>
+                    <a:prstGeom prst="rect">
+                      <a:avLst/>
+                    </a:prstGeom>
+                  </pic:spPr>
+                </pic:pic>
+              </a:graphicData>
+            </a:graphic>
+          </wp:inline>
+        </w:drawing>
+      </w:r>
+    </w:p>
+    <w:p>
+      <w:r>
+        <w:rPr>
+          <w:noProof/>
+        </w:rPr>
+        <w:lastRenderedPageBreak/>
+        <w:drawing>
+          <wp:inline distT="0" distB="0" distL="0" distR="0" wp14:anchorId="7E236ECF" wp14:editId="57A6AA75">
+            <wp:extent cx="6645910" cy="1471930"/>
+            <wp:effectExtent l="0" t="0" r="2540" b="0"/>
+            <wp:docPr id="1399430619" name="Picture 1"/>
+            <wp:cNvGraphicFramePr>
+              <a:graphicFrameLocks xmlns:a="http://schemas.openxmlformats.org/drawingml/2006/main" noChangeAspect="1"/>
+            </wp:cNvGraphicFramePr>
+            <a:graphic xmlns:a="http://schemas.openxmlformats.org/drawingml/2006/main">
+              <a:graphicData uri="http://schemas.openxmlformats.org/drawingml/2006/picture">
+                <pic:pic xmlns:pic="http://schemas.openxmlformats.org/drawingml/2006/picture">
+                  <pic:nvPicPr>
+                    <pic:cNvPr id="1399430619" name=""/>
+                    <pic:cNvPicPr/>
+                  </pic:nvPicPr>
+                  <pic:blipFill>
+                    <a:blip r:embed="rId63"/>
+                    <a:stretch>
+                      <a:fillRect/>
+                    </a:stretch>
+                  </pic:blipFill>
+                  <pic:spPr>
+                    <a:xfrm>
+                      <a:off x="0" y="0"/>
+                      <a:ext cx="6645910" cy="1471930"/>
+                    </a:xfrm>
+                    <a:prstGeom prst="rect">
+                      <a:avLst/>
+                    </a:prstGeom>
+                  </pic:spPr>
+                </pic:pic>
+              </a:graphicData>
+            </a:graphic>
+          </wp:inline>
+        </w:drawing>
+      </w:r>
+    </w:p>
+    <w:p>
+      <w:r>
+        <w:rPr>
+          <w:noProof/>
+        </w:rPr>
+        <w:drawing>
+          <wp:inline distT="0" distB="0" distL="0" distR="0" wp14:anchorId="0FB892ED" wp14:editId="7AA881CA">
+            <wp:extent cx="6645910" cy="1476375"/>
+            <wp:effectExtent l="0" t="0" r="2540" b="9525"/>
+            <wp:docPr id="1449069775" name="Picture 1"/>
+            <wp:cNvGraphicFramePr>
+              <a:graphicFrameLocks xmlns:a="http://schemas.openxmlformats.org/drawingml/2006/main" noChangeAspect="1"/>
+            </wp:cNvGraphicFramePr>
+            <a:graphic xmlns:a="http://schemas.openxmlformats.org/drawingml/2006/main">
+              <a:graphicData uri="http://schemas.openxmlformats.org/drawingml/2006/picture">
+                <pic:pic xmlns:pic="http://schemas.openxmlformats.org/drawingml/2006/picture">
+                  <pic:nvPicPr>
+                    <pic:cNvPr id="1449069775" name=""/>
+                    <pic:cNvPicPr/>
+                  </pic:nvPicPr>
+                  <pic:blipFill>
+                    <a:blip r:embed="rId64"/>
+                    <a:stretch>
+                      <a:fillRect/>
+                    </a:stretch>
+                  </pic:blipFill>
+                  <pic:spPr>
+                    <a:xfrm>
+                      <a:off x="0" y="0"/>
+                      <a:ext cx="6645910" cy="1476375"/>
+                    </a:xfrm>
+                    <a:prstGeom prst="rect">
+                      <a:avLst/>
+                    </a:prstGeom>
+                  </pic:spPr>
+                </pic:pic>
+              </a:graphicData>
+            </a:graphic>
+          </wp:inline>
+        </w:drawing>
+      </w:r>
+    </w:p>
+    <w:p>
+      <w:r>
+        <w:rPr>
+          <w:noProof/>
+        </w:rPr>
+        <w:drawing>
+          <wp:inline distT="0" distB="0" distL="0" distR="0" wp14:anchorId="3C8F3A6A" wp14:editId="43A41A84">
+            <wp:extent cx="6645910" cy="1609090"/>
+            <wp:effectExtent l="0" t="0" r="2540" b="0"/>
+            <wp:docPr id="1551730333" name="Picture 1"/>
+            <wp:cNvGraphicFramePr>
+              <a:graphicFrameLocks xmlns:a="http://schemas.openxmlformats.org/drawingml/2006/main" noChangeAspect="1"/>
+            </wp:cNvGraphicFramePr>
+            <a:graphic xmlns:a="http://schemas.openxmlformats.org/drawingml/2006/main">
+              <a:graphicData uri="http://schemas.openxmlformats.org/drawingml/2006/picture">
+                <pic:pic xmlns:pic="http://schemas.openxmlformats.org/drawingml/2006/picture">
+                  <pic:nvPicPr>
+                    <pic:cNvPr id="1551730333" name=""/>
+                    <pic:cNvPicPr/>
+                  </pic:nvPicPr>
+                  <pic:blipFill>
+                    <a:blip r:embed="rId65"/>
+                    <a:stretch>
+                      <a:fillRect/>
+                    </a:stretch>
+                  </pic:blipFill>
+                  <pic:spPr>
+                    <a:xfrm>
+                      <a:off x="0" y="0"/>
+                      <a:ext cx="6645910" cy="1609090"/>
+                    </a:xfrm>
+                    <a:prstGeom prst="rect">
+                      <a:avLst/>
+                    </a:prstGeom>
+                  </pic:spPr>
+                </pic:pic>
+              </a:graphicData>
+            </a:graphic>
+          </wp:inline>
+        </w:drawing>
+      </w:r>
+    </w:p>
+    <w:p>
+      <w:r>
+        <w:rPr>
+          <w:noProof/>
+        </w:rPr>
+        <w:drawing>
+          <wp:inline distT="0" distB="0" distL="0" distR="0" wp14:anchorId="61BF307C" wp14:editId="66638B48">
+            <wp:extent cx="6645910" cy="983615"/>
+            <wp:effectExtent l="0" t="0" r="2540" b="6985"/>
+            <wp:docPr id="1332421926" name="Picture 1"/>
+            <wp:cNvGraphicFramePr>
+              <a:graphicFrameLocks xmlns:a="http://schemas.openxmlformats.org/drawingml/2006/main" noChangeAspect="1"/>
+            </wp:cNvGraphicFramePr>
+            <a:graphic xmlns:a="http://schemas.openxmlformats.org/drawingml/2006/main">
+              <a:graphicData uri="http://schemas.openxmlformats.org/drawingml/2006/picture">
+                <pic:pic xmlns:pic="http://schemas.openxmlformats.org/drawingml/2006/picture">
+                  <pic:nvPicPr>
+                    <pic:cNvPr id="1332421926" name=""/>
+                    <pic:cNvPicPr/>
+                  </pic:nvPicPr>
+                  <pic:blipFill>
+                    <a:blip r:embed="rId66"/>
+                    <a:stretch>
+                      <a:fillRect/>
+                    </a:stretch>
+                  </pic:blipFill>
+                  <pic:spPr>
+                    <a:xfrm>
+                      <a:off x="0" y="0"/>
+                      <a:ext cx="6645910" cy="983615"/>
+                    </a:xfrm>
+                    <a:prstGeom prst="rect">
+                      <a:avLst/>
+                    </a:prstGeom>
+                  </pic:spPr>
+                </pic:pic>
+              </a:graphicData>
+            </a:graphic>
+          </wp:inline>
+        </w:drawing>
+      </w:r>
+    </w:p>
+    <w:p>
+      <w:r>
+        <w:rPr>
+          <w:noProof/>
+        </w:rPr>
+        <w:drawing>
+          <wp:inline distT="0" distB="0" distL="0" distR="0" wp14:anchorId="65E54918" wp14:editId="6A4EEEFA">
+            <wp:extent cx="6645910" cy="3690620"/>
+            <wp:effectExtent l="0" t="0" r="2540" b="5080"/>
+            <wp:docPr id="1583069881" name="Picture 1"/>
+            <wp:cNvGraphicFramePr>
+              <a:graphicFrameLocks xmlns:a="http://schemas.openxmlformats.org/drawingml/2006/main" noChangeAspect="1"/>
+            </wp:cNvGraphicFramePr>
+            <a:graphic xmlns:a="http://schemas.openxmlformats.org/drawingml/2006/main">
+              <a:graphicData uri="http://schemas.openxmlformats.org/drawingml/2006/picture">
+                <pic:pic xmlns:pic="http://schemas.openxmlformats.org/drawingml/2006/picture">
+                  <pic:nvPicPr>
+                    <pic:cNvPr id="1583069881" name=""/>
+                    <pic:cNvPicPr/>
+                  </pic:nvPicPr>
+                  <pic:blipFill>
+                    <a:blip r:embed="rId67"/>
+                    <a:stretch>
+                      <a:fillRect/>
+                    </a:stretch>
+                  </pic:blipFill>
+                  <pic:spPr>
+                    <a:xfrm>
+                      <a:off x="0" y="0"/>
+                      <a:ext cx="6645910" cy="3690620"/>
+                    </a:xfrm>
+                    <a:prstGeom prst="rect">
+                      <a:avLst/>
+                    </a:prstGeom>
+                  </pic:spPr>
+                </pic:pic>
+              </a:graphicData>
+            </a:graphic>
+          </wp:inline>
+        </w:drawing>
+      </w:r>
+    </w:p>
+    <w:p>
+      <w:r>
+        <w:rPr>
+          <w:noProof/>
+        </w:rPr>
+        <w:lastRenderedPageBreak/>
+        <w:drawing>
+          <wp:inline distT="0" distB="0" distL="0" distR="0" wp14:anchorId="6C8387C2" wp14:editId="745B2402">
+            <wp:extent cx="6645910" cy="2002790"/>
+            <wp:effectExtent l="0" t="0" r="2540" b="0"/>
+            <wp:docPr id="486401766" name="Picture 1"/>
+            <wp:cNvGraphicFramePr>
+              <a:graphicFrameLocks xmlns:a="http://schemas.openxmlformats.org/drawingml/2006/main" noChangeAspect="1"/>
+            </wp:cNvGraphicFramePr>
+            <a:graphic xmlns:a="http://schemas.openxmlformats.org/drawingml/2006/main">
+              <a:graphicData uri="http://schemas.openxmlformats.org/drawingml/2006/picture">
+                <pic:pic xmlns:pic="http://schemas.openxmlformats.org/drawingml/2006/picture">
+                  <pic:nvPicPr>
+                    <pic:cNvPr id="486401766" name=""/>
+                    <pic:cNvPicPr/>
+                  </pic:nvPicPr>
+                  <pic:blipFill>
+                    <a:blip r:embed="rId68"/>
+                    <a:stretch>
+                      <a:fillRect/>
+                    </a:stretch>
+                  </pic:blipFill>
+                  <pic:spPr>
+                    <a:xfrm>
+                      <a:off x="0" y="0"/>
+                      <a:ext cx="6645910" cy="2002790"/>
+                    </a:xfrm>
+                    <a:prstGeom prst="rect">
+                      <a:avLst/>
+                    </a:prstGeom>
+                  </pic:spPr>
+                </pic:pic>
+              </a:graphicData>
+            </a:graphic>
+          </wp:inline>
+        </w:drawing>
+      </w:r>
+    </w:p>
+    <w:p/>
+    <w:p>
+      <w:r>
+        <w:rPr>
+          <w:b/>
+          <w:bCs/>
+        </w:rPr>
+        <w:t>PROCEDURA</w:t>
+      </w:r>
+      <w:r>
+        <w:t>:</w:t>
+      </w:r>
+    </w:p>
+    <w:p>
+      <w:r>
+        <w:t>ora: 16:00</w:t>
+      </w:r>
+    </w:p>
+    <w:p>
+      <w:pPr>
+        <w:pStyle w:val="code"/>
+      </w:pPr>
+      <w:r>
+        <w:t>clab@LAPTOP-BSFQRKKR:~/Tesi/demonet$ docker exec clab-demonet-router-core-2 vtysh -c "conf t</w:t>
+      </w:r>
+    </w:p>
+    <w:p>
+      <w:pPr>
+        <w:pStyle w:val="code"/>
+      </w:pPr>
+      <w:r>
+        <w:t>&gt; interface eth3</w:t>
+      </w:r>
+    </w:p>
+    <w:p>
+      <w:pPr>
+        <w:pStyle w:val="code"/>
+      </w:pPr>
+      <w:r>
+        <w:t>&gt; shutdown</w:t>
+      </w:r>
+    </w:p>
+    <w:p>
+      <w:pPr>
+        <w:pStyle w:val="code"/>
+      </w:pPr>
+      <w:r>
+        <w:t>&gt; exit</w:t>
+      </w:r>
+    </w:p>
+    <w:p>
+      <w:pPr>
+        <w:pStyle w:val="code"/>
+      </w:pPr>
+      <w:r>
+        <w:t>&gt; exit</w:t>
+      </w:r>
+    </w:p>
+    <w:p>
+      <w:pPr>
+        <w:pStyle w:val="code"/>
+      </w:pPr>
+      <w:r>
+        <w:t>&gt; "</w:t>
+      </w:r>
+    </w:p>
+    <w:p>
+      <w:pPr>
+        <w:pStyle w:val="code"/>
+      </w:pPr>
+      <w:r>
+        <w:t>% Configuration applied with notes:</w:t>
+      </w:r>
+    </w:p>
+    <w:p>
+      <w:pPr>
+        <w:pStyle w:val="code"/>
+      </w:pPr>
+      <w:r>
+        <w:t>No changes found to be committed!</w:t>
+      </w:r>
+    </w:p>
+    <w:p/>
+    <w:p>
+      <w:pPr>
+        <w:rPr>
+          <w:b/>
+          <w:bCs/>
+        </w:rPr>
+      </w:pPr>
+      <w:r>
+        <w:rPr>
+          <w:b/>
+          <w:bCs/>
+        </w:rPr>
+        <w:t>DOPO:</w:t>
+      </w:r>
+    </w:p>
+    <w:p>
+      <w:r>
+        <w:rPr>
+          <w:noProof/>
+        </w:rPr>
+        <w:drawing>
+          <wp:inline distT="0" distB="0" distL="0" distR="0" wp14:anchorId="2429BBC8" wp14:editId="7A2FCDED">
+            <wp:extent cx="6645910" cy="1945640"/>
+            <wp:effectExtent l="0" t="0" r="2540" b="0"/>
+            <wp:docPr id="2028251504" name="Picture 1"/>
+            <wp:cNvGraphicFramePr>
+              <a:graphicFrameLocks xmlns:a="http://schemas.openxmlformats.org/drawingml/2006/main" noChangeAspect="1"/>
+            </wp:cNvGraphicFramePr>
+            <a:graphic xmlns:a="http://schemas.openxmlformats.org/drawingml/2006/main">
+              <a:graphicData uri="http://schemas.openxmlformats.org/drawingml/2006/picture">
+                <pic:pic xmlns:pic="http://schemas.openxmlformats.org/drawingml/2006/picture">
+                  <pic:nvPicPr>
+                    <pic:cNvPr id="2028251504" name=""/>
+                    <pic:cNvPicPr/>
+                  </pic:nvPicPr>
+                  <pic:blipFill>
+                    <a:blip r:embed="rId69"/>
+                    <a:stretch>
+                      <a:fillRect/>
+                    </a:stretch>
+                  </pic:blipFill>
+                  <pic:spPr>
+                    <a:xfrm>
+                      <a:off x="0" y="0"/>
+                      <a:ext cx="6645910" cy="1945640"/>
+                    </a:xfrm>
+                    <a:prstGeom prst="rect">
+                      <a:avLst/>
+                    </a:prstGeom>
+                  </pic:spPr>
+                </pic:pic>
+              </a:graphicData>
+            </a:graphic>
+          </wp:inline>
+        </w:drawing>
+      </w:r>
+    </w:p>
+    <w:p>
+      <w:r>
+        <w:rPr>
+          <w:noProof/>
+        </w:rPr>
+        <w:drawing>
+          <wp:inline distT="0" distB="0" distL="0" distR="0" wp14:anchorId="28650FFB" wp14:editId="5D99EB21">
+            <wp:extent cx="6645910" cy="1967865"/>
+            <wp:effectExtent l="0" t="0" r="2540" b="0"/>
+            <wp:docPr id="541329528" name="Picture 1"/>
+            <wp:cNvGraphicFramePr>
+              <a:graphicFrameLocks xmlns:a="http://schemas.openxmlformats.org/drawingml/2006/main" noChangeAspect="1"/>
+            </wp:cNvGraphicFramePr>
+            <a:graphic xmlns:a="http://schemas.openxmlformats.org/drawingml/2006/main">
+              <a:graphicData uri="http://schemas.openxmlformats.org/drawingml/2006/picture">
+                <pic:pic xmlns:pic="http://schemas.openxmlformats.org/drawingml/2006/picture">
+                  <pic:nvPicPr>
+                    <pic:cNvPr id="541329528" name=""/>
+                    <pic:cNvPicPr/>
+                  </pic:nvPicPr>
+                  <pic:blipFill>
+                    <a:blip r:embed="rId70"/>
+                    <a:stretch>
+                      <a:fillRect/>
+                    </a:stretch>
+                  </pic:blipFill>
+                  <pic:spPr>
+                    <a:xfrm>
+                      <a:off x="0" y="0"/>
+                      <a:ext cx="6645910" cy="1967865"/>
+                    </a:xfrm>
+                    <a:prstGeom prst="rect">
+                      <a:avLst/>
+                    </a:prstGeom>
+                  </pic:spPr>
+                </pic:pic>
+              </a:graphicData>
+            </a:graphic>
+          </wp:inline>
+        </w:drawing>
+      </w:r>
+    </w:p>
+    <w:p>
+      <w:r>
+        <w:rPr>
+          <w:noProof/>
+        </w:rPr>
+        <w:lastRenderedPageBreak/>
+        <w:drawing>
+          <wp:inline distT="0" distB="0" distL="0" distR="0" wp14:anchorId="44247E58" wp14:editId="61EDCF81">
+            <wp:extent cx="6645910" cy="1936750"/>
+            <wp:effectExtent l="0" t="0" r="2540" b="6350"/>
+            <wp:docPr id="1967911383" name="Picture 1"/>
+            <wp:cNvGraphicFramePr>
+              <a:graphicFrameLocks xmlns:a="http://schemas.openxmlformats.org/drawingml/2006/main" noChangeAspect="1"/>
+            </wp:cNvGraphicFramePr>
+            <a:graphic xmlns:a="http://schemas.openxmlformats.org/drawingml/2006/main">
+              <a:graphicData uri="http://schemas.openxmlformats.org/drawingml/2006/picture">
+                <pic:pic xmlns:pic="http://schemas.openxmlformats.org/drawingml/2006/picture">
+                  <pic:nvPicPr>
+                    <pic:cNvPr id="1967911383" name=""/>
+                    <pic:cNvPicPr/>
+                  </pic:nvPicPr>
+                  <pic:blipFill>
+                    <a:blip r:embed="rId71"/>
+                    <a:stretch>
+                      <a:fillRect/>
+                    </a:stretch>
+                  </pic:blipFill>
+                  <pic:spPr>
+                    <a:xfrm>
+                      <a:off x="0" y="0"/>
+                      <a:ext cx="6645910" cy="1936750"/>
+                    </a:xfrm>
+                    <a:prstGeom prst="rect">
+                      <a:avLst/>
+                    </a:prstGeom>
+                  </pic:spPr>
+                </pic:pic>
+              </a:graphicData>
+            </a:graphic>
+          </wp:inline>
+        </w:drawing>
+      </w:r>
+    </w:p>
+    <w:p>
+      <w:r>
+        <w:rPr>
+          <w:noProof/>
+        </w:rPr>
+        <w:drawing>
+          <wp:inline distT="0" distB="0" distL="0" distR="0" wp14:anchorId="0D1E8A7A" wp14:editId="6B438F18">
+            <wp:extent cx="6645910" cy="1589405"/>
+            <wp:effectExtent l="0" t="0" r="2540" b="0"/>
+            <wp:docPr id="2029501683" name="Picture 1"/>
+            <wp:cNvGraphicFramePr>
+              <a:graphicFrameLocks xmlns:a="http://schemas.openxmlformats.org/drawingml/2006/main" noChangeAspect="1"/>
+            </wp:cNvGraphicFramePr>
+            <a:graphic xmlns:a="http://schemas.openxmlformats.org/drawingml/2006/main">
+              <a:graphicData uri="http://schemas.openxmlformats.org/drawingml/2006/picture">
+                <pic:pic xmlns:pic="http://schemas.openxmlformats.org/drawingml/2006/picture">
+                  <pic:nvPicPr>
+                    <pic:cNvPr id="2029501683" name=""/>
+                    <pic:cNvPicPr/>
+                  </pic:nvPicPr>
+                  <pic:blipFill>
+                    <a:blip r:embed="rId72"/>
+                    <a:stretch>
+                      <a:fillRect/>
+                    </a:stretch>
+                  </pic:blipFill>
+                  <pic:spPr>
+                    <a:xfrm>
+                      <a:off x="0" y="0"/>
+                      <a:ext cx="6645910" cy="1589405"/>
+                    </a:xfrm>
+                    <a:prstGeom prst="rect">
+                      <a:avLst/>
+                    </a:prstGeom>
+                  </pic:spPr>
+                </pic:pic>
+              </a:graphicData>
+            </a:graphic>
+          </wp:inline>
+        </w:drawing>
+      </w:r>
+    </w:p>
+    <w:p>
+      <w:r>
+        <w:rPr>
+          <w:noProof/>
+        </w:rPr>
+        <w:drawing>
+          <wp:inline distT="0" distB="0" distL="0" distR="0" wp14:anchorId="15351331" wp14:editId="475C90C0">
+            <wp:extent cx="6645910" cy="4294505"/>
+            <wp:effectExtent l="0" t="0" r="2540" b="0"/>
+            <wp:docPr id="1497026211" name="Picture 1"/>
+            <wp:cNvGraphicFramePr>
+              <a:graphicFrameLocks xmlns:a="http://schemas.openxmlformats.org/drawingml/2006/main" noChangeAspect="1"/>
+            </wp:cNvGraphicFramePr>
+            <a:graphic xmlns:a="http://schemas.openxmlformats.org/drawingml/2006/main">
+              <a:graphicData uri="http://schemas.openxmlformats.org/drawingml/2006/picture">
+                <pic:pic xmlns:pic="http://schemas.openxmlformats.org/drawingml/2006/picture">
+                  <pic:nvPicPr>
+                    <pic:cNvPr id="1497026211" name=""/>
+                    <pic:cNvPicPr/>
+                  </pic:nvPicPr>
+                  <pic:blipFill>
+                    <a:blip r:embed="rId73"/>
+                    <a:stretch>
+                      <a:fillRect/>
+                    </a:stretch>
+                  </pic:blipFill>
+                  <pic:spPr>
+                    <a:xfrm>
+                      <a:off x="0" y="0"/>
+                      <a:ext cx="6645910" cy="4294505"/>
+                    </a:xfrm>
+                    <a:prstGeom prst="rect">
+                      <a:avLst/>
+                    </a:prstGeom>
+                  </pic:spPr>
+                </pic:pic>
+              </a:graphicData>
+            </a:graphic>
+          </wp:inline>
+        </w:drawing>
+      </w:r>
+    </w:p>
+    <w:p>
+      <w:r>
+        <w:rPr>
+          <w:noProof/>
+        </w:rPr>
+        <w:lastRenderedPageBreak/>
+        <w:drawing>
+          <wp:inline distT="0" distB="0" distL="0" distR="0" wp14:anchorId="4AC6C90A" wp14:editId="4B23F427">
+            <wp:extent cx="6645910" cy="3724275"/>
+            <wp:effectExtent l="0" t="0" r="2540" b="9525"/>
+            <wp:docPr id="1260770011" name="Picture 1"/>
+            <wp:cNvGraphicFramePr>
+              <a:graphicFrameLocks xmlns:a="http://schemas.openxmlformats.org/drawingml/2006/main" noChangeAspect="1"/>
+            </wp:cNvGraphicFramePr>
+            <a:graphic xmlns:a="http://schemas.openxmlformats.org/drawingml/2006/main">
+              <a:graphicData uri="http://schemas.openxmlformats.org/drawingml/2006/picture">
+                <pic:pic xmlns:pic="http://schemas.openxmlformats.org/drawingml/2006/picture">
+                  <pic:nvPicPr>
+                    <pic:cNvPr id="1260770011" name=""/>
+                    <pic:cNvPicPr/>
+                  </pic:nvPicPr>
+                  <pic:blipFill>
+                    <a:blip r:embed="rId74"/>
+                    <a:stretch>
+                      <a:fillRect/>
+                    </a:stretch>
+                  </pic:blipFill>
+                  <pic:spPr>
+                    <a:xfrm>
+                      <a:off x="0" y="0"/>
+                      <a:ext cx="6645910" cy="3724275"/>
+                    </a:xfrm>
+                    <a:prstGeom prst="rect">
+                      <a:avLst/>
+                    </a:prstGeom>
+                  </pic:spPr>
+                </pic:pic>
+              </a:graphicData>
+            </a:graphic>
+          </wp:inline>
+        </w:drawing>
+      </w:r>
+    </w:p>
+    <w:p>
+      <w:r>
+        <w:rPr>
+          <w:noProof/>
+        </w:rPr>
+        <w:drawing>
+          <wp:inline distT="0" distB="0" distL="0" distR="0" wp14:anchorId="02D7D087" wp14:editId="4CF1F6FD">
+            <wp:extent cx="6645910" cy="2513330"/>
+            <wp:effectExtent l="0" t="0" r="2540" b="1270"/>
+            <wp:docPr id="1511565975" name="Picture 1"/>
+            <wp:cNvGraphicFramePr>
+              <a:graphicFrameLocks xmlns:a="http://schemas.openxmlformats.org/drawingml/2006/main" noChangeAspect="1"/>
+            </wp:cNvGraphicFramePr>
+            <a:graphic xmlns:a="http://schemas.openxmlformats.org/drawingml/2006/main">
+              <a:graphicData uri="http://schemas.openxmlformats.org/drawingml/2006/picture">
+                <pic:pic xmlns:pic="http://schemas.openxmlformats.org/drawingml/2006/picture">
+                  <pic:nvPicPr>
+                    <pic:cNvPr id="1511565975" name=""/>
+                    <pic:cNvPicPr/>
+                  </pic:nvPicPr>
+                  <pic:blipFill>
+                    <a:blip r:embed="rId75"/>
+                    <a:stretch>
+                      <a:fillRect/>
+                    </a:stretch>
+                  </pic:blipFill>
+                  <pic:spPr>
+                    <a:xfrm>
+                      <a:off x="0" y="0"/>
+                      <a:ext cx="6645910" cy="2513330"/>
+                    </a:xfrm>
+                    <a:prstGeom prst="rect">
+                      <a:avLst/>
+                    </a:prstGeom>
+                  </pic:spPr>
+                </pic:pic>
+              </a:graphicData>
+            </a:graphic>
+          </wp:inline>
+        </w:drawing>
+      </w:r>
+    </w:p>
+    <w:p>
+      <w:r>
+        <w:rPr>
+          <w:noProof/>
+        </w:rPr>
+        <w:drawing>
+          <wp:inline distT="0" distB="0" distL="0" distR="0" wp14:anchorId="79FF9CCE" wp14:editId="1E9C4B7F">
+            <wp:extent cx="6645910" cy="2907030"/>
+            <wp:effectExtent l="0" t="0" r="2540" b="7620"/>
+            <wp:docPr id="1050865437" name="Picture 1"/>
+            <wp:cNvGraphicFramePr>
+              <a:graphicFrameLocks xmlns:a="http://schemas.openxmlformats.org/drawingml/2006/main" noChangeAspect="1"/>
+            </wp:cNvGraphicFramePr>
+            <a:graphic xmlns:a="http://schemas.openxmlformats.org/drawingml/2006/main">
+              <a:graphicData uri="http://schemas.openxmlformats.org/drawingml/2006/picture">
+                <pic:pic xmlns:pic="http://schemas.openxmlformats.org/drawingml/2006/picture">
+                  <pic:nvPicPr>
+                    <pic:cNvPr id="1050865437" name=""/>
+                    <pic:cNvPicPr/>
+                  </pic:nvPicPr>
+                  <pic:blipFill>
+                    <a:blip r:embed="rId76"/>
+                    <a:stretch>
+                      <a:fillRect/>
+                    </a:stretch>
+                  </pic:blipFill>
+                  <pic:spPr>
+                    <a:xfrm>
+                      <a:off x="0" y="0"/>
+                      <a:ext cx="6645910" cy="2907030"/>
+                    </a:xfrm>
+                    <a:prstGeom prst="rect">
+                      <a:avLst/>
+                    </a:prstGeom>
+                  </pic:spPr>
+                </pic:pic>
+              </a:graphicData>
+            </a:graphic>
+          </wp:inline>
+        </w:drawing>
+      </w:r>
+    </w:p>
+    <w:p>
+      <w:r>
+        <w:rPr>
+          <w:noProof/>
+        </w:rPr>
+        <w:lastRenderedPageBreak/>
+        <w:drawing>
+          <wp:inline distT="0" distB="0" distL="0" distR="0" wp14:anchorId="2F0889BF" wp14:editId="68087578">
+            <wp:extent cx="6645910" cy="1859280"/>
+            <wp:effectExtent l="0" t="0" r="2540" b="7620"/>
+            <wp:docPr id="1760052967" name="Picture 1"/>
+            <wp:cNvGraphicFramePr>
+              <a:graphicFrameLocks xmlns:a="http://schemas.openxmlformats.org/drawingml/2006/main" noChangeAspect="1"/>
+            </wp:cNvGraphicFramePr>
+            <a:graphic xmlns:a="http://schemas.openxmlformats.org/drawingml/2006/main">
+              <a:graphicData uri="http://schemas.openxmlformats.org/drawingml/2006/picture">
+                <pic:pic xmlns:pic="http://schemas.openxmlformats.org/drawingml/2006/picture">
+                  <pic:nvPicPr>
+                    <pic:cNvPr id="1760052967" name=""/>
+                    <pic:cNvPicPr/>
+                  </pic:nvPicPr>
+                  <pic:blipFill>
+                    <a:blip r:embed="rId77"/>
+                    <a:stretch>
+                      <a:fillRect/>
+                    </a:stretch>
+                  </pic:blipFill>
+                  <pic:spPr>
+                    <a:xfrm>
+                      <a:off x="0" y="0"/>
+                      <a:ext cx="6645910" cy="1859280"/>
+                    </a:xfrm>
+                    <a:prstGeom prst="rect">
+                      <a:avLst/>
+                    </a:prstGeom>
+                  </pic:spPr>
+                </pic:pic>
+              </a:graphicData>
+            </a:graphic>
+          </wp:inline>
+        </w:drawing>
+      </w:r>
+    </w:p>
+    <w:p>
+      <w:r>
+        <w:rPr>
+          <w:noProof/>
+        </w:rPr>
+        <w:drawing>
+          <wp:inline distT="0" distB="0" distL="0" distR="0" wp14:anchorId="65B0BA3E" wp14:editId="4DAE0F37">
+            <wp:extent cx="6645910" cy="1662430"/>
+            <wp:effectExtent l="0" t="0" r="2540" b="0"/>
+            <wp:docPr id="440158662" name="Picture 1"/>
+            <wp:cNvGraphicFramePr>
+              <a:graphicFrameLocks xmlns:a="http://schemas.openxmlformats.org/drawingml/2006/main" noChangeAspect="1"/>
+            </wp:cNvGraphicFramePr>
+            <a:graphic xmlns:a="http://schemas.openxmlformats.org/drawingml/2006/main">
+              <a:graphicData uri="http://schemas.openxmlformats.org/drawingml/2006/picture">
+                <pic:pic xmlns:pic="http://schemas.openxmlformats.org/drawingml/2006/picture">
+                  <pic:nvPicPr>
+                    <pic:cNvPr id="440158662" name=""/>
+                    <pic:cNvPicPr/>
+                  </pic:nvPicPr>
+                  <pic:blipFill>
+                    <a:blip r:embed="rId78"/>
+                    <a:stretch>
+                      <a:fillRect/>
+                    </a:stretch>
+                  </pic:blipFill>
+                  <pic:spPr>
+                    <a:xfrm>
+                      <a:off x="0" y="0"/>
+                      <a:ext cx="6645910" cy="1662430"/>
+                    </a:xfrm>
+                    <a:prstGeom prst="rect">
+                      <a:avLst/>
+                    </a:prstGeom>
+                  </pic:spPr>
+                </pic:pic>
+              </a:graphicData>
+            </a:graphic>
+          </wp:inline>
+        </w:drawing>
+      </w:r>
+    </w:p>
+    <w:p>
+      <w:r>
+        <w:rPr>
+          <w:noProof/>
+        </w:rPr>
+        <w:drawing>
+          <wp:inline distT="0" distB="0" distL="0" distR="0" wp14:anchorId="5F120202" wp14:editId="2F0C7822">
+            <wp:extent cx="6645910" cy="1852295"/>
+            <wp:effectExtent l="0" t="0" r="2540" b="0"/>
+            <wp:docPr id="896861148" name="Picture 1"/>
+            <wp:cNvGraphicFramePr>
+              <a:graphicFrameLocks xmlns:a="http://schemas.openxmlformats.org/drawingml/2006/main" noChangeAspect="1"/>
+            </wp:cNvGraphicFramePr>
+            <a:graphic xmlns:a="http://schemas.openxmlformats.org/drawingml/2006/main">
+              <a:graphicData uri="http://schemas.openxmlformats.org/drawingml/2006/picture">
+                <pic:pic xmlns:pic="http://schemas.openxmlformats.org/drawingml/2006/picture">
+                  <pic:nvPicPr>
+                    <pic:cNvPr id="896861148" name=""/>
+                    <pic:cNvPicPr/>
+                  </pic:nvPicPr>
+                  <pic:blipFill>
+                    <a:blip r:embed="rId79"/>
+                    <a:stretch>
+                      <a:fillRect/>
+                    </a:stretch>
+                  </pic:blipFill>
+                  <pic:spPr>
+                    <a:xfrm>
+                      <a:off x="0" y="0"/>
+                      <a:ext cx="6645910" cy="1852295"/>
+                    </a:xfrm>
+                    <a:prstGeom prst="rect">
+                      <a:avLst/>
+                    </a:prstGeom>
+                  </pic:spPr>
+                </pic:pic>
+              </a:graphicData>
+            </a:graphic>
+          </wp:inline>
+        </w:drawing>
+      </w:r>
+    </w:p>
+    <w:p>
+      <w:r>
+        <w:rPr>
+          <w:noProof/>
+        </w:rPr>
+        <w:drawing>
+          <wp:inline distT="0" distB="0" distL="0" distR="0" wp14:anchorId="598ABDA3" wp14:editId="6D3087CB">
+            <wp:extent cx="6645910" cy="2191385"/>
+            <wp:effectExtent l="0" t="0" r="2540" b="0"/>
+            <wp:docPr id="686574769" name="Picture 1"/>
+            <wp:cNvGraphicFramePr>
+              <a:graphicFrameLocks xmlns:a="http://schemas.openxmlformats.org/drawingml/2006/main" noChangeAspect="1"/>
+            </wp:cNvGraphicFramePr>
+            <a:graphic xmlns:a="http://schemas.openxmlformats.org/drawingml/2006/main">
+              <a:graphicData uri="http://schemas.openxmlformats.org/drawingml/2006/picture">
+                <pic:pic xmlns:pic="http://schemas.openxmlformats.org/drawingml/2006/picture">
+                  <pic:nvPicPr>
+                    <pic:cNvPr id="686574769" name=""/>
+                    <pic:cNvPicPr/>
+                  </pic:nvPicPr>
+                  <pic:blipFill>
+                    <a:blip r:embed="rId80"/>
+                    <a:stretch>
+                      <a:fillRect/>
+                    </a:stretch>
+                  </pic:blipFill>
+                  <pic:spPr>
+                    <a:xfrm>
+                      <a:off x="0" y="0"/>
+                      <a:ext cx="6645910" cy="2191385"/>
+                    </a:xfrm>
+                    <a:prstGeom prst="rect">
+                      <a:avLst/>
+                    </a:prstGeom>
+                  </pic:spPr>
+                </pic:pic>
+              </a:graphicData>
+            </a:graphic>
+          </wp:inline>
+        </w:drawing>
+      </w:r>
+    </w:p>
+    <w:p>
+      <w:r>
+        <w:rPr>
+          <w:noProof/>
+        </w:rPr>
+        <w:drawing>
+          <wp:inline distT="0" distB="0" distL="0" distR="0" wp14:anchorId="70E402F3" wp14:editId="7E0EB29A">
+            <wp:extent cx="6645910" cy="1468120"/>
+            <wp:effectExtent l="0" t="0" r="2540" b="0"/>
+            <wp:docPr id="2003888519" name="Picture 1"/>
+            <wp:cNvGraphicFramePr>
+              <a:graphicFrameLocks xmlns:a="http://schemas.openxmlformats.org/drawingml/2006/main" noChangeAspect="1"/>
+            </wp:cNvGraphicFramePr>
+            <a:graphic xmlns:a="http://schemas.openxmlformats.org/drawingml/2006/main">
+              <a:graphicData uri="http://schemas.openxmlformats.org/drawingml/2006/picture">
+                <pic:pic xmlns:pic="http://schemas.openxmlformats.org/drawingml/2006/picture">
+                  <pic:nvPicPr>
+                    <pic:cNvPr id="2003888519" name=""/>
+                    <pic:cNvPicPr/>
+                  </pic:nvPicPr>
+                  <pic:blipFill>
+                    <a:blip r:embed="rId81"/>
+                    <a:stretch>
+                      <a:fillRect/>
+                    </a:stretch>
+                  </pic:blipFill>
+                  <pic:spPr>
+                    <a:xfrm>
+                      <a:off x="0" y="0"/>
+                      <a:ext cx="6645910" cy="1468120"/>
+                    </a:xfrm>
+                    <a:prstGeom prst="rect">
+                      <a:avLst/>
+                    </a:prstGeom>
+                  </pic:spPr>
+                </pic:pic>
+              </a:graphicData>
+            </a:graphic>
+          </wp:inline>
+        </w:drawing>
+      </w:r>
+    </w:p>
+    <w:p>
+      <w:r>
+        <w:rPr>
+          <w:noProof/>
+        </w:rPr>
+        <w:lastRenderedPageBreak/>
+        <w:drawing>
+          <wp:inline distT="0" distB="0" distL="0" distR="0" wp14:anchorId="725A5483" wp14:editId="0D462D55">
+            <wp:extent cx="6645910" cy="1466850"/>
+            <wp:effectExtent l="0" t="0" r="2540" b="0"/>
+            <wp:docPr id="984473456" name="Picture 1"/>
+            <wp:cNvGraphicFramePr>
+              <a:graphicFrameLocks xmlns:a="http://schemas.openxmlformats.org/drawingml/2006/main" noChangeAspect="1"/>
+            </wp:cNvGraphicFramePr>
+            <a:graphic xmlns:a="http://schemas.openxmlformats.org/drawingml/2006/main">
+              <a:graphicData uri="http://schemas.openxmlformats.org/drawingml/2006/picture">
+                <pic:pic xmlns:pic="http://schemas.openxmlformats.org/drawingml/2006/picture">
+                  <pic:nvPicPr>
+                    <pic:cNvPr id="984473456" name=""/>
+                    <pic:cNvPicPr/>
+                  </pic:nvPicPr>
+                  <pic:blipFill>
+                    <a:blip r:embed="rId82"/>
+                    <a:stretch>
+                      <a:fillRect/>
+                    </a:stretch>
+                  </pic:blipFill>
+                  <pic:spPr>
+                    <a:xfrm>
+                      <a:off x="0" y="0"/>
+                      <a:ext cx="6645910" cy="1466850"/>
+                    </a:xfrm>
+                    <a:prstGeom prst="rect">
+                      <a:avLst/>
+                    </a:prstGeom>
+                  </pic:spPr>
+                </pic:pic>
+              </a:graphicData>
+            </a:graphic>
+          </wp:inline>
+        </w:drawing>
+      </w:r>
+      <w:r>
+        <w:rPr>
+          <w:noProof/>
+        </w:rPr>
+        <w:drawing>
+          <wp:inline distT="0" distB="0" distL="0" distR="0" wp14:anchorId="7CC5657E" wp14:editId="6A76DC69">
+            <wp:extent cx="6645910" cy="1828165"/>
+            <wp:effectExtent l="0" t="0" r="2540" b="635"/>
+            <wp:docPr id="1230498475" name="Picture 1"/>
+            <wp:cNvGraphicFramePr>
+              <a:graphicFrameLocks xmlns:a="http://schemas.openxmlformats.org/drawingml/2006/main" noChangeAspect="1"/>
+            </wp:cNvGraphicFramePr>
+            <a:graphic xmlns:a="http://schemas.openxmlformats.org/drawingml/2006/main">
+              <a:graphicData uri="http://schemas.openxmlformats.org/drawingml/2006/picture">
+                <pic:pic xmlns:pic="http://schemas.openxmlformats.org/drawingml/2006/picture">
+                  <pic:nvPicPr>
+                    <pic:cNvPr id="1230498475" name=""/>
+                    <pic:cNvPicPr/>
+                  </pic:nvPicPr>
+                  <pic:blipFill>
+                    <a:blip r:embed="rId83"/>
+                    <a:stretch>
+                      <a:fillRect/>
+                    </a:stretch>
+                  </pic:blipFill>
+                  <pic:spPr>
+                    <a:xfrm>
+                      <a:off x="0" y="0"/>
+                      <a:ext cx="6645910" cy="1828165"/>
+                    </a:xfrm>
+                    <a:prstGeom prst="rect">
+                      <a:avLst/>
+                    </a:prstGeom>
+                  </pic:spPr>
+                </pic:pic>
+              </a:graphicData>
+            </a:graphic>
+          </wp:inline>
+        </w:drawing>
+      </w:r>
+    </w:p>
+    <w:p>
+      <w:r>
+        <w:rPr>
+          <w:noProof/>
+        </w:rPr>
+        <w:drawing>
+          <wp:inline distT="0" distB="0" distL="0" distR="0" wp14:anchorId="79429147" wp14:editId="3C90700E">
+            <wp:extent cx="6645910" cy="1073150"/>
+            <wp:effectExtent l="0" t="0" r="2540" b="0"/>
+            <wp:docPr id="2025719390" name="Picture 1"/>
+            <wp:cNvGraphicFramePr>
+              <a:graphicFrameLocks xmlns:a="http://schemas.openxmlformats.org/drawingml/2006/main" noChangeAspect="1"/>
+            </wp:cNvGraphicFramePr>
+            <a:graphic xmlns:a="http://schemas.openxmlformats.org/drawingml/2006/main">
+              <a:graphicData uri="http://schemas.openxmlformats.org/drawingml/2006/picture">
+                <pic:pic xmlns:pic="http://schemas.openxmlformats.org/drawingml/2006/picture">
+                  <pic:nvPicPr>
+                    <pic:cNvPr id="2025719390" name=""/>
+                    <pic:cNvPicPr/>
+                  </pic:nvPicPr>
+                  <pic:blipFill>
+                    <a:blip r:embed="rId84"/>
+                    <a:stretch>
+                      <a:fillRect/>
+                    </a:stretch>
+                  </pic:blipFill>
+                  <pic:spPr>
+                    <a:xfrm>
+                      <a:off x="0" y="0"/>
+                      <a:ext cx="6645910" cy="1073150"/>
+                    </a:xfrm>
+                    <a:prstGeom prst="rect">
+                      <a:avLst/>
+                    </a:prstGeom>
+                  </pic:spPr>
+                </pic:pic>
+              </a:graphicData>
+            </a:graphic>
+          </wp:inline>
+        </w:drawing>
+      </w:r>
+      <w:r>
+        <w:rPr>
+          <w:noProof/>
+        </w:rPr>
+        <w:drawing>
+          <wp:inline distT="0" distB="0" distL="0" distR="0" wp14:anchorId="6594D1A9" wp14:editId="7940EDC2">
+            <wp:extent cx="6645910" cy="1821815"/>
+            <wp:effectExtent l="0" t="0" r="2540" b="6985"/>
+            <wp:docPr id="2105124037" name="Picture 1"/>
+            <wp:cNvGraphicFramePr>
+              <a:graphicFrameLocks xmlns:a="http://schemas.openxmlformats.org/drawingml/2006/main" noChangeAspect="1"/>
+            </wp:cNvGraphicFramePr>
+            <a:graphic xmlns:a="http://schemas.openxmlformats.org/drawingml/2006/main">
+              <a:graphicData uri="http://schemas.openxmlformats.org/drawingml/2006/picture">
+                <pic:pic xmlns:pic="http://schemas.openxmlformats.org/drawingml/2006/picture">
+                  <pic:nvPicPr>
+                    <pic:cNvPr id="2105124037" name=""/>
+                    <pic:cNvPicPr/>
+                  </pic:nvPicPr>
+                  <pic:blipFill>
+                    <a:blip r:embed="rId85"/>
+                    <a:stretch>
+                      <a:fillRect/>
+                    </a:stretch>
+                  </pic:blipFill>
+                  <pic:spPr>
+                    <a:xfrm>
+                      <a:off x="0" y="0"/>
+                      <a:ext cx="6645910" cy="1821815"/>
+                    </a:xfrm>
+                    <a:prstGeom prst="rect">
+                      <a:avLst/>
+                    </a:prstGeom>
+                  </pic:spPr>
+                </pic:pic>
+              </a:graphicData>
+            </a:graphic>
+          </wp:inline>
+        </w:drawing>
+      </w:r>
+    </w:p>
+    <w:p>
+      <w:r>
+        <w:rPr>
+          <w:noProof/>
+        </w:rPr>
+        <w:drawing>
+          <wp:inline distT="0" distB="0" distL="0" distR="0" wp14:anchorId="2559863B" wp14:editId="5BF39131">
+            <wp:extent cx="6645910" cy="1751965"/>
+            <wp:effectExtent l="0" t="0" r="2540" b="635"/>
+            <wp:docPr id="2126437574" name="Picture 1"/>
+            <wp:cNvGraphicFramePr>
+              <a:graphicFrameLocks xmlns:a="http://schemas.openxmlformats.org/drawingml/2006/main" noChangeAspect="1"/>
+            </wp:cNvGraphicFramePr>
+            <a:graphic xmlns:a="http://schemas.openxmlformats.org/drawingml/2006/main">
+              <a:graphicData uri="http://schemas.openxmlformats.org/drawingml/2006/picture">
+                <pic:pic xmlns:pic="http://schemas.openxmlformats.org/drawingml/2006/picture">
+                  <pic:nvPicPr>
+                    <pic:cNvPr id="2126437574" name=""/>
+                    <pic:cNvPicPr/>
+                  </pic:nvPicPr>
+                  <pic:blipFill>
+                    <a:blip r:embed="rId86"/>
+                    <a:stretch>
+                      <a:fillRect/>
+                    </a:stretch>
+                  </pic:blipFill>
+                  <pic:spPr>
+                    <a:xfrm>
+                      <a:off x="0" y="0"/>
+                      <a:ext cx="6645910" cy="1751965"/>
+                    </a:xfrm>
+                    <a:prstGeom prst="rect">
+                      <a:avLst/>
+                    </a:prstGeom>
+                  </pic:spPr>
+                </pic:pic>
+              </a:graphicData>
+            </a:graphic>
+          </wp:inline>
+        </w:drawing>
+      </w:r>
+    </w:p>
+    <w:p/>
+    <w:p>
+      <w:pPr>
+        <w:pStyle w:val="Heading4"/>
+      </w:pPr>
+      <w:r>
+        <w:t>Test 2: hello mismatch</w:t>
+      </w:r>
+    </w:p>
+    <w:p>
+      <w:pPr>
+        <w:rPr>
+          <w:b/>
+          <w:bCs/>
+        </w:rPr>
+      </w:pPr>
+      <w:r>
+        <w:rPr>
+          <w:b/>
+          <w:bCs/>
+        </w:rPr>
+        <w:t>ADIACENZE</w:t>
+      </w:r>
+    </w:p>
+    <w:p>
+      <w:pPr>
+        <w:rPr>
+          <w:b/>
+          <w:bCs/>
+        </w:rPr>
+      </w:pPr>
+      <w:r>
+        <w:rPr>
+          <w:b/>
+          <w:bCs/>
+        </w:rPr>
+        <w:t>prima:</w:t>
+      </w:r>
+    </w:p>
+    <w:p>
+      <w:pPr>
+        <w:pStyle w:val="NormalWeb"/>
+      </w:pPr>
+      <w:r>
+        <w:rPr>
+          <w:noProof/>
+        </w:rPr>
+        <w:lastRenderedPageBreak/>
+        <w:drawing>
+          <wp:inline distT="0" distB="0" distL="0" distR="0" wp14:anchorId="563BC0D6" wp14:editId="7CD43791">
+            <wp:extent cx="6645910" cy="2527300"/>
+            <wp:effectExtent l="0" t="0" r="2540" b="6350"/>
+            <wp:docPr id="1124332143" name="Picture 1"/>
+            <wp:cNvGraphicFramePr>
+              <a:graphicFrameLocks xmlns:a="http://schemas.openxmlformats.org/drawingml/2006/main" noChangeAspect="1"/>
+            </wp:cNvGraphicFramePr>
+            <a:graphic xmlns:a="http://schemas.openxmlformats.org/drawingml/2006/main">
+              <a:graphicData uri="http://schemas.openxmlformats.org/drawingml/2006/picture">
+                <pic:pic xmlns:pic="http://schemas.openxmlformats.org/drawingml/2006/picture">
+                  <pic:nvPicPr>
+                    <pic:cNvPr id="0" name="Picture 1"/>
+                    <pic:cNvPicPr>
+                      <a:picLocks noChangeAspect="1" noChangeArrowheads="1"/>
+                    </pic:cNvPicPr>
+                  </pic:nvPicPr>
+                  <pic:blipFill>
+                    <a:blip r:embed="rId87">
+                      <a:extLst>
+                        <a:ext uri="{28A0092B-C50C-407E-A947-70E740481C1C}">
+                          <a14:useLocalDpi xmlns:a14="http://schemas.microsoft.com/office/drawing/2010/main" val="0"/>
+                        </a:ext>
+                      </a:extLst>
+                    </a:blip>
+                    <a:srcRect/>
+                    <a:stretch>
+                      <a:fillRect/>
+                    </a:stretch>
+                  </pic:blipFill>
+                  <pic:spPr bwMode="auto">
+                    <a:xfrm>
+                      <a:off x="0" y="0"/>
+                      <a:ext cx="6645910" cy="2527300"/>
+                    </a:xfrm>
+                    <a:prstGeom prst="rect">
+                      <a:avLst/>
+                    </a:prstGeom>
+                    <a:noFill/>
+                    <a:ln>
+                      <a:noFill/>
+                    </a:ln>
+                  </pic:spPr>
+                </pic:pic>
+              </a:graphicData>
+            </a:graphic>
+          </wp:inline>
+        </w:drawing>
+      </w:r>
+    </w:p>
+    <w:p>
+      <w:pPr>
+        <w:rPr>
+          <w:b/>
+          <w:bCs/>
+        </w:rPr>
+      </w:pPr>
+      <w:r>
+        <w:rPr>
+          <w:b/>
+          <w:bCs/>
+        </w:rPr>
+        <w:t>dopo:</w:t>
+      </w:r>
+    </w:p>
+    <w:p>
+      <w:pPr>
+        <w:pStyle w:val="NormalWeb"/>
+      </w:pPr>
+      <w:r>
+        <w:rPr>
+          <w:noProof/>
+        </w:rPr>
+        <w:drawing>
+          <wp:inline distT="0" distB="0" distL="0" distR="0" wp14:anchorId="604BE1F4" wp14:editId="7D3156E6">
+            <wp:extent cx="6645910" cy="2546350"/>
+            <wp:effectExtent l="0" t="0" r="2540" b="6350"/>
+            <wp:docPr id="1382684931" name="Picture 2"/>
+            <wp:cNvGraphicFramePr>
+              <a:graphicFrameLocks xmlns:a="http://schemas.openxmlformats.org/drawingml/2006/main" noChangeAspect="1"/>
+            </wp:cNvGraphicFramePr>
+            <a:graphic xmlns:a="http://schemas.openxmlformats.org/drawingml/2006/main">
+              <a:graphicData uri="http://schemas.openxmlformats.org/drawingml/2006/picture">
+                <pic:pic xmlns:pic="http://schemas.openxmlformats.org/drawingml/2006/picture">
+                  <pic:nvPicPr>
+                    <pic:cNvPr id="0" name="Picture 3"/>
+                    <pic:cNvPicPr>
+                      <a:picLocks noChangeAspect="1" noChangeArrowheads="1"/>
+                    </pic:cNvPicPr>
+                  </pic:nvPicPr>
+                  <pic:blipFill>
+                    <a:blip r:embed="rId88">
+                      <a:extLst>
+                        <a:ext uri="{28A0092B-C50C-407E-A947-70E740481C1C}">
+                          <a14:useLocalDpi xmlns:a14="http://schemas.microsoft.com/office/drawing/2010/main" val="0"/>
+                        </a:ext>
+                      </a:extLst>
+                    </a:blip>
+                    <a:srcRect/>
+                    <a:stretch>
+                      <a:fillRect/>
+                    </a:stretch>
+                  </pic:blipFill>
+                  <pic:spPr bwMode="auto">
+                    <a:xfrm>
+                      <a:off x="0" y="0"/>
+                      <a:ext cx="6645910" cy="2546350"/>
+                    </a:xfrm>
+                    <a:prstGeom prst="rect">
+                      <a:avLst/>
+                    </a:prstGeom>
+                    <a:noFill/>
+                    <a:ln>
+                      <a:noFill/>
+                    </a:ln>
+                  </pic:spPr>
+                </pic:pic>
+              </a:graphicData>
+            </a:graphic>
+          </wp:inline>
+        </w:drawing>
+      </w:r>
+    </w:p>
+    <w:p>
+      <w:pPr>
+        <w:rPr>
+          <w:color w:val="EE0000"/>
+        </w:rPr>
+      </w:pPr>
+      <w:r>
+        <w:rPr>
+          <w:color w:val="EE0000"/>
+        </w:rPr>
+        <w:t>si nota che l’adiacenza tra r-c-1 e r-1-1 è stata eliminata</w:t>
+      </w:r>
+    </w:p>
+    <w:p>
+      <w:pPr>
+        <w:rPr>
+          <w:color w:val="EE0000"/>
+        </w:rPr>
+      </w:pPr>
+    </w:p>
+    <w:p>
+      <w:pPr>
+        <w:rPr>
+          <w:b/>
+          <w:bCs/>
+        </w:rPr>
+      </w:pPr>
+      <w:r>
+        <w:rPr>
+          <w:b/>
+          <w:bCs/>
+        </w:rPr>
+        <w:t>LSDB</w:t>
+      </w:r>
+    </w:p>
+    <w:p>
+      <w:pPr>
+        <w:rPr>
+          <w:b/>
+          <w:bCs/>
+        </w:rPr>
+      </w:pPr>
+      <w:r>
+        <w:rPr>
+          <w:b/>
+          <w:bCs/>
+        </w:rPr>
+        <w:t>prima:</w:t>
+      </w:r>
+    </w:p>
+    <w:p>
+      <w:pPr>
+        <w:pStyle w:val="NormalWeb"/>
+      </w:pPr>
+      <w:r>
+        <w:rPr>
+          <w:noProof/>
+        </w:rPr>
+        <w:drawing>
+          <wp:inline distT="0" distB="0" distL="0" distR="0" wp14:anchorId="0D768787" wp14:editId="38C2AD15">
+            <wp:extent cx="6645910" cy="1650365"/>
+            <wp:effectExtent l="0" t="0" r="2540" b="6985"/>
+            <wp:docPr id="1866476097" name="Picture 3"/>
+            <wp:cNvGraphicFramePr>
+              <a:graphicFrameLocks xmlns:a="http://schemas.openxmlformats.org/drawingml/2006/main" noChangeAspect="1"/>
+            </wp:cNvGraphicFramePr>
+            <a:graphic xmlns:a="http://schemas.openxmlformats.org/drawingml/2006/main">
+              <a:graphicData uri="http://schemas.openxmlformats.org/drawingml/2006/picture">
+                <pic:pic xmlns:pic="http://schemas.openxmlformats.org/drawingml/2006/picture">
+                  <pic:nvPicPr>
+                    <pic:cNvPr id="0" name="Picture 5"/>
+                    <pic:cNvPicPr>
+                      <a:picLocks noChangeAspect="1" noChangeArrowheads="1"/>
+                    </pic:cNvPicPr>
+                  </pic:nvPicPr>
+                  <pic:blipFill>
+                    <a:blip r:embed="rId89" cstate="print">
+                      <a:extLst>
+                        <a:ext uri="{28A0092B-C50C-407E-A947-70E740481C1C}">
+                          <a14:useLocalDpi xmlns:a14="http://schemas.microsoft.com/office/drawing/2010/main" val="0"/>
+                        </a:ext>
+                      </a:extLst>
+                    </a:blip>
+                    <a:srcRect/>
+                    <a:stretch>
+                      <a:fillRect/>
+                    </a:stretch>
+                  </pic:blipFill>
+                  <pic:spPr bwMode="auto">
+                    <a:xfrm>
+                      <a:off x="0" y="0"/>
+                      <a:ext cx="6645910" cy="1650365"/>
+                    </a:xfrm>
+                    <a:prstGeom prst="rect">
+                      <a:avLst/>
+                    </a:prstGeom>
+                    <a:noFill/>
+                    <a:ln>
+                      <a:noFill/>
+                    </a:ln>
+                  </pic:spPr>
+                </pic:pic>
+              </a:graphicData>
+            </a:graphic>
+          </wp:inline>
+        </w:drawing>
+      </w:r>
+    </w:p>
+    <w:p>
+      <w:pPr>
+        <w:rPr>
+          <w:b/>
+          <w:bCs/>
+        </w:rPr>
+      </w:pPr>
+      <w:r>
+        <w:rPr>
+          <w:b/>
+          <w:bCs/>
+        </w:rPr>
+        <w:t>dopo:</w:t>
+      </w:r>
+    </w:p>
+    <w:p>
+      <w:pPr>
+        <w:pStyle w:val="NormalWeb"/>
+      </w:pPr>
+      <w:r>
+        <w:rPr>
+          <w:noProof/>
+        </w:rPr>
+        <w:lastRenderedPageBreak/>
+        <w:drawing>
+          <wp:inline distT="0" distB="0" distL="0" distR="0" wp14:anchorId="223A0385" wp14:editId="3A7F17D9">
+            <wp:extent cx="6645910" cy="1607820"/>
+            <wp:effectExtent l="0" t="0" r="2540" b="0"/>
+            <wp:docPr id="432296758" name="Picture 4"/>
+            <wp:cNvGraphicFramePr>
+              <a:graphicFrameLocks xmlns:a="http://schemas.openxmlformats.org/drawingml/2006/main" noChangeAspect="1"/>
+            </wp:cNvGraphicFramePr>
+            <a:graphic xmlns:a="http://schemas.openxmlformats.org/drawingml/2006/main">
+              <a:graphicData uri="http://schemas.openxmlformats.org/drawingml/2006/picture">
+                <pic:pic xmlns:pic="http://schemas.openxmlformats.org/drawingml/2006/picture">
+                  <pic:nvPicPr>
+                    <pic:cNvPr id="0" name="Picture 7"/>
+                    <pic:cNvPicPr>
+                      <a:picLocks noChangeAspect="1" noChangeArrowheads="1"/>
+                    </pic:cNvPicPr>
+                  </pic:nvPicPr>
+                  <pic:blipFill>
+                    <a:blip r:embed="rId90" cstate="print">
+                      <a:extLst>
+                        <a:ext uri="{28A0092B-C50C-407E-A947-70E740481C1C}">
+                          <a14:useLocalDpi xmlns:a14="http://schemas.microsoft.com/office/drawing/2010/main" val="0"/>
+                        </a:ext>
+                      </a:extLst>
+                    </a:blip>
+                    <a:srcRect/>
+                    <a:stretch>
+                      <a:fillRect/>
+                    </a:stretch>
+                  </pic:blipFill>
+                  <pic:spPr bwMode="auto">
+                    <a:xfrm>
+                      <a:off x="0" y="0"/>
+                      <a:ext cx="6645910" cy="1607820"/>
+                    </a:xfrm>
+                    <a:prstGeom prst="rect">
+                      <a:avLst/>
+                    </a:prstGeom>
+                    <a:noFill/>
+                    <a:ln>
+                      <a:noFill/>
+                    </a:ln>
+                  </pic:spPr>
+                </pic:pic>
+              </a:graphicData>
+            </a:graphic>
+          </wp:inline>
+        </w:drawing>
+      </w:r>
+    </w:p>
+    <w:p>
+      <w:r>
+        <w:t>si no</w:t>
+      </w:r>
+      <w:r>
+        <w:t>ta che SOLO NEL LSDB di r-1-1 è cambiato il numero di lsa network</w:t>
+      </w:r>
+    </w:p>
+    <w:p/>
+    <w:p>
+      <w:pPr>
+        <w:rPr>
+          <w:b/>
+          <w:bCs/>
+        </w:rPr>
+      </w:pPr>
+      <w:r>
+        <w:rPr>
+          <w:b/>
+          <w:bCs/>
+        </w:rPr>
+        <w:t>GRAFICI DEI RATE</w:t>
+      </w:r>
+    </w:p>
+    <w:p>
+      <w:r>
+        <w:t>abbiamo cambiamenti in:</w:t>
+      </w:r>
+    </w:p>
+    <w:p/>
+    <w:p>
+      <w:pPr>
+        <w:rPr>
+          <w:b/>
+          <w:bCs/>
+        </w:rPr>
+      </w:pPr>
+    </w:p>
+    <w:p/>
+    <w:p/>
+    <w:p/>
+    <w:p/>
+    <w:p/>
+    <w:p/>
+    <w:p/>
+    <w:p/>
+    <w:p/>
+    <w:p/>
+    <w:p/>
+    <w:p/>
+    <w:p/>
     <w:p>
       <w:pPr>
         <w:pStyle w:val="Heading1"/>
@@ -3033,7 +6699,14 @@
         <w:rPr>
           <w:strike/>
         </w:rPr>
-        <w:t>FRR Exporter non fornisce la metrica su quanti LSA vengono scambiati in totale. Quindi non è possibile, usando solo quello, avere un grafico del rate degli LSA scambiati, da cui, per esempio, si potrebbe vedere un aumento degli scambi in corrispondenza di cambi di topologia</w:t>
+        <w:t xml:space="preserve">FRR Exporter non fornisce la metrica su quanti LSA vengono scambiati in totale. Quindi non è possibile, usando solo quello, avere un grafico del rate degli LSA scambiati, da cui, per </w:t>
+      </w:r>
+      <w:r>
+        <w:rPr>
+          <w:strike/>
+        </w:rPr>
+        <w:lastRenderedPageBreak/>
+        <w:t>esempio, si potrebbe vedere un aumento degli scambi in corrispondenza di cambi di topologia</w:t>
       </w:r>
       <w:r>
         <w:rPr>
@@ -3077,7 +6750,6 @@
         <w:pStyle w:val="Heading2"/>
       </w:pPr>
       <w:r>
-        <w:lastRenderedPageBreak/>
         <w:t>Possibili sviluppi</w:t>
       </w:r>
     </w:p>
@@ -3093,7 +6765,7 @@
       <w:r>
         <w:t xml:space="preserve"> (</w:t>
       </w:r>
-      <w:hyperlink r:id="rId39" w:history="1">
+      <w:hyperlink r:id="rId91" w:history="1">
         <w:r>
           <w:rPr>
             <w:rStyle w:val="Hyperlink"/>
@@ -3229,6 +6901,7 @@
         <w:rPr>
           <w:noProof/>
         </w:rPr>
+        <w:lastRenderedPageBreak/>
         <w:drawing>
           <wp:inline distT="0" distB="0" distL="0" distR="0" wp14:anchorId="21438014" wp14:editId="48695E08">
             <wp:extent cx="6645910" cy="2470150"/>
@@ -3245,7 +6918,7 @@
                     <pic:cNvPicPr/>
                   </pic:nvPicPr>
                   <pic:blipFill>
-                    <a:blip r:embed="rId40"/>
+                    <a:blip r:embed="rId92"/>
                     <a:stretch>
                       <a:fillRect/>
                     </a:stretch>
@@ -3288,7 +6961,7 @@
                     <pic:cNvPicPr/>
                   </pic:nvPicPr>
                   <pic:blipFill>
-                    <a:blip r:embed="rId41"/>
+                    <a:blip r:embed="rId93"/>
                     <a:stretch>
                       <a:fillRect/>
                     </a:stretch>
@@ -3331,7 +7004,7 @@
                     <pic:cNvPicPr/>
                   </pic:nvPicPr>
                   <pic:blipFill>
-                    <a:blip r:embed="rId42"/>
+                    <a:blip r:embed="rId94"/>
                     <a:stretch>
                       <a:fillRect/>
                     </a:stretch>
@@ -3358,7 +7031,6 @@
         <w:rPr>
           <w:noProof/>
         </w:rPr>
-        <w:lastRenderedPageBreak/>
         <w:drawing>
           <wp:inline distT="0" distB="0" distL="0" distR="0" wp14:anchorId="09856F8C" wp14:editId="5F1506CE">
             <wp:extent cx="2171700" cy="2943225"/>
@@ -3375,7 +7047,7 @@
                     <pic:cNvPicPr/>
                   </pic:nvPicPr>
                   <pic:blipFill>
-                    <a:blip r:embed="rId43"/>
+                    <a:blip r:embed="rId95"/>
                     <a:stretch>
                       <a:fillRect/>
                     </a:stretch>
@@ -3418,7 +7090,7 @@
                     <pic:cNvPicPr/>
                   </pic:nvPicPr>
                   <pic:blipFill>
-                    <a:blip r:embed="rId44"/>
+                    <a:blip r:embed="rId96"/>
                     <a:stretch>
                       <a:fillRect/>
                     </a:stretch>
@@ -3739,6 +7411,22 @@
       </w:r>
     </w:p>
   </w:comment>
+  <w:comment w:id="7" w:author="Asia Perroni" w:date="2026-10-04T19:47:00Z" w:initials="AP">
+    <w:p>
+      <w:pPr>
+        <w:pStyle w:val="CommentText"/>
+      </w:pPr>
+      <w:r>
+        <w:rPr>
+          <w:rStyle w:val="CommentReference"/>
+        </w:rPr>
+        <w:annotationRef/>
+      </w:r>
+      <w:r>
+        <w:t>IMPORTANTE PER SNMP</w:t>
+      </w:r>
+    </w:p>
+  </w:comment>
 </w:comments>
 </file>
 
@@ -3751,6 +7439,7 @@
   <w15:commentEx w15:paraId="0C4BF864" w15:done="0"/>
   <w15:commentEx w15:paraId="3677460F" w15:done="0"/>
   <w15:commentEx w15:paraId="7B0EE513" w15:done="0"/>
+  <w15:commentEx w15:paraId="6B028F69" w15:done="0"/>
 </w15:commentsEx>
 </file>
 
@@ -3763,6 +7452,7 @@
   <w16cex:commentExtensible w16cex:durableId="0DC344C0" w16cex:dateUtc="2026-08-31T17:20:00Z"/>
   <w16cex:commentExtensible w16cex:durableId="6CE72A03" w16cex:dateUtc="2026-09-01T17:58:00Z"/>
   <w16cex:commentExtensible w16cex:durableId="5F8EA467" w16cex:dateUtc="2026-09-01T18:02:00Z"/>
+  <w16cex:commentExtensible w16cex:durableId="57C48665" w16cex:dateUtc="2026-10-04T17:47:00Z"/>
 </w16cex:commentsExtensible>
 </file>
 
@@ -3775,6 +7465,7 @@
   <w16cid:commentId w16cid:paraId="0C4BF864" w16cid:durableId="0DC344C0"/>
   <w16cid:commentId w16cid:paraId="3677460F" w16cid:durableId="6CE72A03"/>
   <w16cid:commentId w16cid:paraId="7B0EE513" w16cid:durableId="5F8EA467"/>
+  <w16cid:commentId w16cid:paraId="6B028F69" w16cid:durableId="57C48665"/>
 </w16cid:commentsIds>
 </file>
 
@@ -3998,6 +7689,119 @@
     </w:lvl>
   </w:abstractNum>
   <w:abstractNum w:abstractNumId="2" w15:restartNumberingAfterBreak="0">
+    <w:nsid w:val="1C5F1732"/>
+    <w:multiLevelType w:val="hybridMultilevel"/>
+    <w:tmpl w:val="13C6FBAE"/>
+    <w:lvl w:ilvl="0" w:tplc="08090001">
+      <w:start w:val="1"/>
+      <w:numFmt w:val="bullet"/>
+      <w:lvlText w:val=""/>
+      <w:lvlJc w:val="left"/>
+      <w:pPr>
+        <w:ind w:left="720" w:hanging="360"/>
+      </w:pPr>
+      <w:rPr>
+        <w:rFonts w:ascii="Symbol" w:hAnsi="Symbol" w:hint="default"/>
+      </w:rPr>
+    </w:lvl>
+    <w:lvl w:ilvl="1" w:tplc="08090003" w:tentative="1">
+      <w:start w:val="1"/>
+      <w:numFmt w:val="bullet"/>
+      <w:lvlText w:val="o"/>
+      <w:lvlJc w:val="left"/>
+      <w:pPr>
+        <w:ind w:left="1440" w:hanging="360"/>
+      </w:pPr>
+      <w:rPr>
+        <w:rFonts w:ascii="Courier New" w:hAnsi="Courier New" w:cs="Courier New" w:hint="default"/>
+      </w:rPr>
+    </w:lvl>
+    <w:lvl w:ilvl="2" w:tplc="08090005" w:tentative="1">
+      <w:start w:val="1"/>
+      <w:numFmt w:val="bullet"/>
+      <w:lvlText w:val=""/>
+      <w:lvlJc w:val="left"/>
+      <w:pPr>
+        <w:ind w:left="2160" w:hanging="360"/>
+      </w:pPr>
+      <w:rPr>
+        <w:rFonts w:ascii="Wingdings" w:hAnsi="Wingdings" w:hint="default"/>
+      </w:rPr>
+    </w:lvl>
+    <w:lvl w:ilvl="3" w:tplc="08090001" w:tentative="1">
+      <w:start w:val="1"/>
+      <w:numFmt w:val="bullet"/>
+      <w:lvlText w:val=""/>
+      <w:lvlJc w:val="left"/>
+      <w:pPr>
+        <w:ind w:left="2880" w:hanging="360"/>
+      </w:pPr>
+      <w:rPr>
+        <w:rFonts w:ascii="Symbol" w:hAnsi="Symbol" w:hint="default"/>
+      </w:rPr>
+    </w:lvl>
+    <w:lvl w:ilvl="4" w:tplc="08090003" w:tentative="1">
+      <w:start w:val="1"/>
+      <w:numFmt w:val="bullet"/>
+      <w:lvlText w:val="o"/>
+      <w:lvlJc w:val="left"/>
+      <w:pPr>
+        <w:ind w:left="3600" w:hanging="360"/>
+      </w:pPr>
+      <w:rPr>
+        <w:rFonts w:ascii="Courier New" w:hAnsi="Courier New" w:cs="Courier New" w:hint="default"/>
+      </w:rPr>
+    </w:lvl>
+    <w:lvl w:ilvl="5" w:tplc="08090005" w:tentative="1">
+      <w:start w:val="1"/>
+      <w:numFmt w:val="bullet"/>
+      <w:lvlText w:val=""/>
+      <w:lvlJc w:val="left"/>
+      <w:pPr>
+        <w:ind w:left="4320" w:hanging="360"/>
+      </w:pPr>
+      <w:rPr>
+        <w:rFonts w:ascii="Wingdings" w:hAnsi="Wingdings" w:hint="default"/>
+      </w:rPr>
+    </w:lvl>
+    <w:lvl w:ilvl="6" w:tplc="08090001" w:tentative="1">
+      <w:start w:val="1"/>
+      <w:numFmt w:val="bullet"/>
+      <w:lvlText w:val=""/>
+      <w:lvlJc w:val="left"/>
+      <w:pPr>
+        <w:ind w:left="5040" w:hanging="360"/>
+      </w:pPr>
+      <w:rPr>
+        <w:rFonts w:ascii="Symbol" w:hAnsi="Symbol" w:hint="default"/>
+      </w:rPr>
+    </w:lvl>
+    <w:lvl w:ilvl="7" w:tplc="08090003" w:tentative="1">
+      <w:start w:val="1"/>
+      <w:numFmt w:val="bullet"/>
+      <w:lvlText w:val="o"/>
+      <w:lvlJc w:val="left"/>
+      <w:pPr>
+        <w:ind w:left="5760" w:hanging="360"/>
+      </w:pPr>
+      <w:rPr>
+        <w:rFonts w:ascii="Courier New" w:hAnsi="Courier New" w:cs="Courier New" w:hint="default"/>
+      </w:rPr>
+    </w:lvl>
+    <w:lvl w:ilvl="8" w:tplc="08090005" w:tentative="1">
+      <w:start w:val="1"/>
+      <w:numFmt w:val="bullet"/>
+      <w:lvlText w:val=""/>
+      <w:lvlJc w:val="left"/>
+      <w:pPr>
+        <w:ind w:left="6480" w:hanging="360"/>
+      </w:pPr>
+      <w:rPr>
+        <w:rFonts w:ascii="Wingdings" w:hAnsi="Wingdings" w:hint="default"/>
+      </w:rPr>
+    </w:lvl>
+  </w:abstractNum>
+  <w:abstractNum w:abstractNumId="3" w15:restartNumberingAfterBreak="0">
     <w:nsid w:val="1CA94686"/>
     <w:multiLevelType w:val="hybridMultilevel"/>
     <w:tmpl w:val="9014D812"/>
@@ -4110,7 +7914,7 @@
       </w:rPr>
     </w:lvl>
   </w:abstractNum>
-  <w:abstractNum w:abstractNumId="3" w15:restartNumberingAfterBreak="0">
+  <w:abstractNum w:abstractNumId="4" w15:restartNumberingAfterBreak="0">
     <w:nsid w:val="378942C9"/>
     <w:multiLevelType w:val="hybridMultilevel"/>
     <w:tmpl w:val="B926658A"/>
@@ -4223,7 +8027,7 @@
       </w:rPr>
     </w:lvl>
   </w:abstractNum>
-  <w:abstractNum w:abstractNumId="4" w15:restartNumberingAfterBreak="0">
+  <w:abstractNum w:abstractNumId="5" w15:restartNumberingAfterBreak="0">
     <w:nsid w:val="37B02694"/>
     <w:multiLevelType w:val="hybridMultilevel"/>
     <w:tmpl w:val="7BF4CB46"/>
@@ -4336,7 +8140,7 @@
       </w:rPr>
     </w:lvl>
   </w:abstractNum>
-  <w:abstractNum w:abstractNumId="5" w15:restartNumberingAfterBreak="0">
+  <w:abstractNum w:abstractNumId="6" w15:restartNumberingAfterBreak="0">
     <w:nsid w:val="3D594576"/>
     <w:multiLevelType w:val="hybridMultilevel"/>
     <w:tmpl w:val="25826B28"/>
@@ -4449,7 +8253,7 @@
       </w:rPr>
     </w:lvl>
   </w:abstractNum>
-  <w:abstractNum w:abstractNumId="6" w15:restartNumberingAfterBreak="0">
+  <w:abstractNum w:abstractNumId="7" w15:restartNumberingAfterBreak="0">
     <w:nsid w:val="44430777"/>
     <w:multiLevelType w:val="hybridMultilevel"/>
     <w:tmpl w:val="0B7AB912"/>
@@ -4562,7 +8366,120 @@
       </w:rPr>
     </w:lvl>
   </w:abstractNum>
-  <w:abstractNum w:abstractNumId="7" w15:restartNumberingAfterBreak="0">
+  <w:abstractNum w:abstractNumId="8" w15:restartNumberingAfterBreak="0">
+    <w:nsid w:val="44E41884"/>
+    <w:multiLevelType w:val="hybridMultilevel"/>
+    <w:tmpl w:val="9D10EBAA"/>
+    <w:lvl w:ilvl="0" w:tplc="0809000F">
+      <w:start w:val="1"/>
+      <w:numFmt w:val="decimal"/>
+      <w:lvlText w:val="%1."/>
+      <w:lvlJc w:val="left"/>
+      <w:pPr>
+        <w:ind w:left="720" w:hanging="360"/>
+      </w:pPr>
+      <w:rPr>
+        <w:rFonts w:hint="default"/>
+      </w:rPr>
+    </w:lvl>
+    <w:lvl w:ilvl="1" w:tplc="08090003" w:tentative="1">
+      <w:start w:val="1"/>
+      <w:numFmt w:val="bullet"/>
+      <w:lvlText w:val="o"/>
+      <w:lvlJc w:val="left"/>
+      <w:pPr>
+        <w:ind w:left="1440" w:hanging="360"/>
+      </w:pPr>
+      <w:rPr>
+        <w:rFonts w:ascii="Courier New" w:hAnsi="Courier New" w:cs="Courier New" w:hint="default"/>
+      </w:rPr>
+    </w:lvl>
+    <w:lvl w:ilvl="2" w:tplc="08090005" w:tentative="1">
+      <w:start w:val="1"/>
+      <w:numFmt w:val="bullet"/>
+      <w:lvlText w:val=""/>
+      <w:lvlJc w:val="left"/>
+      <w:pPr>
+        <w:ind w:left="2160" w:hanging="360"/>
+      </w:pPr>
+      <w:rPr>
+        <w:rFonts w:ascii="Wingdings" w:hAnsi="Wingdings" w:hint="default"/>
+      </w:rPr>
+    </w:lvl>
+    <w:lvl w:ilvl="3" w:tplc="08090001" w:tentative="1">
+      <w:start w:val="1"/>
+      <w:numFmt w:val="bullet"/>
+      <w:lvlText w:val=""/>
+      <w:lvlJc w:val="left"/>
+      <w:pPr>
+        <w:ind w:left="2880" w:hanging="360"/>
+      </w:pPr>
+      <w:rPr>
+        <w:rFonts w:ascii="Symbol" w:hAnsi="Symbol" w:hint="default"/>
+      </w:rPr>
+    </w:lvl>
+    <w:lvl w:ilvl="4" w:tplc="08090003" w:tentative="1">
+      <w:start w:val="1"/>
+      <w:numFmt w:val="bullet"/>
+      <w:lvlText w:val="o"/>
+      <w:lvlJc w:val="left"/>
+      <w:pPr>
+        <w:ind w:left="3600" w:hanging="360"/>
+      </w:pPr>
+      <w:rPr>
+        <w:rFonts w:ascii="Courier New" w:hAnsi="Courier New" w:cs="Courier New" w:hint="default"/>
+      </w:rPr>
+    </w:lvl>
+    <w:lvl w:ilvl="5" w:tplc="08090005" w:tentative="1">
+      <w:start w:val="1"/>
+      <w:numFmt w:val="bullet"/>
+      <w:lvlText w:val=""/>
+      <w:lvlJc w:val="left"/>
+      <w:pPr>
+        <w:ind w:left="4320" w:hanging="360"/>
+      </w:pPr>
+      <w:rPr>
+        <w:rFonts w:ascii="Wingdings" w:hAnsi="Wingdings" w:hint="default"/>
+      </w:rPr>
+    </w:lvl>
+    <w:lvl w:ilvl="6" w:tplc="08090001" w:tentative="1">
+      <w:start w:val="1"/>
+      <w:numFmt w:val="bullet"/>
+      <w:lvlText w:val=""/>
+      <w:lvlJc w:val="left"/>
+      <w:pPr>
+        <w:ind w:left="5040" w:hanging="360"/>
+      </w:pPr>
+      <w:rPr>
+        <w:rFonts w:ascii="Symbol" w:hAnsi="Symbol" w:hint="default"/>
+      </w:rPr>
+    </w:lvl>
+    <w:lvl w:ilvl="7" w:tplc="08090003" w:tentative="1">
+      <w:start w:val="1"/>
+      <w:numFmt w:val="bullet"/>
+      <w:lvlText w:val="o"/>
+      <w:lvlJc w:val="left"/>
+      <w:pPr>
+        <w:ind w:left="5760" w:hanging="360"/>
+      </w:pPr>
+      <w:rPr>
+        <w:rFonts w:ascii="Courier New" w:hAnsi="Courier New" w:cs="Courier New" w:hint="default"/>
+      </w:rPr>
+    </w:lvl>
+    <w:lvl w:ilvl="8" w:tplc="08090005" w:tentative="1">
+      <w:start w:val="1"/>
+      <w:numFmt w:val="bullet"/>
+      <w:lvlText w:val=""/>
+      <w:lvlJc w:val="left"/>
+      <w:pPr>
+        <w:ind w:left="6480" w:hanging="360"/>
+      </w:pPr>
+      <w:rPr>
+        <w:rFonts w:ascii="Wingdings" w:hAnsi="Wingdings" w:hint="default"/>
+      </w:rPr>
+    </w:lvl>
+  </w:abstractNum>
+  <w:abstractNum w:abstractNumId="9" w15:restartNumberingAfterBreak="0">
     <w:nsid w:val="45CE3EFF"/>
     <w:multiLevelType w:val="hybridMultilevel"/>
     <w:tmpl w:val="19D6AE92"/>
@@ -4675,7 +8592,120 @@
       </w:rPr>
     </w:lvl>
   </w:abstractNum>
-  <w:abstractNum w:abstractNumId="8" w15:restartNumberingAfterBreak="0">
+  <w:abstractNum w:abstractNumId="10" w15:restartNumberingAfterBreak="0">
+    <w:nsid w:val="49435A8A"/>
+    <w:multiLevelType w:val="hybridMultilevel"/>
+    <w:tmpl w:val="4F5AB1F4"/>
+    <w:lvl w:ilvl="0" w:tplc="08090001">
+      <w:start w:val="1"/>
+      <w:numFmt w:val="bullet"/>
+      <w:lvlText w:val=""/>
+      <w:lvlJc w:val="left"/>
+      <w:pPr>
+        <w:ind w:left="720" w:hanging="360"/>
+      </w:pPr>
+      <w:rPr>
+        <w:rFonts w:ascii="Symbol" w:hAnsi="Symbol" w:hint="default"/>
+      </w:rPr>
+    </w:lvl>
+    <w:lvl w:ilvl="1" w:tplc="08090003" w:tentative="1">
+      <w:start w:val="1"/>
+      <w:numFmt w:val="bullet"/>
+      <w:lvlText w:val="o"/>
+      <w:lvlJc w:val="left"/>
+      <w:pPr>
+        <w:ind w:left="1440" w:hanging="360"/>
+      </w:pPr>
+      <w:rPr>
+        <w:rFonts w:ascii="Courier New" w:hAnsi="Courier New" w:cs="Courier New" w:hint="default"/>
+      </w:rPr>
+    </w:lvl>
+    <w:lvl w:ilvl="2" w:tplc="08090005" w:tentative="1">
+      <w:start w:val="1"/>
+      <w:numFmt w:val="bullet"/>
+      <w:lvlText w:val=""/>
+      <w:lvlJc w:val="left"/>
+      <w:pPr>
+        <w:ind w:left="2160" w:hanging="360"/>
+      </w:pPr>
+      <w:rPr>
+        <w:rFonts w:ascii="Wingdings" w:hAnsi="Wingdings" w:hint="default"/>
+      </w:rPr>
+    </w:lvl>
+    <w:lvl w:ilvl="3" w:tplc="08090001" w:tentative="1">
+      <w:start w:val="1"/>
+      <w:numFmt w:val="bullet"/>
+      <w:lvlText w:val=""/>
+      <w:lvlJc w:val="left"/>
+      <w:pPr>
+        <w:ind w:left="2880" w:hanging="360"/>
+      </w:pPr>
+      <w:rPr>
+        <w:rFonts w:ascii="Symbol" w:hAnsi="Symbol" w:hint="default"/>
+      </w:rPr>
+    </w:lvl>
+    <w:lvl w:ilvl="4" w:tplc="08090003" w:tentative="1">
+      <w:start w:val="1"/>
+      <w:numFmt w:val="bullet"/>
+      <w:lvlText w:val="o"/>
+      <w:lvlJc w:val="left"/>
+      <w:pPr>
+        <w:ind w:left="3600" w:hanging="360"/>
+      </w:pPr>
+      <w:rPr>
+        <w:rFonts w:ascii="Courier New" w:hAnsi="Courier New" w:cs="Courier New" w:hint="default"/>
+      </w:rPr>
+    </w:lvl>
+    <w:lvl w:ilvl="5" w:tplc="08090005" w:tentative="1">
+      <w:start w:val="1"/>
+      <w:numFmt w:val="bullet"/>
+      <w:lvlText w:val=""/>
+      <w:lvlJc w:val="left"/>
+      <w:pPr>
+        <w:ind w:left="4320" w:hanging="360"/>
+      </w:pPr>
+      <w:rPr>
+        <w:rFonts w:ascii="Wingdings" w:hAnsi="Wingdings" w:hint="default"/>
+      </w:rPr>
+    </w:lvl>
+    <w:lvl w:ilvl="6" w:tplc="08090001" w:tentative="1">
+      <w:start w:val="1"/>
+      <w:numFmt w:val="bullet"/>
+      <w:lvlText w:val=""/>
+      <w:lvlJc w:val="left"/>
+      <w:pPr>
+        <w:ind w:left="5040" w:hanging="360"/>
+      </w:pPr>
+      <w:rPr>
+        <w:rFonts w:ascii="Symbol" w:hAnsi="Symbol" w:hint="default"/>
+      </w:rPr>
+    </w:lvl>
+    <w:lvl w:ilvl="7" w:tplc="08090003" w:tentative="1">
+      <w:start w:val="1"/>
+      <w:numFmt w:val="bullet"/>
+      <w:lvlText w:val="o"/>
+      <w:lvlJc w:val="left"/>
+      <w:pPr>
+        <w:ind w:left="5760" w:hanging="360"/>
+      </w:pPr>
+      <w:rPr>
+        <w:rFonts w:ascii="Courier New" w:hAnsi="Courier New" w:cs="Courier New" w:hint="default"/>
+      </w:rPr>
+    </w:lvl>
+    <w:lvl w:ilvl="8" w:tplc="08090005" w:tentative="1">
+      <w:start w:val="1"/>
+      <w:numFmt w:val="bullet"/>
+      <w:lvlText w:val=""/>
+      <w:lvlJc w:val="left"/>
+      <w:pPr>
+        <w:ind w:left="6480" w:hanging="360"/>
+      </w:pPr>
+      <w:rPr>
+        <w:rFonts w:ascii="Wingdings" w:hAnsi="Wingdings" w:hint="default"/>
+      </w:rPr>
+    </w:lvl>
+  </w:abstractNum>
+  <w:abstractNum w:abstractNumId="11" w15:restartNumberingAfterBreak="0">
     <w:nsid w:val="4D447C0C"/>
     <w:multiLevelType w:val="hybridMultilevel"/>
     <w:tmpl w:val="6D1411CC"/>
@@ -4788,7 +8818,7 @@
       </w:rPr>
     </w:lvl>
   </w:abstractNum>
-  <w:abstractNum w:abstractNumId="9" w15:restartNumberingAfterBreak="0">
+  <w:abstractNum w:abstractNumId="12" w15:restartNumberingAfterBreak="0">
     <w:nsid w:val="626E614D"/>
     <w:multiLevelType w:val="hybridMultilevel"/>
     <w:tmpl w:val="013E029C"/>
@@ -4901,7 +8931,7 @@
       </w:rPr>
     </w:lvl>
   </w:abstractNum>
-  <w:abstractNum w:abstractNumId="10" w15:restartNumberingAfterBreak="0">
+  <w:abstractNum w:abstractNumId="13" w15:restartNumberingAfterBreak="0">
     <w:nsid w:val="66E94CED"/>
     <w:multiLevelType w:val="hybridMultilevel"/>
     <w:tmpl w:val="F06869DA"/>
@@ -5014,7 +9044,7 @@
       </w:rPr>
     </w:lvl>
   </w:abstractNum>
-  <w:abstractNum w:abstractNumId="11" w15:restartNumberingAfterBreak="0">
+  <w:abstractNum w:abstractNumId="14" w15:restartNumberingAfterBreak="0">
     <w:nsid w:val="68001295"/>
     <w:multiLevelType w:val="hybridMultilevel"/>
     <w:tmpl w:val="2918FE44"/>
@@ -5127,7 +9157,7 @@
       </w:rPr>
     </w:lvl>
   </w:abstractNum>
-  <w:abstractNum w:abstractNumId="12" w15:restartNumberingAfterBreak="0">
+  <w:abstractNum w:abstractNumId="15" w15:restartNumberingAfterBreak="0">
     <w:nsid w:val="6D204444"/>
     <w:multiLevelType w:val="hybridMultilevel"/>
     <w:tmpl w:val="28E6437C"/>
@@ -5240,7 +9270,7 @@
       </w:rPr>
     </w:lvl>
   </w:abstractNum>
-  <w:abstractNum w:abstractNumId="13" w15:restartNumberingAfterBreak="0">
+  <w:abstractNum w:abstractNumId="16" w15:restartNumberingAfterBreak="0">
     <w:nsid w:val="709432C0"/>
     <w:multiLevelType w:val="hybridMultilevel"/>
     <w:tmpl w:val="57826A8E"/>
@@ -5354,45 +9384,54 @@
     </w:lvl>
   </w:abstractNum>
   <w:num w:numId="1" w16cid:durableId="1572933778">
-    <w:abstractNumId w:val="13"/>
+    <w:abstractNumId w:val="16"/>
   </w:num>
   <w:num w:numId="2" w16cid:durableId="1457799526">
-    <w:abstractNumId w:val="3"/>
+    <w:abstractNumId w:val="4"/>
   </w:num>
   <w:num w:numId="3" w16cid:durableId="971865976">
-    <w:abstractNumId w:val="11"/>
+    <w:abstractNumId w:val="14"/>
   </w:num>
   <w:num w:numId="4" w16cid:durableId="1649213620">
-    <w:abstractNumId w:val="4"/>
+    <w:abstractNumId w:val="5"/>
   </w:num>
   <w:num w:numId="5" w16cid:durableId="404305344">
-    <w:abstractNumId w:val="5"/>
+    <w:abstractNumId w:val="6"/>
   </w:num>
   <w:num w:numId="6" w16cid:durableId="1743794581">
     <w:abstractNumId w:val="0"/>
   </w:num>
   <w:num w:numId="7" w16cid:durableId="1988703216">
-    <w:abstractNumId w:val="7"/>
+    <w:abstractNumId w:val="9"/>
   </w:num>
   <w:num w:numId="8" w16cid:durableId="2107535006">
-    <w:abstractNumId w:val="9"/>
+    <w:abstractNumId w:val="12"/>
   </w:num>
   <w:num w:numId="9" w16cid:durableId="1422096170">
-    <w:abstractNumId w:val="8"/>
+    <w:abstractNumId w:val="11"/>
   </w:num>
   <w:num w:numId="10" w16cid:durableId="1064330987">
     <w:abstractNumId w:val="1"/>
   </w:num>
   <w:num w:numId="11" w16cid:durableId="735397652">
+    <w:abstractNumId w:val="3"/>
+  </w:num>
+  <w:num w:numId="12" w16cid:durableId="849293626">
+    <w:abstractNumId w:val="7"/>
+  </w:num>
+  <w:num w:numId="13" w16cid:durableId="546646307">
+    <w:abstractNumId w:val="15"/>
+  </w:num>
+  <w:num w:numId="14" w16cid:durableId="1248659688">
+    <w:abstractNumId w:val="13"/>
+  </w:num>
+  <w:num w:numId="15" w16cid:durableId="63383888">
     <w:abstractNumId w:val="2"/>
   </w:num>
-  <w:num w:numId="12" w16cid:durableId="849293626">
-    <w:abstractNumId w:val="6"/>
+  <w:num w:numId="16" w16cid:durableId="1169171603">
+    <w:abstractNumId w:val="8"/>
   </w:num>
-  <w:num w:numId="13" w16cid:durableId="546646307">
-    <w:abstractNumId w:val="12"/>
-  </w:num>
-  <w:num w:numId="14" w16cid:durableId="1248659688">
+  <w:num w:numId="17" w16cid:durableId="1565528159">
     <w:abstractNumId w:val="10"/>
   </w:num>
 </w:numbering>
@@ -6590,6 +10629,69 @@
       </w:tblBorders>
     </w:tblPr>
   </w:style>
+  <w:style w:type="paragraph" w:styleId="Header">
+    <w:name w:val="header"/>
+    <w:basedOn w:val="Normal"/>
+    <w:link w:val="HeaderChar"/>
+    <w:uiPriority w:val="99"/>
+    <w:unhideWhenUsed/>
+    <w:rsid w:val="0068235C"/>
+    <w:pPr>
+      <w:tabs>
+        <w:tab w:val="center" w:pos="4513"/>
+        <w:tab w:val="right" w:pos="9026"/>
+      </w:tabs>
+      <w:spacing w:after="0" w:line="240" w:lineRule="auto"/>
+    </w:pPr>
+  </w:style>
+  <w:style w:type="character" w:customStyle="1" w:styleId="HeaderChar">
+    <w:name w:val="Header Char"/>
+    <w:basedOn w:val="DefaultParagraphFont"/>
+    <w:link w:val="Header"/>
+    <w:uiPriority w:val="99"/>
+    <w:rsid w:val="0068235C"/>
+  </w:style>
+  <w:style w:type="paragraph" w:styleId="Footer">
+    <w:name w:val="footer"/>
+    <w:basedOn w:val="Normal"/>
+    <w:link w:val="FooterChar"/>
+    <w:uiPriority w:val="99"/>
+    <w:unhideWhenUsed/>
+    <w:rsid w:val="0068235C"/>
+    <w:pPr>
+      <w:tabs>
+        <w:tab w:val="center" w:pos="4513"/>
+        <w:tab w:val="right" w:pos="9026"/>
+      </w:tabs>
+      <w:spacing w:after="0" w:line="240" w:lineRule="auto"/>
+    </w:pPr>
+  </w:style>
+  <w:style w:type="character" w:customStyle="1" w:styleId="FooterChar">
+    <w:name w:val="Footer Char"/>
+    <w:basedOn w:val="DefaultParagraphFont"/>
+    <w:link w:val="Footer"/>
+    <w:uiPriority w:val="99"/>
+    <w:rsid w:val="0068235C"/>
+  </w:style>
+  <w:style w:type="paragraph" w:styleId="Caption">
+    <w:name w:val="caption"/>
+    <w:basedOn w:val="Normal"/>
+    <w:next w:val="Normal"/>
+    <w:uiPriority w:val="35"/>
+    <w:unhideWhenUsed/>
+    <w:qFormat/>
+    <w:rsid w:val="00935A9B"/>
+    <w:pPr>
+      <w:spacing w:after="200" w:line="240" w:lineRule="auto"/>
+    </w:pPr>
+    <w:rPr>
+      <w:i/>
+      <w:iCs/>
+      <w:color w:val="0E2841" w:themeColor="text2"/>
+      <w:sz w:val="18"/>
+      <w:szCs w:val="18"/>
+    </w:rPr>
+  </w:style>
 </w:styles>
 </file>
 
